--- a/resume/resume.docx
+++ b/resume/resume.docx
@@ -11,8 +11,6 @@
           <w:b/>
           <w:bCs/>
           <w:color w:val="538135" w:themeColor="accent6" w:themeShade="BF"/>
-          <w:sz w:val="44"/>
-          <w:szCs w:val="44"/>
         </w:rPr>
         <w:sectPr>
           <w:pgSz w:w="12240" w:h="15840"/>
@@ -31,8 +29,6 @@
           <w:b/>
           <w:bCs/>
           <w:color w:val="538135" w:themeColor="accent6" w:themeShade="BF"/>
-          <w:sz w:val="44"/>
-          <w:szCs w:val="44"/>
         </w:rPr>
       </w:pPr>
       <w:r>
@@ -41,8 +37,6 @@
           <w:b/>
           <w:bCs/>
           <w:color w:val="538135" w:themeColor="accent6" w:themeShade="BF"/>
-          <w:sz w:val="44"/>
-          <w:szCs w:val="44"/>
         </w:rPr>
         <w:t>Alejandro Echeverria</w:t>
       </w:r>
@@ -52,33 +46,41 @@
         <w:spacing w:after="0" w:line="240" w:lineRule="auto"/>
         <w:rPr>
           <w:color w:val="385623" w:themeColor="accent6" w:themeShade="80"/>
-          <w:sz w:val="22"/>
-          <w:szCs w:val="22"/>
+          <w:sz w:val="20"/>
+          <w:szCs w:val="20"/>
         </w:rPr>
       </w:pPr>
       <w:r>
         <w:rPr>
           <w:color w:val="385623" w:themeColor="accent6" w:themeShade="80"/>
-          <w:sz w:val="22"/>
-          <w:szCs w:val="22"/>
+          <w:sz w:val="20"/>
+          <w:szCs w:val="20"/>
         </w:rPr>
         <w:t xml:space="preserve">Senior </w:t>
       </w:r>
       <w:r>
         <w:rPr>
           <w:color w:val="385623" w:themeColor="accent6" w:themeShade="80"/>
-          <w:sz w:val="22"/>
-          <w:szCs w:val="22"/>
-        </w:rPr>
-        <w:t xml:space="preserve">AI Solutions and </w:t>
+          <w:sz w:val="20"/>
+          <w:szCs w:val="20"/>
+        </w:rPr>
+        <w:t xml:space="preserve">Data and </w:t>
       </w:r>
       <w:r>
         <w:rPr>
           <w:color w:val="385623" w:themeColor="accent6" w:themeShade="80"/>
-          <w:sz w:val="22"/>
-          <w:szCs w:val="22"/>
-        </w:rPr>
-        <w:t>Software Engineer</w:t>
+          <w:sz w:val="20"/>
+          <w:szCs w:val="20"/>
+        </w:rPr>
+        <w:t xml:space="preserve">AI Solutions </w:t>
+      </w:r>
+      <w:r>
+        <w:rPr>
+          <w:color w:val="385623" w:themeColor="accent6" w:themeShade="80"/>
+          <w:sz w:val="20"/>
+          <w:szCs w:val="20"/>
+        </w:rPr>
+        <w:t>Engineer</w:t>
       </w:r>
     </w:p>
     <w:p>
@@ -87,8 +89,8 @@
         <w:jc w:val="right"/>
         <w:rPr>
           <w:rFonts w:cstheme="minorHAnsi"/>
-          <w:sz w:val="22"/>
-          <w:szCs w:val="22"/>
+          <w:sz w:val="20"/>
+          <w:szCs w:val="20"/>
         </w:rPr>
       </w:pPr>
       <w:hyperlink r:id="rId5" w:history="1">
@@ -96,10 +98,10 @@
           <w:rPr>
             <w:rStyle w:val="Hyperlink"/>
             <w:rFonts w:cstheme="minorHAnsi"/>
-            <w:sz w:val="22"/>
-            <w:szCs w:val="22"/>
+            <w:sz w:val="20"/>
+            <w:szCs w:val="20"/>
           </w:rPr>
-          <w:t>alejandro@alux.ing</w:t>
+          <w:t>aetxe.plus@outlook.com</w:t>
         </w:r>
       </w:hyperlink>
     </w:p>
@@ -107,19 +109,14 @@
       <w:pPr>
         <w:spacing w:after="0" w:line="240" w:lineRule="auto"/>
         <w:jc w:val="right"/>
-        <w:rPr>
-          <w:rFonts w:cstheme="minorHAnsi"/>
-          <w:sz w:val="22"/>
-          <w:szCs w:val="22"/>
-        </w:rPr>
       </w:pPr>
       <w:hyperlink r:id="rId6" w:history="1">
         <w:r>
           <w:rPr>
             <w:rStyle w:val="Hyperlink"/>
             <w:rFonts w:cstheme="minorHAnsi"/>
-            <w:sz w:val="22"/>
-            <w:szCs w:val="22"/>
+            <w:sz w:val="20"/>
+            <w:szCs w:val="20"/>
           </w:rPr>
           <w:t>https://linkedin.com/in/cuete</w:t>
         </w:r>
@@ -131,15 +128,37 @@
         <w:jc w:val="right"/>
         <w:rPr>
           <w:rFonts w:cstheme="minorHAnsi"/>
-          <w:sz w:val="22"/>
-          <w:szCs w:val="22"/>
-        </w:rPr>
-      </w:pPr>
-      <w:r>
+          <w:sz w:val="20"/>
+          <w:szCs w:val="20"/>
+        </w:rPr>
+      </w:pPr>
+      <w:hyperlink r:id="rId7" w:history="1">
+        <w:r>
+          <w:rPr>
+            <w:rStyle w:val="Hyperlink"/>
+            <w:rFonts w:cstheme="minorHAnsi"/>
+            <w:sz w:val="20"/>
+            <w:szCs w:val="20"/>
+          </w:rPr>
+          <w:t>https://github.com/cuete</w:t>
+        </w:r>
+      </w:hyperlink>
+    </w:p>
+    <w:p>
+      <w:pPr>
+        <w:spacing w:after="0" w:line="240" w:lineRule="auto"/>
+        <w:jc w:val="right"/>
         <w:rPr>
           <w:rFonts w:cstheme="minorHAnsi"/>
-          <w:sz w:val="22"/>
-          <w:szCs w:val="22"/>
+          <w:sz w:val="20"/>
+          <w:szCs w:val="20"/>
+        </w:rPr>
+      </w:pPr>
+      <w:r>
+        <w:rPr>
+          <w:rFonts w:cstheme="minorHAnsi"/>
+          <w:sz w:val="20"/>
+          <w:szCs w:val="20"/>
         </w:rPr>
         <w:t>+1 360.320.4060</w:t>
       </w:r>
@@ -149,6 +168,8 @@
         <w:spacing w:after="0" w:line="240" w:lineRule="auto"/>
         <w:rPr>
           <w:rFonts w:cstheme="minorHAnsi"/>
+          <w:sz w:val="22"/>
+          <w:szCs w:val="22"/>
         </w:rPr>
       </w:pPr>
     </w:p>
@@ -159,12 +180,16 @@
         <w:rPr>
           <w:rFonts w:asciiTheme="minorHAnsi" w:hAnsiTheme="minorHAnsi" w:cstheme="minorHAnsi"/>
           <w:color w:val="538135" w:themeColor="accent6" w:themeShade="BF"/>
+          <w:sz w:val="28"/>
+          <w:szCs w:val="28"/>
         </w:rPr>
       </w:pPr>
       <w:r>
         <w:rPr>
           <w:rFonts w:asciiTheme="minorHAnsi" w:hAnsiTheme="minorHAnsi" w:cstheme="minorBidi"/>
           <w:color w:val="538135" w:themeColor="accent6" w:themeShade="BF"/>
+          <w:sz w:val="28"/>
+          <w:szCs w:val="28"/>
         </w:rPr>
         <w:t>Professional Summary</w:t>
       </w:r>
@@ -174,16 +199,16 @@
         <w:spacing w:after="0" w:line="240" w:lineRule="auto"/>
         <w:ind w:left="720"/>
         <w:rPr>
-          <w:sz w:val="22"/>
-          <w:szCs w:val="22"/>
-        </w:rPr>
-      </w:pPr>
-      <w:r>
-        <w:rPr>
-          <w:sz w:val="22"/>
-          <w:szCs w:val="22"/>
-        </w:rPr>
-        <w:t>A highly skilled Full Stack Software Engineer, Alejandro excels in solutions architecture, AI-powered product development, and project management. He specializes in designing scalable, secure, AI-driven cloud systems, managing projects from conception to execution while ensuring alignment with business objectives. Alejandro leverages advanced cloud technologies and artificial intelligence tools to innovate and address complex challenges, continuously refining his expertise to adapt to the dynamic tech landscape.</w:t>
+          <w:sz w:val="20"/>
+          <w:szCs w:val="20"/>
+        </w:rPr>
+      </w:pPr>
+      <w:r>
+        <w:rPr>
+          <w:sz w:val="20"/>
+          <w:szCs w:val="20"/>
+        </w:rPr>
+        <w:t>A highly skilled Full Stack Senior Software Engineer, I excel in architecting data flows and AI-powered solutions. Using deep technical knowledge, dynamic project management and communication skills, I specialize in delivering scalable, secure, and compliant solutions that transform ambiguity and raw data into clear, actionable insights for industry leaders and research decision-makers.</w:t>
       </w:r>
     </w:p>
     <w:p>
@@ -191,6 +216,8 @@
         <w:spacing w:after="0" w:line="240" w:lineRule="auto"/>
         <w:rPr>
           <w:rFonts w:cstheme="minorHAnsi"/>
+          <w:sz w:val="22"/>
+          <w:szCs w:val="22"/>
         </w:rPr>
       </w:pPr>
     </w:p>
@@ -201,354 +228,306 @@
         <w:rPr>
           <w:rFonts w:asciiTheme="minorHAnsi" w:hAnsiTheme="minorHAnsi" w:cstheme="minorHAnsi"/>
           <w:color w:val="538135" w:themeColor="accent6" w:themeShade="BF"/>
+          <w:sz w:val="28"/>
+          <w:szCs w:val="28"/>
         </w:rPr>
       </w:pPr>
       <w:r>
         <w:rPr>
           <w:rFonts w:asciiTheme="minorHAnsi" w:hAnsiTheme="minorHAnsi" w:cstheme="minorBidi"/>
           <w:color w:val="538135" w:themeColor="accent6" w:themeShade="BF"/>
+          <w:sz w:val="28"/>
+          <w:szCs w:val="28"/>
         </w:rPr>
         <w:t>Technical Skills</w:t>
       </w:r>
     </w:p>
     <w:p>
       <w:pPr>
-        <w:numPr>
-          <w:ilvl w:val="0"/>
-          <w:numId w:val="1"/>
-        </w:numPr>
-        <w:spacing w:after="0" w:line="240" w:lineRule="auto"/>
-        <w:rPr>
-          <w:sz w:val="22"/>
-          <w:szCs w:val="22"/>
-        </w:rPr>
-      </w:pPr>
-      <w:r>
-        <w:rPr>
-          <w:sz w:val="22"/>
-          <w:szCs w:val="22"/>
-        </w:rPr>
-        <w:t>Solutions Architecture — designing comprehensive technical solutions, overseeing architecture, and driving successful implementation.</w:t>
-      </w:r>
-    </w:p>
-    <w:p>
-      <w:pPr>
-        <w:numPr>
-          <w:ilvl w:val="0"/>
-          <w:numId w:val="1"/>
-        </w:numPr>
-        <w:spacing w:after="0" w:line="240" w:lineRule="auto"/>
-        <w:rPr>
-          <w:sz w:val="22"/>
-          <w:szCs w:val="22"/>
-        </w:rPr>
-      </w:pPr>
-      <w:r>
-        <w:rPr>
-          <w:sz w:val="22"/>
-          <w:szCs w:val="22"/>
-        </w:rPr>
-        <w:t>Proficient in generative and analysis ML and AI, including Azure AI and OpenAI.</w:t>
-      </w:r>
-    </w:p>
-    <w:p>
-      <w:pPr>
-        <w:numPr>
-          <w:ilvl w:val="0"/>
-          <w:numId w:val="1"/>
-        </w:numPr>
-        <w:spacing w:after="0" w:line="240" w:lineRule="auto"/>
-        <w:rPr>
-          <w:sz w:val="22"/>
-          <w:szCs w:val="22"/>
-        </w:rPr>
-      </w:pPr>
-      <w:r>
-        <w:rPr>
-          <w:sz w:val="22"/>
-          <w:szCs w:val="22"/>
-        </w:rPr>
-        <w:t>Machine Learning frameworks like PyTorch and TensorFlow.</w:t>
-      </w:r>
-    </w:p>
-    <w:p>
-      <w:pPr>
-        <w:numPr>
-          <w:ilvl w:val="0"/>
-          <w:numId w:val="1"/>
-        </w:numPr>
-        <w:spacing w:after="0" w:line="240" w:lineRule="auto"/>
-        <w:rPr>
-          <w:sz w:val="22"/>
-          <w:szCs w:val="22"/>
-        </w:rPr>
-      </w:pPr>
-      <w:r>
-        <w:rPr>
-          <w:sz w:val="22"/>
-          <w:szCs w:val="22"/>
-        </w:rPr>
-        <w:t>Expert in cloud services architecture—particularly with Azure.</w:t>
-      </w:r>
-    </w:p>
-    <w:p>
-      <w:pPr>
-        <w:numPr>
-          <w:ilvl w:val="0"/>
-          <w:numId w:val="1"/>
-        </w:numPr>
-        <w:spacing w:after="0" w:line="240" w:lineRule="auto"/>
-        <w:rPr>
-          <w:sz w:val="22"/>
-          <w:szCs w:val="22"/>
-        </w:rPr>
-      </w:pPr>
-      <w:r>
-        <w:rPr>
-          <w:sz w:val="22"/>
-          <w:szCs w:val="22"/>
-        </w:rPr>
-        <w:t>Programming language polyglot; C#, Python, JavaScript, R, TypeScript, SQL, and PowerShell.</w:t>
-      </w:r>
-    </w:p>
-    <w:p>
-      <w:pPr>
-        <w:numPr>
-          <w:ilvl w:val="0"/>
-          <w:numId w:val="1"/>
-        </w:numPr>
-        <w:spacing w:after="0" w:line="240" w:lineRule="auto"/>
-        <w:rPr>
-          <w:sz w:val="22"/>
-          <w:szCs w:val="22"/>
-        </w:rPr>
-      </w:pPr>
-      <w:r>
-        <w:rPr>
-          <w:sz w:val="22"/>
-          <w:szCs w:val="22"/>
-        </w:rPr>
-        <w:t>Proficient in data structures, algorithms, design patterns, and performance principles.</w:t>
-      </w:r>
-    </w:p>
-    <w:p>
-      <w:pPr>
-        <w:numPr>
-          <w:ilvl w:val="0"/>
-          <w:numId w:val="1"/>
-        </w:numPr>
-        <w:spacing w:after="0" w:line="240" w:lineRule="auto"/>
-        <w:rPr>
-          <w:sz w:val="22"/>
-          <w:szCs w:val="22"/>
-        </w:rPr>
-      </w:pPr>
-      <w:r>
-        <w:rPr>
-          <w:sz w:val="22"/>
-          <w:szCs w:val="22"/>
-        </w:rPr>
-        <w:t>Frameworks expertise includes .Net, Node.js, Entity Framework, and Microsoft Fabric.</w:t>
-      </w:r>
-    </w:p>
-    <w:p>
-      <w:pPr>
-        <w:numPr>
-          <w:ilvl w:val="0"/>
-          <w:numId w:val="1"/>
-        </w:numPr>
-        <w:spacing w:after="0" w:line="240" w:lineRule="auto"/>
-        <w:rPr>
-          <w:sz w:val="22"/>
-          <w:szCs w:val="22"/>
-        </w:rPr>
-      </w:pPr>
-      <w:r>
-        <w:rPr>
-          <w:sz w:val="22"/>
-          <w:szCs w:val="22"/>
-        </w:rPr>
-        <w:t>Experience with databases and storage solutions such as SQL, NoSQL, Data Lake, Redis, and Blob.</w:t>
-      </w:r>
-    </w:p>
-    <w:p>
-      <w:pPr>
-        <w:numPr>
-          <w:ilvl w:val="0"/>
-          <w:numId w:val="1"/>
-        </w:numPr>
-        <w:spacing w:after="0" w:line="240" w:lineRule="auto"/>
-        <w:rPr>
-          <w:sz w:val="22"/>
-          <w:szCs w:val="22"/>
-        </w:rPr>
-      </w:pPr>
-      <w:r>
-        <w:rPr>
-          <w:sz w:val="22"/>
-          <w:szCs w:val="22"/>
-        </w:rPr>
-        <w:t>Cloud security and threat modeling expertise, including identity and authentication (SAML, OAuth2.0, SSO).</w:t>
-      </w:r>
-    </w:p>
-    <w:p>
-      <w:pPr>
-        <w:numPr>
-          <w:ilvl w:val="0"/>
-          <w:numId w:val="1"/>
-        </w:numPr>
-        <w:spacing w:after="0" w:line="240" w:lineRule="auto"/>
-        <w:rPr>
-          <w:sz w:val="22"/>
-          <w:szCs w:val="22"/>
-        </w:rPr>
-      </w:pPr>
-      <w:r>
-        <w:rPr>
-          <w:sz w:val="22"/>
-          <w:szCs w:val="22"/>
-        </w:rPr>
-        <w:t>Regulation-compliant implementations (GDPR, CCPA, HIPAA).</w:t>
-      </w:r>
-    </w:p>
-    <w:p>
-      <w:pPr>
-        <w:numPr>
-          <w:ilvl w:val="0"/>
-          <w:numId w:val="1"/>
-        </w:numPr>
-        <w:spacing w:after="0" w:line="240" w:lineRule="auto"/>
-        <w:rPr>
-          <w:sz w:val="22"/>
-          <w:szCs w:val="22"/>
-        </w:rPr>
-      </w:pPr>
-      <w:r>
-        <w:rPr>
-          <w:sz w:val="22"/>
-          <w:szCs w:val="22"/>
-        </w:rPr>
-        <w:t>Experience with Infrastructure as Code (IAC) using ARM and Terraform.</w:t>
-      </w:r>
-    </w:p>
-    <w:p>
-      <w:pPr>
-        <w:numPr>
-          <w:ilvl w:val="0"/>
-          <w:numId w:val="1"/>
-        </w:numPr>
-        <w:spacing w:after="0" w:line="240" w:lineRule="auto"/>
-        <w:rPr>
-          <w:sz w:val="22"/>
-          <w:szCs w:val="22"/>
-        </w:rPr>
-      </w:pPr>
-      <w:r>
-        <w:rPr>
-          <w:sz w:val="22"/>
-          <w:szCs w:val="22"/>
-        </w:rPr>
-        <w:t>Containerization and orchestration with Docker and Kubernetes.</w:t>
-      </w:r>
-    </w:p>
-    <w:p>
-      <w:pPr>
-        <w:numPr>
-          <w:ilvl w:val="0"/>
-          <w:numId w:val="1"/>
-        </w:numPr>
-        <w:spacing w:after="0" w:line="240" w:lineRule="auto"/>
-        <w:rPr>
-          <w:sz w:val="22"/>
-          <w:szCs w:val="22"/>
-        </w:rPr>
-      </w:pPr>
-      <w:r>
-        <w:rPr>
-          <w:sz w:val="22"/>
-          <w:szCs w:val="22"/>
-        </w:rPr>
-        <w:t>CI/CD tools and practices like Azure DevOps and GitHub Actions.</w:t>
-      </w:r>
-    </w:p>
-    <w:p>
-      <w:pPr>
-        <w:numPr>
-          <w:ilvl w:val="0"/>
-          <w:numId w:val="1"/>
-        </w:numPr>
-        <w:spacing w:after="0" w:line="240" w:lineRule="auto"/>
-        <w:rPr>
-          <w:sz w:val="22"/>
-          <w:szCs w:val="22"/>
-        </w:rPr>
-      </w:pPr>
-      <w:r>
-        <w:rPr>
-          <w:sz w:val="22"/>
-          <w:szCs w:val="22"/>
-        </w:rPr>
-        <w:t>Deep understanding of network protocols (TCP/IP, HTTP) and Zero Trust Network security model strategies.</w:t>
-      </w:r>
-    </w:p>
-    <w:p>
-      <w:pPr>
-        <w:numPr>
-          <w:ilvl w:val="0"/>
-          <w:numId w:val="1"/>
-        </w:numPr>
-        <w:spacing w:after="0" w:line="240" w:lineRule="auto"/>
-        <w:rPr>
-          <w:sz w:val="22"/>
-          <w:szCs w:val="22"/>
-        </w:rPr>
-      </w:pPr>
-      <w:r>
-        <w:rPr>
-          <w:sz w:val="22"/>
-          <w:szCs w:val="22"/>
-        </w:rPr>
-        <w:t>Linux systems administration and internals.</w:t>
-      </w:r>
-    </w:p>
-    <w:p>
-      <w:pPr>
-        <w:numPr>
-          <w:ilvl w:val="0"/>
-          <w:numId w:val="1"/>
-        </w:numPr>
-        <w:spacing w:after="0" w:line="240" w:lineRule="auto"/>
-        <w:rPr>
-          <w:sz w:val="22"/>
-          <w:szCs w:val="22"/>
-        </w:rPr>
-      </w:pPr>
-      <w:r>
-        <w:rPr>
-          <w:sz w:val="22"/>
-          <w:szCs w:val="22"/>
-        </w:rPr>
-        <w:t>Skilled in troubleshooting, incident management, escalation, and on-call crisis response.</w:t>
-      </w:r>
-    </w:p>
-    <w:p>
-      <w:pPr>
-        <w:numPr>
-          <w:ilvl w:val="0"/>
-          <w:numId w:val="1"/>
-        </w:numPr>
-        <w:spacing w:after="0" w:line="240" w:lineRule="auto"/>
-        <w:rPr>
-          <w:sz w:val="22"/>
-          <w:szCs w:val="22"/>
-        </w:rPr>
-      </w:pPr>
-      <w:r>
-        <w:rPr>
-          <w:sz w:val="22"/>
-          <w:szCs w:val="22"/>
-        </w:rPr>
-        <w:t>Comprehensive understanding of Software Development Lifecycle (SDL), including Scrum, Agile, and DevOps.</w:t>
+        <w:spacing w:after="0" w:line="240" w:lineRule="auto"/>
+        <w:ind w:left="720"/>
+        <w:rPr>
+          <w:sz w:val="20"/>
+          <w:szCs w:val="20"/>
+        </w:rPr>
+      </w:pPr>
+      <w:r>
+        <w:rPr>
+          <w:sz w:val="20"/>
+          <w:szCs w:val="20"/>
+        </w:rPr>
+        <w:t>• Solutions Architecture—designing comprehensive technical solutions, overseeing architecture, and driving successful implementation.</w:t>
+      </w:r>
+    </w:p>
+    <w:p>
+      <w:pPr>
+        <w:spacing w:after="0" w:line="240" w:lineRule="auto"/>
+        <w:ind w:left="720"/>
+        <w:rPr>
+          <w:sz w:val="20"/>
+          <w:szCs w:val="20"/>
+        </w:rPr>
+      </w:pPr>
+      <w:r>
+        <w:rPr>
+          <w:sz w:val="20"/>
+          <w:szCs w:val="20"/>
+        </w:rPr>
+        <w:t>• Proficient in generative and analysis ML and AI tools and models.</w:t>
+      </w:r>
+    </w:p>
+    <w:p>
+      <w:pPr>
+        <w:spacing w:after="0" w:line="240" w:lineRule="auto"/>
+        <w:ind w:left="720"/>
+        <w:rPr>
+          <w:sz w:val="20"/>
+          <w:szCs w:val="20"/>
+        </w:rPr>
+      </w:pPr>
+      <w:r>
+        <w:rPr>
+          <w:sz w:val="20"/>
+          <w:szCs w:val="20"/>
+        </w:rPr>
+        <w:t>• Expert in cloud architecture.</w:t>
+      </w:r>
+    </w:p>
+    <w:p>
+      <w:pPr>
+        <w:spacing w:after="0" w:line="240" w:lineRule="auto"/>
+        <w:ind w:left="720"/>
+        <w:rPr>
+          <w:sz w:val="20"/>
+          <w:szCs w:val="20"/>
+        </w:rPr>
+      </w:pPr>
+      <w:r>
+        <w:rPr>
+          <w:sz w:val="20"/>
+          <w:szCs w:val="20"/>
+        </w:rPr>
+        <w:t>• Programming language polyglot: C#, Python, JavaScript, R, TypeScript, SQL, and PowerShell.</w:t>
+      </w:r>
+    </w:p>
+    <w:p>
+      <w:pPr>
+        <w:spacing w:after="0" w:line="240" w:lineRule="auto"/>
+        <w:ind w:left="720"/>
+        <w:rPr>
+          <w:sz w:val="20"/>
+          <w:szCs w:val="20"/>
+        </w:rPr>
+      </w:pPr>
+      <w:r>
+        <w:rPr>
+          <w:sz w:val="20"/>
+          <w:szCs w:val="20"/>
+        </w:rPr>
+        <w:t>• Proficient in data structures, algorithms, design patterns, and performance principles.</w:t>
+      </w:r>
+    </w:p>
+    <w:p>
+      <w:pPr>
+        <w:spacing w:after="0" w:line="240" w:lineRule="auto"/>
+        <w:ind w:left="720"/>
+        <w:rPr>
+          <w:sz w:val="20"/>
+          <w:szCs w:val="20"/>
+        </w:rPr>
+      </w:pPr>
+      <w:r>
+        <w:rPr>
+          <w:sz w:val="20"/>
+          <w:szCs w:val="20"/>
+        </w:rPr>
+        <w:t>• Frameworks expertise includes .NET, Node.js, Entity Framework, and Microsoft Fabric.</w:t>
+      </w:r>
+    </w:p>
+    <w:p>
+      <w:pPr>
+        <w:spacing w:after="0" w:line="240" w:lineRule="auto"/>
+        <w:ind w:left="720"/>
+        <w:rPr>
+          <w:sz w:val="20"/>
+          <w:szCs w:val="20"/>
+        </w:rPr>
+      </w:pPr>
+      <w:r>
+        <w:rPr>
+          <w:sz w:val="20"/>
+          <w:szCs w:val="20"/>
+        </w:rPr>
+        <w:t>• Experience with databases and storage solutions such as SQL, NoSQL, Data Lake, Redis, and Blob.</w:t>
+      </w:r>
+    </w:p>
+    <w:p>
+      <w:pPr>
+        <w:spacing w:after="0" w:line="240" w:lineRule="auto"/>
+        <w:ind w:left="720"/>
+        <w:rPr>
+          <w:sz w:val="20"/>
+          <w:szCs w:val="20"/>
+        </w:rPr>
+      </w:pPr>
+      <w:r>
+        <w:rPr>
+          <w:sz w:val="20"/>
+          <w:szCs w:val="20"/>
+        </w:rPr>
+        <w:t>• Cloud security and threat modeling expertise, including identity and authentication (SAML, OAuth2.0, SSO).</w:t>
+      </w:r>
+    </w:p>
+    <w:p>
+      <w:pPr>
+        <w:spacing w:after="0" w:line="240" w:lineRule="auto"/>
+        <w:ind w:left="720"/>
+        <w:rPr>
+          <w:sz w:val="20"/>
+          <w:szCs w:val="20"/>
+        </w:rPr>
+      </w:pPr>
+      <w:r>
+        <w:rPr>
+          <w:sz w:val="20"/>
+          <w:szCs w:val="20"/>
+        </w:rPr>
+        <w:t>• Regulation-compliant implementations (GDPR, CCPA, HIPAA).</w:t>
+      </w:r>
+    </w:p>
+    <w:p>
+      <w:pPr>
+        <w:spacing w:after="0" w:line="240" w:lineRule="auto"/>
+        <w:ind w:left="720"/>
+        <w:rPr>
+          <w:sz w:val="20"/>
+          <w:szCs w:val="20"/>
+        </w:rPr>
+      </w:pPr>
+      <w:r>
+        <w:rPr>
+          <w:sz w:val="20"/>
+          <w:szCs w:val="20"/>
+        </w:rPr>
+        <w:t>• Experience with Infrastructure as Code (</w:t>
+      </w:r>
+      <w:proofErr w:type="spellStart"/>
+      <w:r>
+        <w:rPr>
+          <w:sz w:val="20"/>
+          <w:szCs w:val="20"/>
+        </w:rPr>
+        <w:t>IaC</w:t>
+      </w:r>
+      <w:proofErr w:type="spellEnd"/>
+      <w:r>
+        <w:rPr>
+          <w:sz w:val="20"/>
+          <w:szCs w:val="20"/>
+        </w:rPr>
+        <w:t>) using ARM and Terraform.</w:t>
+      </w:r>
+    </w:p>
+    <w:p>
+      <w:pPr>
+        <w:spacing w:after="0" w:line="240" w:lineRule="auto"/>
+        <w:ind w:left="720"/>
+        <w:rPr>
+          <w:sz w:val="20"/>
+          <w:szCs w:val="20"/>
+        </w:rPr>
+      </w:pPr>
+      <w:r>
+        <w:rPr>
+          <w:sz w:val="20"/>
+          <w:szCs w:val="20"/>
+        </w:rPr>
+        <w:t>• Containerization and orchestration with Docker and Kubernetes.</w:t>
+      </w:r>
+    </w:p>
+    <w:p>
+      <w:pPr>
+        <w:spacing w:after="0" w:line="240" w:lineRule="auto"/>
+        <w:ind w:left="720"/>
+        <w:rPr>
+          <w:sz w:val="20"/>
+          <w:szCs w:val="20"/>
+        </w:rPr>
+      </w:pPr>
+      <w:r>
+        <w:rPr>
+          <w:sz w:val="20"/>
+          <w:szCs w:val="20"/>
+        </w:rPr>
+        <w:t>• CI/CD tools and practices like Azure DevOps and GitHub Actions.</w:t>
+      </w:r>
+    </w:p>
+    <w:p>
+      <w:pPr>
+        <w:spacing w:after="0" w:line="240" w:lineRule="auto"/>
+        <w:ind w:left="720"/>
+        <w:rPr>
+          <w:sz w:val="20"/>
+          <w:szCs w:val="20"/>
+        </w:rPr>
+      </w:pPr>
+      <w:r>
+        <w:rPr>
+          <w:sz w:val="20"/>
+          <w:szCs w:val="20"/>
+        </w:rPr>
+        <w:t>• Deep understanding of network protocols (TCP/IP, HTTP) and Zero Trust Network security model strategies.</w:t>
+      </w:r>
+    </w:p>
+    <w:p>
+      <w:pPr>
+        <w:spacing w:after="0" w:line="240" w:lineRule="auto"/>
+        <w:ind w:left="720"/>
+        <w:rPr>
+          <w:sz w:val="20"/>
+          <w:szCs w:val="20"/>
+        </w:rPr>
+      </w:pPr>
+      <w:r>
+        <w:rPr>
+          <w:sz w:val="20"/>
+          <w:szCs w:val="20"/>
+        </w:rPr>
+        <w:t>• Linux systems administration and internals.</w:t>
+      </w:r>
+    </w:p>
+    <w:p>
+      <w:pPr>
+        <w:spacing w:after="0" w:line="240" w:lineRule="auto"/>
+        <w:ind w:left="720"/>
+        <w:rPr>
+          <w:sz w:val="20"/>
+          <w:szCs w:val="20"/>
+        </w:rPr>
+      </w:pPr>
+      <w:r>
+        <w:rPr>
+          <w:sz w:val="20"/>
+          <w:szCs w:val="20"/>
+        </w:rPr>
+        <w:t>• Skilled in troubleshooting, incident management, escalation, and on-call crisis response.</w:t>
+      </w:r>
+    </w:p>
+    <w:p>
+      <w:pPr>
+        <w:spacing w:after="0" w:line="240" w:lineRule="auto"/>
+        <w:ind w:left="720"/>
+        <w:rPr>
+          <w:sz w:val="20"/>
+          <w:szCs w:val="20"/>
+        </w:rPr>
+      </w:pPr>
+      <w:r>
+        <w:rPr>
+          <w:sz w:val="20"/>
+          <w:szCs w:val="20"/>
+        </w:rPr>
+        <w:t>• Comprehensive understanding of Software Development Lifecycle (SDL), including Scrum, Agile, and DevOps.</w:t>
       </w:r>
     </w:p>
     <w:p>
@@ -557,6 +536,8 @@
         <w:ind w:left="720"/>
         <w:rPr>
           <w:rFonts w:cstheme="minorHAnsi"/>
+          <w:sz w:val="22"/>
+          <w:szCs w:val="22"/>
         </w:rPr>
       </w:pPr>
     </w:p>
@@ -567,268 +548,211 @@
         <w:rPr>
           <w:rFonts w:asciiTheme="minorHAnsi" w:hAnsiTheme="minorHAnsi" w:cstheme="minorHAnsi"/>
           <w:color w:val="538135" w:themeColor="accent6" w:themeShade="BF"/>
+          <w:sz w:val="28"/>
+          <w:szCs w:val="28"/>
         </w:rPr>
       </w:pPr>
       <w:r>
         <w:rPr>
           <w:rFonts w:asciiTheme="minorHAnsi" w:hAnsiTheme="minorHAnsi" w:cstheme="minorHAnsi"/>
           <w:color w:val="538135" w:themeColor="accent6" w:themeShade="BF"/>
+          <w:sz w:val="28"/>
+          <w:szCs w:val="28"/>
         </w:rPr>
         <w:t>Soft Skills</w:t>
       </w:r>
     </w:p>
     <w:p>
       <w:pPr>
-        <w:numPr>
-          <w:ilvl w:val="0"/>
-          <w:numId w:val="1"/>
-        </w:numPr>
-        <w:spacing w:after="0" w:line="240" w:lineRule="auto"/>
-        <w:rPr>
-          <w:rFonts w:cstheme="minorHAnsi"/>
-          <w:sz w:val="22"/>
-          <w:szCs w:val="22"/>
-        </w:rPr>
-      </w:pPr>
-      <w:r>
-        <w:rPr>
-          <w:rFonts w:cstheme="minorHAnsi"/>
-          <w:sz w:val="22"/>
-          <w:szCs w:val="22"/>
-        </w:rPr>
-        <w:t>Technical project management: scoping, coordinating workflows, budgeting, and tracking deliverables.</w:t>
-      </w:r>
-    </w:p>
-    <w:p>
-      <w:pPr>
-        <w:numPr>
-          <w:ilvl w:val="0"/>
-          <w:numId w:val="1"/>
-        </w:numPr>
-        <w:spacing w:after="0" w:line="240" w:lineRule="auto"/>
-        <w:rPr>
-          <w:rFonts w:cstheme="minorHAnsi"/>
-          <w:sz w:val="22"/>
-          <w:szCs w:val="22"/>
-        </w:rPr>
-      </w:pPr>
-      <w:r>
-        <w:rPr>
-          <w:rFonts w:cstheme="minorHAnsi"/>
-          <w:sz w:val="22"/>
-          <w:szCs w:val="22"/>
-        </w:rPr>
-        <w:t>Workflow optimization</w:t>
-      </w:r>
-      <w:r>
-        <w:rPr>
-          <w:rFonts w:cstheme="minorHAnsi"/>
-          <w:sz w:val="22"/>
-          <w:szCs w:val="22"/>
-        </w:rPr>
-        <w:t xml:space="preserve"> and</w:t>
-      </w:r>
-      <w:r>
-        <w:rPr>
-          <w:rFonts w:cstheme="minorHAnsi"/>
-          <w:sz w:val="22"/>
-          <w:szCs w:val="22"/>
-        </w:rPr>
-        <w:t xml:space="preserve"> KPI-driven </w:t>
-      </w:r>
-      <w:r>
-        <w:rPr>
-          <w:rFonts w:cstheme="minorHAnsi"/>
-          <w:sz w:val="22"/>
-          <w:szCs w:val="22"/>
-        </w:rPr>
-        <w:t xml:space="preserve">project </w:t>
-      </w:r>
-      <w:r>
-        <w:rPr>
-          <w:rFonts w:cstheme="minorHAnsi"/>
-          <w:sz w:val="22"/>
-          <w:szCs w:val="22"/>
-        </w:rPr>
-        <w:t>delivery</w:t>
-      </w:r>
-      <w:r>
-        <w:rPr>
-          <w:rFonts w:cstheme="minorHAnsi"/>
-          <w:sz w:val="22"/>
-          <w:szCs w:val="22"/>
-        </w:rPr>
-        <w:t>.</w:t>
-      </w:r>
-    </w:p>
-    <w:p>
-      <w:pPr>
-        <w:numPr>
-          <w:ilvl w:val="0"/>
-          <w:numId w:val="1"/>
-        </w:numPr>
-        <w:spacing w:after="0" w:line="240" w:lineRule="auto"/>
-        <w:rPr>
-          <w:rFonts w:cstheme="minorHAnsi"/>
-          <w:sz w:val="22"/>
-          <w:szCs w:val="22"/>
-        </w:rPr>
-      </w:pPr>
-      <w:r>
-        <w:rPr>
-          <w:sz w:val="22"/>
-          <w:szCs w:val="22"/>
-        </w:rPr>
-        <w:t xml:space="preserve">Data-driven business insights, </w:t>
-      </w:r>
-      <w:r>
-        <w:rPr>
-          <w:sz w:val="22"/>
-          <w:szCs w:val="22"/>
-        </w:rPr>
-        <w:t>actionable metric creation from large raw data.</w:t>
-      </w:r>
-    </w:p>
-    <w:p>
-      <w:pPr>
-        <w:numPr>
-          <w:ilvl w:val="0"/>
-          <w:numId w:val="1"/>
-        </w:numPr>
-        <w:spacing w:after="0" w:line="240" w:lineRule="auto"/>
-        <w:rPr>
-          <w:rFonts w:cstheme="minorHAnsi"/>
-          <w:sz w:val="22"/>
-          <w:szCs w:val="22"/>
-        </w:rPr>
-      </w:pPr>
-      <w:r>
-        <w:rPr>
-          <w:sz w:val="22"/>
-          <w:szCs w:val="22"/>
-        </w:rPr>
-        <w:t>Collaborative and effective cross-team communication, both technical and non-technical.</w:t>
-      </w:r>
-    </w:p>
-    <w:p>
-      <w:pPr>
-        <w:numPr>
-          <w:ilvl w:val="0"/>
-          <w:numId w:val="1"/>
-        </w:numPr>
-        <w:spacing w:after="0" w:line="240" w:lineRule="auto"/>
-        <w:rPr>
-          <w:sz w:val="22"/>
-          <w:szCs w:val="22"/>
-        </w:rPr>
-      </w:pPr>
-      <w:r>
-        <w:rPr>
-          <w:sz w:val="22"/>
-          <w:szCs w:val="22"/>
-        </w:rPr>
-        <w:t>Analysis, attention to detail, and problem-solving.</w:t>
-      </w:r>
-    </w:p>
-    <w:p>
-      <w:pPr>
-        <w:numPr>
-          <w:ilvl w:val="0"/>
-          <w:numId w:val="1"/>
-        </w:numPr>
-        <w:spacing w:after="0" w:line="240" w:lineRule="auto"/>
-        <w:rPr>
-          <w:rFonts w:cstheme="minorHAnsi"/>
-          <w:sz w:val="22"/>
-          <w:szCs w:val="22"/>
-        </w:rPr>
-      </w:pPr>
-      <w:r>
-        <w:rPr>
-          <w:rFonts w:cstheme="minorHAnsi"/>
-          <w:sz w:val="22"/>
-          <w:szCs w:val="22"/>
-        </w:rPr>
-        <w:t>Leadership, initiative, motivation, and accountability.</w:t>
-      </w:r>
-    </w:p>
-    <w:p>
-      <w:pPr>
-        <w:numPr>
-          <w:ilvl w:val="0"/>
-          <w:numId w:val="1"/>
-        </w:numPr>
-        <w:spacing w:after="0" w:line="240" w:lineRule="auto"/>
-        <w:rPr>
-          <w:rFonts w:cstheme="minorHAnsi"/>
-          <w:sz w:val="22"/>
-          <w:szCs w:val="22"/>
-        </w:rPr>
-      </w:pPr>
-      <w:r>
-        <w:rPr>
-          <w:rFonts w:cstheme="minorHAnsi"/>
-          <w:sz w:val="22"/>
-          <w:szCs w:val="22"/>
-        </w:rPr>
-        <w:t>Adaptability and a mindset focused on continuous learning.</w:t>
-      </w:r>
-    </w:p>
-    <w:p>
-      <w:pPr>
-        <w:numPr>
-          <w:ilvl w:val="0"/>
-          <w:numId w:val="1"/>
-        </w:numPr>
-        <w:spacing w:after="0" w:line="240" w:lineRule="auto"/>
-        <w:rPr>
-          <w:sz w:val="22"/>
-          <w:szCs w:val="22"/>
-        </w:rPr>
-      </w:pPr>
-      <w:r>
-        <w:rPr>
-          <w:sz w:val="22"/>
-          <w:szCs w:val="22"/>
-        </w:rPr>
-        <w:t xml:space="preserve">Security-oriented, with a focus on data privacy and </w:t>
-      </w:r>
-      <w:r>
-        <w:rPr>
-          <w:sz w:val="22"/>
-          <w:szCs w:val="22"/>
-        </w:rPr>
-        <w:t>responsible use of AI.</w:t>
-      </w:r>
+        <w:spacing w:after="0" w:line="240" w:lineRule="auto"/>
+        <w:ind w:left="720"/>
+        <w:rPr>
+          <w:sz w:val="20"/>
+          <w:szCs w:val="20"/>
+        </w:rPr>
+      </w:pPr>
+      <w:r>
+        <w:rPr>
+          <w:sz w:val="20"/>
+          <w:szCs w:val="20"/>
+        </w:rPr>
+        <w:t>• Technical project management: scoping, coordinating workflows, budgeting, and tracking deliverables.</w:t>
+      </w:r>
+    </w:p>
+    <w:p>
+      <w:pPr>
+        <w:spacing w:after="0" w:line="240" w:lineRule="auto"/>
+        <w:ind w:left="720"/>
+        <w:rPr>
+          <w:sz w:val="20"/>
+          <w:szCs w:val="20"/>
+        </w:rPr>
+      </w:pPr>
+      <w:r>
+        <w:rPr>
+          <w:sz w:val="20"/>
+          <w:szCs w:val="20"/>
+        </w:rPr>
+        <w:t>• Industry and research experience.</w:t>
+      </w:r>
+    </w:p>
+    <w:p>
+      <w:pPr>
+        <w:spacing w:after="0" w:line="240" w:lineRule="auto"/>
+        <w:ind w:left="720"/>
+        <w:rPr>
+          <w:sz w:val="20"/>
+          <w:szCs w:val="20"/>
+        </w:rPr>
+      </w:pPr>
+      <w:r>
+        <w:rPr>
+          <w:sz w:val="20"/>
+          <w:szCs w:val="20"/>
+        </w:rPr>
+        <w:t>• Workflow optimization and KPI-driven project delivery.</w:t>
+      </w:r>
+    </w:p>
+    <w:p>
+      <w:pPr>
+        <w:spacing w:after="0" w:line="240" w:lineRule="auto"/>
+        <w:ind w:left="720"/>
+        <w:rPr>
+          <w:sz w:val="20"/>
+          <w:szCs w:val="20"/>
+        </w:rPr>
+      </w:pPr>
+      <w:r>
+        <w:rPr>
+          <w:sz w:val="20"/>
+          <w:szCs w:val="20"/>
+        </w:rPr>
+        <w:t>• Data-driven business insights, actionable metric creation from large raw data.</w:t>
+      </w:r>
+    </w:p>
+    <w:p>
+      <w:pPr>
+        <w:spacing w:after="0" w:line="240" w:lineRule="auto"/>
+        <w:ind w:left="720"/>
+        <w:rPr>
+          <w:sz w:val="20"/>
+          <w:szCs w:val="20"/>
+        </w:rPr>
+      </w:pPr>
+      <w:r>
+        <w:rPr>
+          <w:sz w:val="20"/>
+          <w:szCs w:val="20"/>
+        </w:rPr>
+        <w:t>• Collaborative and effective cross-team communication, both technical and non-technical.</w:t>
+      </w:r>
+    </w:p>
+    <w:p>
+      <w:pPr>
+        <w:spacing w:after="0" w:line="240" w:lineRule="auto"/>
+        <w:ind w:left="720"/>
+        <w:rPr>
+          <w:sz w:val="20"/>
+          <w:szCs w:val="20"/>
+        </w:rPr>
+      </w:pPr>
+      <w:r>
+        <w:rPr>
+          <w:sz w:val="20"/>
+          <w:szCs w:val="20"/>
+        </w:rPr>
+        <w:t>• Analysis, attention to detail, and problem-solving.</w:t>
+      </w:r>
+    </w:p>
+    <w:p>
+      <w:pPr>
+        <w:spacing w:after="0" w:line="240" w:lineRule="auto"/>
+        <w:ind w:left="720"/>
+        <w:rPr>
+          <w:sz w:val="20"/>
+          <w:szCs w:val="20"/>
+        </w:rPr>
+      </w:pPr>
+      <w:r>
+        <w:rPr>
+          <w:sz w:val="20"/>
+          <w:szCs w:val="20"/>
+        </w:rPr>
+        <w:t>• Leadership, initiative, motivation, and accountability.</w:t>
+      </w:r>
+    </w:p>
+    <w:p>
+      <w:pPr>
+        <w:spacing w:after="0" w:line="240" w:lineRule="auto"/>
+        <w:ind w:left="720"/>
+        <w:rPr>
+          <w:sz w:val="20"/>
+          <w:szCs w:val="20"/>
+        </w:rPr>
+      </w:pPr>
+      <w:r>
+        <w:rPr>
+          <w:sz w:val="20"/>
+          <w:szCs w:val="20"/>
+        </w:rPr>
+        <w:t>• Adaptability and a mindset focused on continuous learning.</w:t>
+      </w:r>
+    </w:p>
+    <w:p>
+      <w:pPr>
+        <w:spacing w:after="0" w:line="240" w:lineRule="auto"/>
+        <w:ind w:left="720"/>
+        <w:rPr>
+          <w:sz w:val="20"/>
+          <w:szCs w:val="20"/>
+        </w:rPr>
+      </w:pPr>
+      <w:r>
+        <w:rPr>
+          <w:sz w:val="20"/>
+          <w:szCs w:val="20"/>
+        </w:rPr>
+        <w:t>• Security-oriented, with a focus on data privacy and responsible use of AI.</w:t>
+      </w:r>
+    </w:p>
+    <w:p>
+      <w:pPr>
+        <w:spacing w:after="0" w:line="240" w:lineRule="auto"/>
+        <w:ind w:left="720"/>
+        <w:rPr>
+          <w:sz w:val="20"/>
+          <w:szCs w:val="20"/>
+        </w:rPr>
+      </w:pPr>
     </w:p>
     <w:p>
       <w:pPr>
         <w:pStyle w:val="Heading2"/>
         <w:spacing w:before="0" w:after="0" w:line="240" w:lineRule="auto"/>
         <w:rPr>
-          <w:rFonts w:cstheme="minorBidi"/>
-          <w:sz w:val="22"/>
-          <w:szCs w:val="22"/>
-        </w:rPr>
-      </w:pPr>
-    </w:p>
-    <w:p/>
-    <w:p>
-      <w:pPr>
-        <w:pStyle w:val="Heading2"/>
-        <w:spacing w:before="0" w:after="0" w:line="240" w:lineRule="auto"/>
-        <w:rPr>
           <w:rFonts w:asciiTheme="minorHAnsi" w:hAnsiTheme="minorHAnsi" w:cstheme="minorBidi"/>
           <w:color w:val="538135" w:themeColor="accent6" w:themeShade="BF"/>
+          <w:sz w:val="28"/>
+          <w:szCs w:val="28"/>
         </w:rPr>
       </w:pPr>
       <w:r>
         <w:rPr>
           <w:rFonts w:asciiTheme="minorHAnsi" w:hAnsiTheme="minorHAnsi" w:cstheme="minorBidi"/>
           <w:color w:val="538135" w:themeColor="accent6" w:themeShade="BF"/>
-        </w:rPr>
-        <w:lastRenderedPageBreak/>
+          <w:sz w:val="28"/>
+          <w:szCs w:val="28"/>
+        </w:rPr>
         <w:t>Professional Experience</w:t>
+      </w:r>
+      <w:r>
+        <w:rPr>
+          <w:rFonts w:asciiTheme="minorHAnsi" w:hAnsiTheme="minorHAnsi" w:cstheme="minorBidi"/>
+          <w:color w:val="538135" w:themeColor="accent6" w:themeShade="BF"/>
+          <w:sz w:val="28"/>
+          <w:szCs w:val="28"/>
+        </w:rPr>
+        <w:br/>
       </w:r>
     </w:p>
     <w:p>
@@ -838,8 +762,159 @@
         <w:rPr>
           <w:rFonts w:eastAsia="Times New Roman" w:cstheme="minorBidi"/>
           <w:color w:val="385623" w:themeColor="accent6" w:themeShade="80"/>
-          <w:sz w:val="24"/>
-          <w:szCs w:val="24"/>
+          <w:sz w:val="22"/>
+          <w:szCs w:val="22"/>
+          <w:lang w:eastAsia="es-GT"/>
+        </w:rPr>
+      </w:pPr>
+      <w:r>
+        <w:rPr>
+          <w:rFonts w:eastAsia="Times New Roman" w:cstheme="minorBidi"/>
+          <w:color w:val="385623" w:themeColor="accent6" w:themeShade="80"/>
+          <w:sz w:val="22"/>
+          <w:szCs w:val="22"/>
+          <w:lang w:eastAsia="es-GT"/>
+        </w:rPr>
+        <w:t>Senior Software Engineer</w:t>
+      </w:r>
+      <w:r>
+        <w:rPr>
+          <w:rFonts w:eastAsia="Times New Roman" w:cstheme="minorBidi"/>
+          <w:color w:val="385623" w:themeColor="accent6" w:themeShade="80"/>
+          <w:sz w:val="22"/>
+          <w:szCs w:val="22"/>
+          <w:lang w:eastAsia="es-GT"/>
+        </w:rPr>
+        <w:t xml:space="preserve"> (</w:t>
+      </w:r>
+      <w:r>
+        <w:rPr>
+          <w:rFonts w:eastAsia="Times New Roman" w:cstheme="minorBidi"/>
+          <w:color w:val="385623" w:themeColor="accent6" w:themeShade="80"/>
+          <w:sz w:val="22"/>
+          <w:szCs w:val="22"/>
+          <w:lang w:eastAsia="es-GT"/>
+        </w:rPr>
+        <w:t>Data and Statistical Modeling</w:t>
+      </w:r>
+      <w:r>
+        <w:rPr>
+          <w:rFonts w:eastAsia="Times New Roman" w:cstheme="minorBidi"/>
+          <w:color w:val="385623" w:themeColor="accent6" w:themeShade="80"/>
+          <w:sz w:val="22"/>
+          <w:szCs w:val="22"/>
+          <w:lang w:eastAsia="es-GT"/>
+        </w:rPr>
+        <w:t>)</w:t>
+      </w:r>
+      <w:r>
+        <w:rPr>
+          <w:rFonts w:eastAsia="Times New Roman" w:cstheme="minorBidi"/>
+          <w:color w:val="385623" w:themeColor="accent6" w:themeShade="80"/>
+          <w:sz w:val="22"/>
+          <w:szCs w:val="22"/>
+          <w:lang w:eastAsia="es-GT"/>
+        </w:rPr>
+        <w:t xml:space="preserve"> – Gates Foundation</w:t>
+      </w:r>
+    </w:p>
+    <w:p>
+      <w:pPr>
+        <w:spacing w:after="0" w:line="240" w:lineRule="auto"/>
+        <w:rPr>
+          <w:sz w:val="22"/>
+          <w:szCs w:val="22"/>
+        </w:rPr>
+      </w:pPr>
+      <w:r>
+        <w:rPr>
+          <w:i/>
+          <w:iCs/>
+          <w:sz w:val="18"/>
+          <w:szCs w:val="18"/>
+        </w:rPr>
+        <w:t xml:space="preserve">2025 - </w:t>
+      </w:r>
+      <w:r>
+        <w:rPr>
+          <w:i/>
+          <w:iCs/>
+          <w:sz w:val="18"/>
+          <w:szCs w:val="18"/>
+        </w:rPr>
+        <w:t>Current</w:t>
+      </w:r>
+    </w:p>
+    <w:p>
+      <w:pPr>
+        <w:spacing w:after="0" w:line="240" w:lineRule="auto"/>
+        <w:rPr>
+          <w:i/>
+          <w:iCs/>
+          <w:sz w:val="18"/>
+          <w:szCs w:val="18"/>
+        </w:rPr>
+      </w:pPr>
+      <w:r>
+        <w:rPr>
+          <w:i/>
+          <w:iCs/>
+          <w:sz w:val="18"/>
+          <w:szCs w:val="18"/>
+        </w:rPr>
+        <w:t>Seattle, WA</w:t>
+      </w:r>
+    </w:p>
+    <w:p>
+      <w:pPr>
+        <w:spacing w:after="0" w:line="240" w:lineRule="auto"/>
+        <w:ind w:left="720"/>
+        <w:rPr>
+          <w:sz w:val="20"/>
+          <w:szCs w:val="20"/>
+        </w:rPr>
+      </w:pPr>
+      <w:r>
+        <w:rPr>
+          <w:sz w:val="20"/>
+          <w:szCs w:val="20"/>
+        </w:rPr>
+        <w:t xml:space="preserve">At the Institute for Disease Modeling (IDM), I </w:t>
+      </w:r>
+      <w:proofErr w:type="gramStart"/>
+      <w:r>
+        <w:rPr>
+          <w:sz w:val="20"/>
+          <w:szCs w:val="20"/>
+        </w:rPr>
+        <w:t>collaborate</w:t>
+      </w:r>
+      <w:proofErr w:type="gramEnd"/>
+      <w:r>
+        <w:rPr>
+          <w:sz w:val="20"/>
+          <w:szCs w:val="20"/>
+        </w:rPr>
+        <w:t xml:space="preserve"> closely with global health researchers to transform complex epidemiology and simulation data into effective visualizations. These visual tools enable stakeholders to better interpret research findings and support data-driven decision-making in the context of infectious disease eradication efforts. I lead the prototyping and delivery of packaged solutions for direct adoption by our partner researchers in leading global health institutions and LMICs. I engage in identifying gaps within research data and processes, actively seeking collaboration </w:t>
+      </w:r>
+      <w:r>
+        <w:rPr>
+          <w:sz w:val="20"/>
+          <w:szCs w:val="20"/>
+        </w:rPr>
+        <w:lastRenderedPageBreak/>
+        <w:t>opportunities with experts to foster interdisciplinary partnerships, evaluate and recommend new technology adoption to maximize the Foundation's impact in the Global Health domain.</w:t>
+      </w:r>
+    </w:p>
+    <w:p>
+      <w:pPr>
+        <w:spacing w:after="0" w:line="240" w:lineRule="auto"/>
+        <w:ind w:left="720"/>
+        <w:rPr>
+          <w:rFonts w:eastAsia="Times New Roman"/>
+          <w:color w:val="385623" w:themeColor="accent6" w:themeShade="80"/>
+          <w:sz w:val="22"/>
+          <w:szCs w:val="22"/>
           <w:lang w:eastAsia="es-GT"/>
         </w:rPr>
       </w:pPr>
@@ -851,8 +926,8 @@
         <w:rPr>
           <w:rFonts w:eastAsia="Times New Roman" w:cstheme="minorBidi"/>
           <w:color w:val="385623" w:themeColor="accent6" w:themeShade="80"/>
-          <w:sz w:val="24"/>
-          <w:szCs w:val="24"/>
+          <w:sz w:val="22"/>
+          <w:szCs w:val="22"/>
           <w:lang w:eastAsia="es-GT"/>
         </w:rPr>
       </w:pPr>
@@ -860,8 +935,8 @@
         <w:rPr>
           <w:rFonts w:eastAsia="Times New Roman" w:cstheme="minorBidi"/>
           <w:color w:val="385623" w:themeColor="accent6" w:themeShade="80"/>
-          <w:sz w:val="24"/>
-          <w:szCs w:val="24"/>
+          <w:sz w:val="22"/>
+          <w:szCs w:val="22"/>
           <w:lang w:eastAsia="es-GT"/>
         </w:rPr>
         <w:t>Senior AI Solutions</w:t>
@@ -870,8 +945,8 @@
         <w:rPr>
           <w:rFonts w:eastAsia="Times New Roman" w:cstheme="minorBidi"/>
           <w:color w:val="385623" w:themeColor="accent6" w:themeShade="80"/>
-          <w:sz w:val="24"/>
-          <w:szCs w:val="24"/>
+          <w:sz w:val="22"/>
+          <w:szCs w:val="22"/>
           <w:lang w:eastAsia="es-GT"/>
         </w:rPr>
         <w:t xml:space="preserve"> </w:t>
@@ -880,8 +955,8 @@
         <w:rPr>
           <w:rFonts w:eastAsia="Times New Roman" w:cstheme="minorBidi"/>
           <w:color w:val="385623" w:themeColor="accent6" w:themeShade="80"/>
-          <w:sz w:val="24"/>
-          <w:szCs w:val="24"/>
+          <w:sz w:val="22"/>
+          <w:szCs w:val="22"/>
           <w:lang w:eastAsia="es-GT"/>
         </w:rPr>
         <w:t>Consultant –</w:t>
@@ -890,8 +965,8 @@
         <w:rPr>
           <w:rFonts w:eastAsia="Times New Roman" w:cstheme="minorBidi"/>
           <w:color w:val="385623" w:themeColor="accent6" w:themeShade="80"/>
-          <w:sz w:val="24"/>
-          <w:szCs w:val="24"/>
+          <w:sz w:val="22"/>
+          <w:szCs w:val="22"/>
           <w:lang w:eastAsia="es-GT"/>
         </w:rPr>
         <w:t xml:space="preserve"> </w:t>
@@ -900,8 +975,8 @@
         <w:rPr>
           <w:rFonts w:eastAsia="Times New Roman" w:cstheme="minorBidi"/>
           <w:color w:val="385623" w:themeColor="accent6" w:themeShade="80"/>
-          <w:sz w:val="24"/>
-          <w:szCs w:val="24"/>
+          <w:sz w:val="22"/>
+          <w:szCs w:val="22"/>
           <w:lang w:eastAsia="es-GT"/>
         </w:rPr>
         <w:t>Dura Digital</w:t>
@@ -910,15 +985,19 @@
     <w:p>
       <w:pPr>
         <w:spacing w:after="0" w:line="240" w:lineRule="auto"/>
+        <w:rPr>
+          <w:sz w:val="22"/>
+          <w:szCs w:val="22"/>
+        </w:rPr>
       </w:pPr>
       <w:r>
         <w:rPr>
           <w:i/>
           <w:iCs/>
-          <w:sz w:val="20"/>
-          <w:szCs w:val="20"/>
-        </w:rPr>
-        <w:t>Current</w:t>
+          <w:sz w:val="18"/>
+          <w:szCs w:val="18"/>
+        </w:rPr>
+        <w:t>2025</w:t>
       </w:r>
     </w:p>
     <w:p>
@@ -927,16 +1006,16 @@
         <w:rPr>
           <w:i/>
           <w:iCs/>
-          <w:sz w:val="20"/>
-          <w:szCs w:val="20"/>
+          <w:sz w:val="18"/>
+          <w:szCs w:val="18"/>
         </w:rPr>
       </w:pPr>
       <w:r>
         <w:rPr>
           <w:i/>
           <w:iCs/>
-          <w:sz w:val="20"/>
-          <w:szCs w:val="20"/>
+          <w:sz w:val="18"/>
+          <w:szCs w:val="18"/>
         </w:rPr>
         <w:t>Seattle</w:t>
       </w:r>
@@ -944,8 +1023,8 @@
         <w:rPr>
           <w:i/>
           <w:iCs/>
-          <w:sz w:val="20"/>
-          <w:szCs w:val="20"/>
+          <w:sz w:val="18"/>
+          <w:szCs w:val="18"/>
         </w:rPr>
         <w:t>, WA</w:t>
       </w:r>
@@ -955,109 +1034,28 @@
         <w:spacing w:after="0" w:line="240" w:lineRule="auto"/>
         <w:ind w:left="720"/>
         <w:rPr>
-          <w:sz w:val="22"/>
-          <w:szCs w:val="22"/>
-        </w:rPr>
-      </w:pPr>
-      <w:r>
-        <w:rPr>
-          <w:sz w:val="22"/>
-          <w:szCs w:val="22"/>
-        </w:rPr>
-        <w:t>S</w:t>
-      </w:r>
-      <w:r>
-        <w:rPr>
-          <w:sz w:val="22"/>
-          <w:szCs w:val="22"/>
-        </w:rPr>
-        <w:t>pecialize</w:t>
-      </w:r>
-      <w:r>
-        <w:rPr>
-          <w:sz w:val="22"/>
-          <w:szCs w:val="22"/>
-        </w:rPr>
-        <w:t>s</w:t>
-      </w:r>
-      <w:r>
-        <w:rPr>
-          <w:sz w:val="22"/>
-          <w:szCs w:val="22"/>
-        </w:rPr>
-        <w:t xml:space="preserve"> in crafting, developing, and deploying advanced artificial intelligence solutions tailored to diverse industries. </w:t>
-      </w:r>
-      <w:r>
-        <w:rPr>
-          <w:sz w:val="22"/>
-          <w:szCs w:val="22"/>
-        </w:rPr>
-        <w:t>B</w:t>
-      </w:r>
-      <w:r>
-        <w:rPr>
-          <w:sz w:val="22"/>
-          <w:szCs w:val="22"/>
-        </w:rPr>
-        <w:t>ridge</w:t>
-      </w:r>
-      <w:r>
-        <w:rPr>
-          <w:sz w:val="22"/>
-          <w:szCs w:val="22"/>
-        </w:rPr>
-        <w:t>s</w:t>
-      </w:r>
-      <w:r>
-        <w:rPr>
-          <w:sz w:val="22"/>
-          <w:szCs w:val="22"/>
-        </w:rPr>
-        <w:t xml:space="preserve"> business strategy with machine intelligence, enabling organizations to leverage AI for innovation, operational efficiency, and unlocking new value.</w:t>
-      </w:r>
-    </w:p>
-    <w:p>
-      <w:pPr>
-        <w:spacing w:after="0" w:line="240" w:lineRule="auto"/>
-        <w:ind w:left="720"/>
-        <w:rPr>
-          <w:sz w:val="22"/>
-          <w:szCs w:val="22"/>
-        </w:rPr>
-      </w:pPr>
-      <w:r>
-        <w:rPr>
-          <w:sz w:val="22"/>
-          <w:szCs w:val="22"/>
-        </w:rPr>
-        <w:t>C</w:t>
-      </w:r>
-      <w:r>
-        <w:rPr>
-          <w:sz w:val="22"/>
-          <w:szCs w:val="22"/>
-        </w:rPr>
-        <w:t>ollaborate with clients to identify business challenges and transform them into actionable AI-driven solutions, managing the entire project lifecycle—from conceptualization to deployment and performance evaluation.</w:t>
-      </w:r>
-    </w:p>
-    <w:p>
-      <w:pPr>
-        <w:spacing w:after="0" w:line="240" w:lineRule="auto"/>
-        <w:ind w:left="720"/>
-        <w:rPr>
-          <w:sz w:val="22"/>
-          <w:szCs w:val="22"/>
-        </w:rPr>
-      </w:pPr>
-      <w:r>
-        <w:rPr>
-          <w:sz w:val="22"/>
-          <w:szCs w:val="22"/>
-        </w:rPr>
-        <w:t>Dura Digital is a global IT consulting and services firm dedicated to delivering business, data, and AI-driven growth solutions.</w:t>
-      </w:r>
-    </w:p>
-    <w:p/>
+          <w:sz w:val="20"/>
+          <w:szCs w:val="20"/>
+        </w:rPr>
+      </w:pPr>
+      <w:r>
+        <w:rPr>
+          <w:sz w:val="20"/>
+          <w:szCs w:val="20"/>
+        </w:rPr>
+        <w:t>As Senior AI Solutions Consultant, I architected and delivered AI solutions for workflow automation in healthcare. I provided clarity to complex projects and drove business value by helping organizations adopt AI for greater efficiency. Solutions were secure, scalable, and compliant, enabling streamlined processes and unlocking new operational benefits. Dura Digital is a global IT consulting and services firm dedicated to delivering business, data, and AI-driven growth solutions.</w:t>
+      </w:r>
+    </w:p>
+    <w:p>
+      <w:pPr>
+        <w:spacing w:after="0" w:line="240" w:lineRule="auto"/>
+        <w:ind w:left="720"/>
+        <w:rPr>
+          <w:sz w:val="20"/>
+          <w:szCs w:val="20"/>
+        </w:rPr>
+      </w:pPr>
+    </w:p>
     <w:p>
       <w:pPr>
         <w:pStyle w:val="Heading3"/>
@@ -1065,8 +1063,8 @@
         <w:rPr>
           <w:rFonts w:eastAsia="Times New Roman" w:cstheme="minorBidi"/>
           <w:color w:val="385623" w:themeColor="accent6" w:themeShade="80"/>
-          <w:sz w:val="24"/>
-          <w:szCs w:val="24"/>
+          <w:sz w:val="22"/>
+          <w:szCs w:val="22"/>
           <w:bdr w:val="none" w:sz="0" w:space="0" w:color="auto" w:frame="1"/>
           <w:lang w:eastAsia="es-GT"/>
         </w:rPr>
@@ -1075,8 +1073,8 @@
         <w:rPr>
           <w:rFonts w:eastAsia="Times New Roman" w:cstheme="minorBidi"/>
           <w:color w:val="385623" w:themeColor="accent6" w:themeShade="80"/>
-          <w:sz w:val="24"/>
-          <w:szCs w:val="24"/>
+          <w:sz w:val="22"/>
+          <w:szCs w:val="22"/>
           <w:bdr w:val="none" w:sz="0" w:space="0" w:color="auto" w:frame="1"/>
           <w:lang w:eastAsia="es-GT"/>
         </w:rPr>
@@ -1090,8 +1088,8 @@
           <w:rFonts w:cstheme="minorHAnsi"/>
           <w:i/>
           <w:iCs/>
-          <w:sz w:val="20"/>
-          <w:szCs w:val="20"/>
+          <w:sz w:val="18"/>
+          <w:szCs w:val="18"/>
         </w:rPr>
       </w:pPr>
       <w:r>
@@ -1099,8 +1097,8 @@
           <w:rFonts w:cstheme="minorHAnsi"/>
           <w:i/>
           <w:iCs/>
-          <w:sz w:val="20"/>
-          <w:szCs w:val="20"/>
+          <w:sz w:val="18"/>
+          <w:szCs w:val="18"/>
         </w:rPr>
         <w:t>2019 – 2025</w:t>
       </w:r>
@@ -1112,8 +1110,8 @@
           <w:rFonts w:cstheme="minorHAnsi"/>
           <w:i/>
           <w:iCs/>
-          <w:sz w:val="20"/>
-          <w:szCs w:val="20"/>
+          <w:sz w:val="18"/>
+          <w:szCs w:val="18"/>
         </w:rPr>
       </w:pPr>
       <w:r>
@@ -1121,8 +1119,8 @@
           <w:rFonts w:cstheme="minorHAnsi"/>
           <w:i/>
           <w:iCs/>
-          <w:sz w:val="20"/>
-          <w:szCs w:val="20"/>
+          <w:sz w:val="18"/>
+          <w:szCs w:val="18"/>
         </w:rPr>
         <w:t>Redmond, WA</w:t>
       </w:r>
@@ -1132,159 +1130,16 @@
         <w:spacing w:after="0" w:line="240" w:lineRule="auto"/>
         <w:ind w:left="720"/>
         <w:rPr>
-          <w:sz w:val="22"/>
-          <w:szCs w:val="22"/>
-        </w:rPr>
-      </w:pPr>
-      <w:r>
-        <w:rPr>
-          <w:sz w:val="22"/>
-          <w:szCs w:val="22"/>
-        </w:rPr>
-        <w:t>R</w:t>
-      </w:r>
-      <w:r>
-        <w:rPr>
-          <w:sz w:val="22"/>
-          <w:szCs w:val="22"/>
-        </w:rPr>
-        <w:t xml:space="preserve">esponsible for </w:t>
-      </w:r>
-      <w:r>
-        <w:rPr>
-          <w:sz w:val="22"/>
-          <w:szCs w:val="22"/>
-        </w:rPr>
-        <w:t xml:space="preserve">driving </w:t>
-      </w:r>
-      <w:r>
-        <w:rPr>
-          <w:sz w:val="22"/>
-          <w:szCs w:val="22"/>
-        </w:rPr>
-        <w:t xml:space="preserve">the development of high-impact, large-scale enterprise cloud applications from initial business </w:t>
-      </w:r>
-      <w:r>
-        <w:rPr>
-          <w:sz w:val="22"/>
-          <w:szCs w:val="22"/>
-        </w:rPr>
-        <w:t>requirements</w:t>
-      </w:r>
-      <w:r>
-        <w:rPr>
-          <w:sz w:val="22"/>
-          <w:szCs w:val="22"/>
-        </w:rPr>
-        <w:t xml:space="preserve"> to maintenance and support. </w:t>
-      </w:r>
-      <w:r>
-        <w:rPr>
-          <w:sz w:val="22"/>
-          <w:szCs w:val="22"/>
-        </w:rPr>
-        <w:t>U</w:t>
-      </w:r>
-      <w:r>
-        <w:rPr>
-          <w:sz w:val="22"/>
-          <w:szCs w:val="22"/>
-        </w:rPr>
-        <w:t xml:space="preserve">tilized Azure cloud infrastructure, DevOps practices, CI/CD, AI/ML, and data analytics to deliver global, world-class enterprise software products. </w:t>
-      </w:r>
-      <w:r>
-        <w:rPr>
-          <w:sz w:val="22"/>
-          <w:szCs w:val="22"/>
-        </w:rPr>
-        <w:t>C</w:t>
-      </w:r>
-      <w:r>
-        <w:rPr>
-          <w:sz w:val="22"/>
-          <w:szCs w:val="22"/>
-        </w:rPr>
-        <w:t>onducted threat modeling and implemented zero-trust strategies to secure critical services and managed incident response for high-priority incidents and outages.</w:t>
-      </w:r>
-    </w:p>
-    <w:p>
-      <w:pPr>
-        <w:spacing w:after="0" w:line="240" w:lineRule="auto"/>
-        <w:ind w:left="720"/>
-        <w:rPr>
-          <w:sz w:val="22"/>
-          <w:szCs w:val="22"/>
-        </w:rPr>
-      </w:pPr>
-      <w:r>
-        <w:rPr>
-          <w:sz w:val="22"/>
-          <w:szCs w:val="22"/>
-        </w:rPr>
-        <w:t>D</w:t>
-      </w:r>
-      <w:r>
-        <w:rPr>
-          <w:sz w:val="22"/>
-          <w:szCs w:val="22"/>
-        </w:rPr>
-        <w:t>elivered global solutions for consumer and enterprise customer support, including</w:t>
-      </w:r>
-      <w:r>
-        <w:rPr>
-          <w:sz w:val="22"/>
-          <w:szCs w:val="22"/>
-        </w:rPr>
-        <w:t xml:space="preserve"> AI Services,</w:t>
-      </w:r>
-      <w:r>
-        <w:rPr>
-          <w:sz w:val="22"/>
-          <w:szCs w:val="22"/>
-        </w:rPr>
-        <w:t xml:space="preserve"> </w:t>
-      </w:r>
-      <w:r>
-        <w:rPr>
-          <w:sz w:val="22"/>
-          <w:szCs w:val="22"/>
-        </w:rPr>
-        <w:t>C</w:t>
-      </w:r>
-      <w:r>
-        <w:rPr>
-          <w:sz w:val="22"/>
-          <w:szCs w:val="22"/>
-        </w:rPr>
-        <w:t xml:space="preserve">ommunication </w:t>
-      </w:r>
-      <w:r>
-        <w:rPr>
-          <w:sz w:val="22"/>
-          <w:szCs w:val="22"/>
-        </w:rPr>
-        <w:t>S</w:t>
-      </w:r>
-      <w:r>
-        <w:rPr>
-          <w:sz w:val="22"/>
-          <w:szCs w:val="22"/>
-        </w:rPr>
-        <w:t>ervices, APIs,</w:t>
-      </w:r>
-      <w:r>
-        <w:rPr>
-          <w:sz w:val="22"/>
-          <w:szCs w:val="22"/>
-        </w:rPr>
-        <w:t xml:space="preserve"> </w:t>
-      </w:r>
-      <w:r>
-        <w:rPr>
-          <w:sz w:val="22"/>
-          <w:szCs w:val="22"/>
-        </w:rPr>
-        <w:t>machine learning and intelligent automation, speech recognition and analytics, cognitive tools, and metric processing and analysis while ensuring security and information privacy.</w:t>
+          <w:sz w:val="20"/>
+          <w:szCs w:val="20"/>
+        </w:rPr>
+      </w:pPr>
+      <w:r>
+        <w:rPr>
+          <w:sz w:val="20"/>
+          <w:szCs w:val="20"/>
+        </w:rPr>
+        <w:t>I was responsible for driving the development of high-impact, large-scale enterprise cloud applications from initial business requirements to maintenance and support. I utilized Azure cloud infrastructure, DevOps practices, CI/CD, AI/ML, and data analytics to deliver global, world-class enterprise software products. I conducted threat modeling and implemented zero-trust strategies to secure critical services and managed incident response for high-priority incidents and outages. I delivered global solutions for consumer and enterprise customer support, including AI Services, Communication Services, APIs, machine learning and intelligent automation, speech recognition and analytics, cognitive tools, and metric processing and analysis while ensuring security and information privacy.</w:t>
       </w:r>
     </w:p>
     <w:p>
@@ -1292,6 +1147,8 @@
         <w:spacing w:after="0" w:line="240" w:lineRule="auto"/>
         <w:rPr>
           <w:rFonts w:cstheme="minorHAnsi"/>
+          <w:sz w:val="22"/>
+          <w:szCs w:val="22"/>
         </w:rPr>
       </w:pPr>
     </w:p>
@@ -1302,8 +1159,8 @@
         <w:rPr>
           <w:rFonts w:eastAsia="Times New Roman" w:cstheme="minorBidi"/>
           <w:color w:val="385623" w:themeColor="accent6" w:themeShade="80"/>
-          <w:sz w:val="24"/>
-          <w:szCs w:val="24"/>
+          <w:sz w:val="22"/>
+          <w:szCs w:val="22"/>
           <w:bdr w:val="none" w:sz="0" w:space="0" w:color="auto" w:frame="1"/>
           <w:lang w:eastAsia="es-GT"/>
         </w:rPr>
@@ -1312,8 +1169,8 @@
         <w:rPr>
           <w:rFonts w:eastAsia="Times New Roman" w:cstheme="minorBidi"/>
           <w:color w:val="385623" w:themeColor="accent6" w:themeShade="80"/>
-          <w:sz w:val="24"/>
-          <w:szCs w:val="24"/>
+          <w:sz w:val="22"/>
+          <w:szCs w:val="22"/>
           <w:bdr w:val="none" w:sz="0" w:space="0" w:color="auto" w:frame="1"/>
           <w:lang w:eastAsia="es-GT"/>
         </w:rPr>
@@ -1323,8 +1180,8 @@
         <w:rPr>
           <w:rFonts w:eastAsia="Times New Roman" w:cstheme="minorBidi"/>
           <w:color w:val="385623" w:themeColor="accent6" w:themeShade="80"/>
-          <w:sz w:val="24"/>
-          <w:szCs w:val="24"/>
+          <w:sz w:val="22"/>
+          <w:szCs w:val="22"/>
           <w:bdr w:val="none" w:sz="0" w:space="0" w:color="auto" w:frame="1"/>
           <w:lang w:eastAsia="es-GT"/>
         </w:rPr>
@@ -1334,8 +1191,8 @@
         <w:rPr>
           <w:rFonts w:eastAsia="Times New Roman" w:cstheme="minorBidi"/>
           <w:color w:val="385623" w:themeColor="accent6" w:themeShade="80"/>
-          <w:sz w:val="24"/>
-          <w:szCs w:val="24"/>
+          <w:sz w:val="22"/>
+          <w:szCs w:val="22"/>
           <w:bdr w:val="none" w:sz="0" w:space="0" w:color="auto" w:frame="1"/>
           <w:lang w:eastAsia="es-GT"/>
         </w:rPr>
@@ -1349,8 +1206,8 @@
           <w:rFonts w:cstheme="minorHAnsi"/>
           <w:i/>
           <w:iCs/>
-          <w:sz w:val="20"/>
-          <w:szCs w:val="20"/>
+          <w:sz w:val="18"/>
+          <w:szCs w:val="18"/>
         </w:rPr>
       </w:pPr>
       <w:r>
@@ -1358,8 +1215,8 @@
           <w:rFonts w:cstheme="minorHAnsi"/>
           <w:i/>
           <w:iCs/>
-          <w:sz w:val="20"/>
-          <w:szCs w:val="20"/>
+          <w:sz w:val="18"/>
+          <w:szCs w:val="18"/>
         </w:rPr>
         <w:t>2017 – 2019</w:t>
       </w:r>
@@ -1371,8 +1228,8 @@
           <w:rFonts w:cstheme="minorHAnsi"/>
           <w:i/>
           <w:iCs/>
-          <w:sz w:val="20"/>
-          <w:szCs w:val="20"/>
+          <w:sz w:val="18"/>
+          <w:szCs w:val="18"/>
         </w:rPr>
       </w:pPr>
       <w:r>
@@ -1380,8 +1237,8 @@
           <w:rFonts w:cstheme="minorHAnsi"/>
           <w:i/>
           <w:iCs/>
-          <w:sz w:val="20"/>
-          <w:szCs w:val="20"/>
+          <w:sz w:val="18"/>
+          <w:szCs w:val="18"/>
         </w:rPr>
         <w:t>Redmond, WA</w:t>
       </w:r>
@@ -1391,30 +1248,26 @@
         <w:spacing w:after="0" w:line="240" w:lineRule="auto"/>
         <w:ind w:left="720"/>
         <w:rPr>
-          <w:sz w:val="22"/>
-          <w:szCs w:val="22"/>
-        </w:rPr>
-      </w:pPr>
-      <w:r>
-        <w:rPr>
-          <w:sz w:val="22"/>
-          <w:szCs w:val="22"/>
-        </w:rPr>
-        <w:t>De</w:t>
-      </w:r>
-      <w:r>
-        <w:rPr>
-          <w:sz w:val="22"/>
-          <w:szCs w:val="22"/>
-        </w:rPr>
-        <w:t>veloped secure, high-throughput, cloud applications at Microsoft's Core Platform Engineering Group. Developed APIs and microservices, identified and mitigated software vulnerabilities, enforced data privacy requirements, security, and compliance, implemented DevOps processes, and hardened resources and applications to meet world-class industry standards.</w:t>
-      </w:r>
-    </w:p>
-    <w:p>
-      <w:pPr>
-        <w:spacing w:after="0" w:line="240" w:lineRule="auto"/>
+          <w:sz w:val="20"/>
+          <w:szCs w:val="20"/>
+        </w:rPr>
+      </w:pPr>
+      <w:r>
+        <w:rPr>
+          <w:sz w:val="20"/>
+          <w:szCs w:val="20"/>
+        </w:rPr>
+        <w:t>I developed secure, high-throughput, cloud applications at Microsoft's Core Platform Engineering Group. I developed APIs and microservices, identified and mitigated software vulnerabilities, enforced data privacy requirements, security, and compliance, implemented DevOps processes, and hardened resources and applications to meet world-class industry standards.</w:t>
+      </w:r>
+    </w:p>
+    <w:p>
+      <w:pPr>
+        <w:spacing w:after="0" w:line="240" w:lineRule="auto"/>
+        <w:ind w:left="720"/>
         <w:rPr>
           <w:rFonts w:cstheme="minorHAnsi"/>
+          <w:sz w:val="22"/>
+          <w:szCs w:val="22"/>
         </w:rPr>
       </w:pPr>
     </w:p>
@@ -1425,8 +1278,8 @@
         <w:rPr>
           <w:rFonts w:eastAsia="Times New Roman" w:cstheme="minorBidi"/>
           <w:color w:val="385623" w:themeColor="accent6" w:themeShade="80"/>
-          <w:sz w:val="24"/>
-          <w:szCs w:val="24"/>
+          <w:sz w:val="22"/>
+          <w:szCs w:val="22"/>
           <w:bdr w:val="none" w:sz="0" w:space="0" w:color="auto" w:frame="1"/>
           <w:lang w:eastAsia="es-GT"/>
         </w:rPr>
@@ -1435,8 +1288,8 @@
         <w:rPr>
           <w:rFonts w:eastAsia="Times New Roman" w:cstheme="minorBidi"/>
           <w:color w:val="385623" w:themeColor="accent6" w:themeShade="80"/>
-          <w:sz w:val="24"/>
-          <w:szCs w:val="24"/>
+          <w:sz w:val="22"/>
+          <w:szCs w:val="22"/>
           <w:bdr w:val="none" w:sz="0" w:space="0" w:color="auto" w:frame="1"/>
           <w:lang w:eastAsia="es-GT"/>
         </w:rPr>
@@ -1450,8 +1303,8 @@
           <w:rFonts w:cstheme="minorHAnsi"/>
           <w:i/>
           <w:iCs/>
-          <w:sz w:val="20"/>
-          <w:szCs w:val="20"/>
+          <w:sz w:val="18"/>
+          <w:szCs w:val="18"/>
         </w:rPr>
       </w:pPr>
       <w:r>
@@ -1459,8 +1312,8 @@
           <w:rFonts w:cstheme="minorHAnsi"/>
           <w:i/>
           <w:iCs/>
-          <w:sz w:val="20"/>
-          <w:szCs w:val="20"/>
+          <w:sz w:val="18"/>
+          <w:szCs w:val="18"/>
         </w:rPr>
         <w:t>2012 – 2017</w:t>
       </w:r>
@@ -1472,8 +1325,8 @@
           <w:rFonts w:cstheme="minorHAnsi"/>
           <w:i/>
           <w:iCs/>
-          <w:sz w:val="20"/>
-          <w:szCs w:val="20"/>
+          <w:sz w:val="18"/>
+          <w:szCs w:val="18"/>
         </w:rPr>
       </w:pPr>
       <w:r>
@@ -1481,8 +1334,8 @@
           <w:rFonts w:cstheme="minorHAnsi"/>
           <w:i/>
           <w:iCs/>
-          <w:sz w:val="20"/>
-          <w:szCs w:val="20"/>
+          <w:sz w:val="18"/>
+          <w:szCs w:val="18"/>
         </w:rPr>
         <w:t>Seattle, WA</w:t>
       </w:r>
@@ -1492,23 +1345,16 @@
         <w:spacing w:after="0" w:line="240" w:lineRule="auto"/>
         <w:ind w:left="720"/>
         <w:rPr>
-          <w:sz w:val="22"/>
-          <w:szCs w:val="22"/>
-        </w:rPr>
-      </w:pPr>
-      <w:r>
-        <w:rPr>
-          <w:sz w:val="22"/>
-          <w:szCs w:val="22"/>
-        </w:rPr>
-        <w:t>De</w:t>
-      </w:r>
-      <w:r>
-        <w:rPr>
-          <w:sz w:val="22"/>
-          <w:szCs w:val="22"/>
-        </w:rPr>
-        <w:t>veloped and tested web services and databases handling confidential financial data and the time-sensitive royalty calculation processes. Areas of experience included .Net development, relational databases, message brokers, monitoring and integration platforms, CICD, DevOps and Agile methodologies, and on-call engineering support.</w:t>
+          <w:sz w:val="20"/>
+          <w:szCs w:val="20"/>
+        </w:rPr>
+      </w:pPr>
+      <w:r>
+        <w:rPr>
+          <w:sz w:val="20"/>
+          <w:szCs w:val="20"/>
+        </w:rPr>
+        <w:t>I developed and tested web services and databases handling confidential financial data and the time-sensitive royalty calculation processes. Areas of experience included .NET development, relational databases, message brokers, monitoring and integration platforms, CI/CD, DevOps and Agile methodologies, and on-call engineering support. Getty Images is the global leader in multimedia and royalty services.</w:t>
       </w:r>
     </w:p>
     <w:p>
@@ -1519,22 +1365,6 @@
           <w:rFonts w:cstheme="minorHAnsi"/>
           <w:sz w:val="22"/>
           <w:szCs w:val="22"/>
-        </w:rPr>
-      </w:pPr>
-      <w:r>
-        <w:rPr>
-          <w:rFonts w:cstheme="minorHAnsi"/>
-          <w:sz w:val="22"/>
-          <w:szCs w:val="22"/>
-        </w:rPr>
-        <w:t>Getty Images is the global leader in multimedia and royalty services.</w:t>
-      </w:r>
-    </w:p>
-    <w:p>
-      <w:pPr>
-        <w:spacing w:after="0" w:line="240" w:lineRule="auto"/>
-        <w:rPr>
-          <w:rFonts w:cstheme="minorHAnsi"/>
         </w:rPr>
       </w:pPr>
     </w:p>
@@ -1545,30 +1375,42 @@
         <w:rPr>
           <w:rFonts w:cstheme="minorBidi"/>
           <w:color w:val="385623" w:themeColor="accent6" w:themeShade="80"/>
-          <w:sz w:val="24"/>
-          <w:szCs w:val="24"/>
+          <w:sz w:val="22"/>
+          <w:szCs w:val="22"/>
         </w:rPr>
       </w:pPr>
       <w:r>
         <w:rPr>
           <w:rFonts w:eastAsia="Times New Roman" w:cstheme="minorBidi"/>
           <w:color w:val="385623" w:themeColor="accent6" w:themeShade="80"/>
-          <w:sz w:val="24"/>
-          <w:szCs w:val="24"/>
+          <w:sz w:val="22"/>
+          <w:szCs w:val="22"/>
           <w:bdr w:val="none" w:sz="0" w:space="0" w:color="auto" w:frame="1"/>
           <w:lang w:eastAsia="es-GT"/>
         </w:rPr>
         <w:t xml:space="preserve">Software Engineer in Test - </w:t>
       </w:r>
+      <w:proofErr w:type="spellStart"/>
       <w:r>
         <w:rPr>
           <w:rFonts w:eastAsia="Times New Roman" w:cstheme="minorBidi"/>
           <w:color w:val="385623" w:themeColor="accent6" w:themeShade="80"/>
-          <w:sz w:val="24"/>
-          <w:szCs w:val="24"/>
+          <w:sz w:val="22"/>
+          <w:szCs w:val="22"/>
           <w:lang w:eastAsia="es-GT"/>
         </w:rPr>
-        <w:t>iSoftStone Inc.</w:t>
+        <w:t>iSoftStone</w:t>
+      </w:r>
+      <w:proofErr w:type="spellEnd"/>
+      <w:r>
+        <w:rPr>
+          <w:rFonts w:eastAsia="Times New Roman" w:cstheme="minorBidi"/>
+          <w:color w:val="385623" w:themeColor="accent6" w:themeShade="80"/>
+          <w:sz w:val="22"/>
+          <w:szCs w:val="22"/>
+          <w:lang w:eastAsia="es-GT"/>
+        </w:rPr>
+        <w:t xml:space="preserve"> Inc.</w:t>
       </w:r>
     </w:p>
     <w:p>
@@ -1578,8 +1420,8 @@
           <w:rFonts w:cstheme="minorHAnsi"/>
           <w:i/>
           <w:iCs/>
-          <w:sz w:val="20"/>
-          <w:szCs w:val="20"/>
+          <w:sz w:val="18"/>
+          <w:szCs w:val="18"/>
         </w:rPr>
       </w:pPr>
       <w:r>
@@ -1587,8 +1429,8 @@
           <w:rFonts w:cstheme="minorHAnsi"/>
           <w:i/>
           <w:iCs/>
-          <w:sz w:val="20"/>
-          <w:szCs w:val="20"/>
+          <w:sz w:val="18"/>
+          <w:szCs w:val="18"/>
         </w:rPr>
         <w:t>2007 – 2012</w:t>
       </w:r>
@@ -1600,8 +1442,8 @@
           <w:rFonts w:cstheme="minorHAnsi"/>
           <w:i/>
           <w:iCs/>
-          <w:sz w:val="20"/>
-          <w:szCs w:val="20"/>
+          <w:sz w:val="18"/>
+          <w:szCs w:val="18"/>
         </w:rPr>
       </w:pPr>
       <w:r>
@@ -1609,8 +1451,8 @@
           <w:rFonts w:cstheme="minorHAnsi"/>
           <w:i/>
           <w:iCs/>
-          <w:sz w:val="20"/>
-          <w:szCs w:val="20"/>
+          <w:sz w:val="18"/>
+          <w:szCs w:val="18"/>
         </w:rPr>
         <w:t>Kirkland, WA</w:t>
       </w:r>
@@ -1620,80 +1462,40 @@
         <w:spacing w:after="0" w:line="240" w:lineRule="auto"/>
         <w:ind w:left="720"/>
         <w:rPr>
-          <w:sz w:val="22"/>
-          <w:szCs w:val="22"/>
-        </w:rPr>
-      </w:pPr>
-      <w:r>
-        <w:rPr>
-          <w:sz w:val="22"/>
-          <w:szCs w:val="22"/>
-        </w:rPr>
-        <w:t xml:space="preserve">Designed and executed automated tests for web, mobile, and desktop software products. I developed unit and integration tests for web applications and APIs using automated frameworks and custom scripting. </w:t>
-      </w:r>
-      <w:r>
-        <w:rPr>
-          <w:sz w:val="22"/>
-          <w:szCs w:val="22"/>
-        </w:rPr>
-        <w:t>W</w:t>
-      </w:r>
-      <w:r>
-        <w:rPr>
-          <w:sz w:val="22"/>
-          <w:szCs w:val="22"/>
-        </w:rPr>
-        <w:t xml:space="preserve">rote test plans, researched, and implemented test automation tools and frameworks. </w:t>
-      </w:r>
-      <w:r>
-        <w:rPr>
-          <w:sz w:val="22"/>
-          <w:szCs w:val="22"/>
-        </w:rPr>
-        <w:t>L</w:t>
-      </w:r>
-      <w:r>
-        <w:rPr>
-          <w:sz w:val="22"/>
-          <w:szCs w:val="22"/>
-        </w:rPr>
-        <w:t>ed offshore and on-site testing teams.</w:t>
-      </w:r>
-    </w:p>
-    <w:p>
-      <w:pPr>
-        <w:spacing w:after="0" w:line="240" w:lineRule="auto"/>
-        <w:ind w:left="720"/>
-        <w:rPr>
-          <w:rFonts w:cstheme="minorHAnsi"/>
-          <w:sz w:val="22"/>
-          <w:szCs w:val="22"/>
-        </w:rPr>
-      </w:pPr>
-      <w:r>
-        <w:rPr>
-          <w:rFonts w:cstheme="minorHAnsi"/>
-          <w:sz w:val="22"/>
-          <w:szCs w:val="22"/>
-        </w:rPr>
-        <w:t>iSoftStone is a global IT and business services provider for Fortune 100 technology companies.</w:t>
-      </w:r>
-    </w:p>
-    <w:p>
-      <w:pPr>
-        <w:spacing w:after="0" w:line="240" w:lineRule="auto"/>
-        <w:rPr>
-          <w:sz w:val="22"/>
-          <w:szCs w:val="22"/>
-        </w:rPr>
-      </w:pPr>
-    </w:p>
-    <w:p>
-      <w:pPr>
-        <w:spacing w:after="0" w:line="240" w:lineRule="auto"/>
-        <w:rPr>
-          <w:sz w:val="22"/>
-          <w:szCs w:val="22"/>
+          <w:sz w:val="20"/>
+          <w:szCs w:val="20"/>
+        </w:rPr>
+      </w:pPr>
+      <w:r>
+        <w:rPr>
+          <w:sz w:val="20"/>
+          <w:szCs w:val="20"/>
+        </w:rPr>
+        <w:t xml:space="preserve">I designed and executed automated tests for web, mobile, and desktop software products. I developed unit and integration tests for web applications and APIs using automated frameworks and custom scripting. I wrote test plans, researched, and implemented test automation tools and frameworks. I led offshore and on-site testing teams. </w:t>
+      </w:r>
+      <w:proofErr w:type="spellStart"/>
+      <w:r>
+        <w:rPr>
+          <w:sz w:val="20"/>
+          <w:szCs w:val="20"/>
+        </w:rPr>
+        <w:t>iSoftStone</w:t>
+      </w:r>
+      <w:proofErr w:type="spellEnd"/>
+      <w:r>
+        <w:rPr>
+          <w:sz w:val="20"/>
+          <w:szCs w:val="20"/>
+        </w:rPr>
+        <w:t xml:space="preserve"> is a global IT and business services provider for Fortune 100 technology companies.</w:t>
+      </w:r>
+    </w:p>
+    <w:p>
+      <w:pPr>
+        <w:spacing w:after="0" w:line="240" w:lineRule="auto"/>
+        <w:rPr>
+          <w:sz w:val="20"/>
+          <w:szCs w:val="20"/>
         </w:rPr>
       </w:pPr>
     </w:p>
@@ -1704,14 +1506,17 @@
         <w:rPr>
           <w:rFonts w:asciiTheme="minorHAnsi" w:hAnsiTheme="minorHAnsi" w:cstheme="minorBidi"/>
           <w:color w:val="538135" w:themeColor="accent6" w:themeShade="BF"/>
+          <w:sz w:val="28"/>
+          <w:szCs w:val="28"/>
         </w:rPr>
       </w:pPr>
       <w:r>
         <w:rPr>
           <w:rFonts w:asciiTheme="minorHAnsi" w:hAnsiTheme="minorHAnsi" w:cstheme="minorBidi"/>
           <w:color w:val="538135" w:themeColor="accent6" w:themeShade="BF"/>
-        </w:rPr>
-        <w:lastRenderedPageBreak/>
+          <w:sz w:val="28"/>
+          <w:szCs w:val="28"/>
+        </w:rPr>
         <w:t>Education</w:t>
       </w:r>
     </w:p>
@@ -1722,8 +1527,8 @@
         <w:rPr>
           <w:rFonts w:eastAsia="Times New Roman" w:cstheme="minorBidi"/>
           <w:color w:val="385623" w:themeColor="accent6" w:themeShade="80"/>
-          <w:sz w:val="24"/>
-          <w:szCs w:val="24"/>
+          <w:sz w:val="22"/>
+          <w:szCs w:val="22"/>
           <w:bdr w:val="none" w:sz="0" w:space="0" w:color="auto" w:frame="1"/>
           <w:lang w:eastAsia="es-GT"/>
         </w:rPr>
@@ -1732,8 +1537,8 @@
         <w:rPr>
           <w:rFonts w:eastAsia="Times New Roman" w:cstheme="minorBidi"/>
           <w:color w:val="385623" w:themeColor="accent6" w:themeShade="80"/>
-          <w:sz w:val="24"/>
-          <w:szCs w:val="24"/>
+          <w:sz w:val="22"/>
+          <w:szCs w:val="22"/>
           <w:bdr w:val="none" w:sz="0" w:space="0" w:color="auto" w:frame="1"/>
           <w:lang w:eastAsia="es-GT"/>
         </w:rPr>
@@ -1746,16 +1551,16 @@
         <w:ind w:firstLine="720"/>
         <w:rPr>
           <w:rFonts w:cstheme="minorHAnsi"/>
-          <w:sz w:val="22"/>
-          <w:szCs w:val="22"/>
+          <w:sz w:val="20"/>
+          <w:szCs w:val="20"/>
           <w:lang w:val="es-MX"/>
         </w:rPr>
       </w:pPr>
       <w:r>
         <w:rPr>
           <w:rFonts w:cstheme="minorHAnsi"/>
-          <w:sz w:val="22"/>
-          <w:szCs w:val="22"/>
+          <w:sz w:val="20"/>
+          <w:szCs w:val="20"/>
           <w:lang w:val="es-MX"/>
         </w:rPr>
         <w:t>Universidad del Valle de Guatemala</w:t>
@@ -1766,6 +1571,8 @@
         <w:spacing w:after="0" w:line="240" w:lineRule="auto"/>
         <w:rPr>
           <w:rFonts w:cstheme="minorHAnsi"/>
+          <w:sz w:val="22"/>
+          <w:szCs w:val="22"/>
           <w:lang w:val="es-MX"/>
         </w:rPr>
       </w:pPr>
@@ -1777,15 +1584,23 @@
         <w:rPr>
           <w:rFonts w:asciiTheme="minorHAnsi" w:hAnsiTheme="minorHAnsi" w:cstheme="minorBidi"/>
           <w:color w:val="538135" w:themeColor="accent6" w:themeShade="BF"/>
-        </w:rPr>
-      </w:pPr>
+          <w:sz w:val="28"/>
+          <w:szCs w:val="28"/>
+          <w:lang w:val="es-US"/>
+        </w:rPr>
+      </w:pPr>
+      <w:proofErr w:type="spellStart"/>
       <w:r>
         <w:rPr>
           <w:rFonts w:asciiTheme="minorHAnsi" w:hAnsiTheme="minorHAnsi" w:cstheme="minorBidi"/>
           <w:color w:val="538135" w:themeColor="accent6" w:themeShade="BF"/>
+          <w:sz w:val="28"/>
+          <w:szCs w:val="28"/>
+          <w:lang w:val="es-US"/>
         </w:rPr>
         <w:t>Certifications</w:t>
       </w:r>
+      <w:proofErr w:type="spellEnd"/>
     </w:p>
     <w:p>
       <w:pPr>
@@ -1797,15 +1612,15 @@
         <w:spacing w:after="0" w:line="240" w:lineRule="auto"/>
         <w:rPr>
           <w:rFonts w:cstheme="minorHAnsi"/>
-          <w:sz w:val="22"/>
-          <w:szCs w:val="22"/>
+          <w:sz w:val="20"/>
+          <w:szCs w:val="20"/>
         </w:rPr>
       </w:pPr>
       <w:r>
         <w:rPr>
           <w:rFonts w:cstheme="minorHAnsi"/>
-          <w:sz w:val="22"/>
-          <w:szCs w:val="22"/>
+          <w:sz w:val="20"/>
+          <w:szCs w:val="20"/>
         </w:rPr>
         <w:t>Azure Security Engineer Associate, Microsoft</w:t>
       </w:r>
@@ -1820,15 +1635,15 @@
         <w:spacing w:after="0" w:line="240" w:lineRule="auto"/>
         <w:rPr>
           <w:rFonts w:cstheme="minorHAnsi"/>
-          <w:sz w:val="22"/>
-          <w:szCs w:val="22"/>
+          <w:sz w:val="20"/>
+          <w:szCs w:val="20"/>
         </w:rPr>
       </w:pPr>
       <w:r>
         <w:rPr>
           <w:rFonts w:cstheme="minorHAnsi"/>
-          <w:sz w:val="22"/>
-          <w:szCs w:val="22"/>
+          <w:sz w:val="20"/>
+          <w:szCs w:val="20"/>
         </w:rPr>
         <w:t>Solutions Architecture, University of Washington</w:t>
       </w:r>
@@ -1842,63 +1657,63 @@
         </w:numPr>
         <w:spacing w:after="0" w:line="240" w:lineRule="auto"/>
         <w:rPr>
-          <w:sz w:val="22"/>
-          <w:szCs w:val="22"/>
-        </w:rPr>
-      </w:pPr>
-      <w:r>
-        <w:rPr>
-          <w:sz w:val="22"/>
-          <w:szCs w:val="22"/>
+          <w:sz w:val="20"/>
+          <w:szCs w:val="20"/>
+        </w:rPr>
+      </w:pPr>
+      <w:r>
+        <w:rPr>
+          <w:sz w:val="20"/>
+          <w:szCs w:val="20"/>
         </w:rPr>
         <w:t>Telecommunications</w:t>
       </w:r>
       <w:r>
         <w:rPr>
-          <w:sz w:val="22"/>
-          <w:szCs w:val="22"/>
+          <w:sz w:val="20"/>
+          <w:szCs w:val="20"/>
         </w:rPr>
         <w:t xml:space="preserve"> and Networks</w:t>
       </w:r>
       <w:r>
         <w:rPr>
-          <w:sz w:val="22"/>
-          <w:szCs w:val="22"/>
+          <w:sz w:val="20"/>
+          <w:szCs w:val="20"/>
         </w:rPr>
         <w:t>, Am</w:t>
       </w:r>
       <w:r>
         <w:rPr>
-          <w:sz w:val="22"/>
-          <w:szCs w:val="22"/>
+          <w:sz w:val="20"/>
+          <w:szCs w:val="20"/>
         </w:rPr>
         <w:t>e</w:t>
       </w:r>
       <w:r>
         <w:rPr>
-          <w:sz w:val="22"/>
-          <w:szCs w:val="22"/>
+          <w:sz w:val="20"/>
+          <w:szCs w:val="20"/>
         </w:rPr>
         <w:t>rica M</w:t>
       </w:r>
       <w:r>
         <w:rPr>
-          <w:sz w:val="22"/>
-          <w:szCs w:val="22"/>
+          <w:sz w:val="20"/>
+          <w:szCs w:val="20"/>
         </w:rPr>
         <w:t>o</w:t>
       </w:r>
       <w:r>
         <w:rPr>
-          <w:sz w:val="22"/>
-          <w:szCs w:val="22"/>
+          <w:sz w:val="20"/>
+          <w:szCs w:val="20"/>
         </w:rPr>
         <w:t>vi</w:t>
       </w:r>
       <w:r>
         <w:rPr>
-          <w:sz w:val="22"/>
-          <w:szCs w:val="22"/>
+          <w:sz w:val="20"/>
+          <w:szCs w:val="20"/>
         </w:rPr>
         <w:t>l</w:t>
       </w:r>
@@ -2551,6 +2366,7 @@
   <w:style w:type="paragraph" w:default="1" w:styleId="Normal">
     <w:name w:val="Normal"/>
     <w:qFormat/>
+    <w:rsid w:val="008123A2"/>
   </w:style>
   <w:style w:type="paragraph" w:styleId="Heading1">
     <w:name w:val="heading 1"/>
@@ -2623,7 +2439,6 @@
     <w:next w:val="Normal"/>
     <w:link w:val="Heading4Char"/>
     <w:uiPriority w:val="9"/>
-    <w:semiHidden/>
     <w:unhideWhenUsed/>
     <w:qFormat/>
     <w:rsid w:val="00043F99"/>

--- a/resume/resume.docx
+++ b/resume/resume.docx
@@ -101,7 +101,7 @@
             <w:sz w:val="20"/>
             <w:szCs w:val="20"/>
           </w:rPr>
-          <w:t>aetxe.plus@outlook.com</w:t>
+          <w:t>nablaservices@outlook.com</w:t>
         </w:r>
       </w:hyperlink>
     </w:p>
@@ -341,6 +341,101 @@
           <w:sz w:val="20"/>
           <w:szCs w:val="20"/>
         </w:rPr>
+        <w:t>• Experience with Infrastructure as Code (</w:t>
+      </w:r>
+      <w:proofErr w:type="spellStart"/>
+      <w:r>
+        <w:rPr>
+          <w:sz w:val="20"/>
+          <w:szCs w:val="20"/>
+        </w:rPr>
+        <w:t>IaC</w:t>
+      </w:r>
+      <w:proofErr w:type="spellEnd"/>
+      <w:r>
+        <w:rPr>
+          <w:sz w:val="20"/>
+          <w:szCs w:val="20"/>
+        </w:rPr>
+        <w:t>) using ARM and Terraform.</w:t>
+      </w:r>
+    </w:p>
+    <w:p>
+      <w:pPr>
+        <w:spacing w:after="0" w:line="240" w:lineRule="auto"/>
+        <w:ind w:left="720"/>
+        <w:rPr>
+          <w:sz w:val="20"/>
+          <w:szCs w:val="20"/>
+        </w:rPr>
+      </w:pPr>
+      <w:r>
+        <w:rPr>
+          <w:sz w:val="20"/>
+          <w:szCs w:val="20"/>
+        </w:rPr>
+        <w:t>• CI/CD tools and practices like Azure DevOps</w:t>
+      </w:r>
+      <w:r>
+        <w:rPr>
+          <w:sz w:val="20"/>
+          <w:szCs w:val="20"/>
+        </w:rPr>
+        <w:t xml:space="preserve">, </w:t>
+      </w:r>
+      <w:r>
+        <w:rPr>
+          <w:sz w:val="20"/>
+          <w:szCs w:val="20"/>
+        </w:rPr>
+        <w:t>GitHub Actions</w:t>
+      </w:r>
+      <w:r>
+        <w:rPr>
+          <w:sz w:val="20"/>
+          <w:szCs w:val="20"/>
+        </w:rPr>
+        <w:t>, and Drone.</w:t>
+      </w:r>
+    </w:p>
+    <w:p>
+      <w:pPr>
+        <w:spacing w:after="0" w:line="240" w:lineRule="auto"/>
+        <w:ind w:left="720"/>
+        <w:rPr>
+          <w:sz w:val="20"/>
+          <w:szCs w:val="20"/>
+        </w:rPr>
+      </w:pPr>
+      <w:r>
+        <w:rPr>
+          <w:sz w:val="20"/>
+          <w:szCs w:val="20"/>
+        </w:rPr>
+        <w:t>• Containerization and orchestration with Docker and Kubernetes</w:t>
+      </w:r>
+      <w:r>
+        <w:rPr>
+          <w:sz w:val="20"/>
+          <w:szCs w:val="20"/>
+        </w:rPr>
+        <w:t>.</w:t>
+      </w:r>
+    </w:p>
+    <w:p>
+      <w:pPr>
+        <w:spacing w:after="0" w:line="240" w:lineRule="auto"/>
+        <w:ind w:left="720"/>
+        <w:rPr>
+          <w:sz w:val="20"/>
+          <w:szCs w:val="20"/>
+        </w:rPr>
+      </w:pPr>
+      <w:r>
+        <w:rPr>
+          <w:sz w:val="20"/>
+          <w:szCs w:val="20"/>
+        </w:rPr>
         <w:t>• Frameworks expertise includes .NET, Node.js, Entity Framework, and Microsoft Fabric.</w:t>
       </w:r>
     </w:p>
@@ -375,6 +470,23 @@
           <w:sz w:val="20"/>
           <w:szCs w:val="20"/>
         </w:rPr>
+        <w:t>• Comprehensive understanding of Software Development Lifecycle (SDL), including Scrum, Agile, and DevOps.</w:t>
+      </w:r>
+    </w:p>
+    <w:p>
+      <w:pPr>
+        <w:spacing w:after="0" w:line="240" w:lineRule="auto"/>
+        <w:ind w:left="720"/>
+        <w:rPr>
+          <w:sz w:val="20"/>
+          <w:szCs w:val="20"/>
+        </w:rPr>
+      </w:pPr>
+      <w:r>
+        <w:rPr>
+          <w:sz w:val="20"/>
+          <w:szCs w:val="20"/>
+        </w:rPr>
         <w:t>• Cloud security and threat modeling expertise, including identity and authentication (SAML, OAuth2.0, SSO).</w:t>
       </w:r>
     </w:p>
@@ -409,73 +521,6 @@
           <w:sz w:val="20"/>
           <w:szCs w:val="20"/>
         </w:rPr>
-        <w:t>• Experience with Infrastructure as Code (</w:t>
-      </w:r>
-      <w:proofErr w:type="spellStart"/>
-      <w:r>
-        <w:rPr>
-          <w:sz w:val="20"/>
-          <w:szCs w:val="20"/>
-        </w:rPr>
-        <w:t>IaC</w:t>
-      </w:r>
-      <w:proofErr w:type="spellEnd"/>
-      <w:r>
-        <w:rPr>
-          <w:sz w:val="20"/>
-          <w:szCs w:val="20"/>
-        </w:rPr>
-        <w:t>) using ARM and Terraform.</w:t>
-      </w:r>
-    </w:p>
-    <w:p>
-      <w:pPr>
-        <w:spacing w:after="0" w:line="240" w:lineRule="auto"/>
-        <w:ind w:left="720"/>
-        <w:rPr>
-          <w:sz w:val="20"/>
-          <w:szCs w:val="20"/>
-        </w:rPr>
-      </w:pPr>
-      <w:r>
-        <w:rPr>
-          <w:sz w:val="20"/>
-          <w:szCs w:val="20"/>
-        </w:rPr>
-        <w:t>• Containerization and orchestration with Docker and Kubernetes.</w:t>
-      </w:r>
-    </w:p>
-    <w:p>
-      <w:pPr>
-        <w:spacing w:after="0" w:line="240" w:lineRule="auto"/>
-        <w:ind w:left="720"/>
-        <w:rPr>
-          <w:sz w:val="20"/>
-          <w:szCs w:val="20"/>
-        </w:rPr>
-      </w:pPr>
-      <w:r>
-        <w:rPr>
-          <w:sz w:val="20"/>
-          <w:szCs w:val="20"/>
-        </w:rPr>
-        <w:t>• CI/CD tools and practices like Azure DevOps and GitHub Actions.</w:t>
-      </w:r>
-    </w:p>
-    <w:p>
-      <w:pPr>
-        <w:spacing w:after="0" w:line="240" w:lineRule="auto"/>
-        <w:ind w:left="720"/>
-        <w:rPr>
-          <w:sz w:val="20"/>
-          <w:szCs w:val="20"/>
-        </w:rPr>
-      </w:pPr>
-      <w:r>
-        <w:rPr>
-          <w:sz w:val="20"/>
-          <w:szCs w:val="20"/>
-        </w:rPr>
         <w:t>• Deep understanding of network protocols (TCP/IP, HTTP) and Zero Trust Network security model strategies.</w:t>
       </w:r>
     </w:p>
@@ -516,24 +561,6 @@
     <w:p>
       <w:pPr>
         <w:spacing w:after="0" w:line="240" w:lineRule="auto"/>
-        <w:ind w:left="720"/>
-        <w:rPr>
-          <w:sz w:val="20"/>
-          <w:szCs w:val="20"/>
-        </w:rPr>
-      </w:pPr>
-      <w:r>
-        <w:rPr>
-          <w:sz w:val="20"/>
-          <w:szCs w:val="20"/>
-        </w:rPr>
-        <w:t>• Comprehensive understanding of Software Development Lifecycle (SDL), including Scrum, Agile, and DevOps.</w:t>
-      </w:r>
-    </w:p>
-    <w:p>
-      <w:pPr>
-        <w:spacing w:after="0" w:line="240" w:lineRule="auto"/>
-        <w:ind w:left="720"/>
         <w:rPr>
           <w:rFonts w:cstheme="minorHAnsi"/>
           <w:sz w:val="22"/>
@@ -745,15 +772,6 @@
         </w:rPr>
         <w:t>Professional Experience</w:t>
       </w:r>
-      <w:r>
-        <w:rPr>
-          <w:rFonts w:asciiTheme="minorHAnsi" w:hAnsiTheme="minorHAnsi" w:cstheme="minorBidi"/>
-          <w:color w:val="538135" w:themeColor="accent6" w:themeShade="BF"/>
-          <w:sz w:val="28"/>
-          <w:szCs w:val="28"/>
-        </w:rPr>
-        <w:br/>
-      </w:r>
     </w:p>
     <w:p>
       <w:pPr>
@@ -895,15 +913,21 @@
           <w:sz w:val="20"/>
           <w:szCs w:val="20"/>
         </w:rPr>
-        <w:t xml:space="preserve"> closely with global health researchers to transform complex epidemiology and simulation data into effective visualizations. These visual tools enable stakeholders to better interpret research findings and support data-driven decision-making in the context of infectious disease eradication efforts. I lead the prototyping and delivery of packaged solutions for direct adoption by our partner researchers in leading global health institutions and LMICs. I engage in identifying gaps within research data and processes, actively seeking collaboration </w:t>
-      </w:r>
-      <w:r>
-        <w:rPr>
-          <w:sz w:val="20"/>
-          <w:szCs w:val="20"/>
-        </w:rPr>
-        <w:lastRenderedPageBreak/>
-        <w:t>opportunities with experts to foster interdisciplinary partnerships, evaluate and recommend new technology adoption to maximize the Foundation's impact in the Global Health domain.</w:t>
+        <w:t xml:space="preserve"> closely with global health researchers to transform complex epidemiology and simulation data into effective visualizations. These visual tools enable stakeholders to better interpret research findings and support data-driven decision-making in the context of infectious disease eradication efforts. I lead the prototyping and delivery of </w:t>
+      </w:r>
+      <w:r>
+        <w:rPr>
+          <w:sz w:val="20"/>
+          <w:szCs w:val="20"/>
+        </w:rPr>
+        <w:t xml:space="preserve">AI-driven </w:t>
+      </w:r>
+      <w:r>
+        <w:rPr>
+          <w:sz w:val="20"/>
+          <w:szCs w:val="20"/>
+        </w:rPr>
+        <w:t>solutions for direct adoption by our partner researchers in leading global health institutions and LMICs. I engage in identifying gaps within research data and processes, actively seeking collaboration opportunities with experts to foster interdisciplinary partnerships, evaluate and recommend new technology adoption to maximize the Foundation's impact in the Global Health domain.</w:t>
       </w:r>
     </w:p>
     <w:p>
@@ -1601,6 +1625,45 @@
         <w:t>Certifications</w:t>
       </w:r>
       <w:proofErr w:type="spellEnd"/>
+    </w:p>
+    <w:p>
+      <w:pPr>
+        <w:pStyle w:val="ListParagraph"/>
+        <w:numPr>
+          <w:ilvl w:val="0"/>
+          <w:numId w:val="1"/>
+        </w:numPr>
+        <w:spacing w:after="0" w:line="240" w:lineRule="auto"/>
+        <w:rPr>
+          <w:rFonts w:cstheme="minorHAnsi"/>
+          <w:sz w:val="20"/>
+          <w:szCs w:val="20"/>
+        </w:rPr>
+      </w:pPr>
+      <w:r>
+        <w:rPr>
+          <w:rFonts w:cstheme="minorHAnsi"/>
+          <w:sz w:val="20"/>
+          <w:szCs w:val="20"/>
+        </w:rPr>
+        <w:t>Agile Project Management</w:t>
+      </w:r>
+      <w:r>
+        <w:rPr>
+          <w:rFonts w:cstheme="minorHAnsi"/>
+          <w:sz w:val="20"/>
+          <w:szCs w:val="20"/>
+        </w:rPr>
+        <w:t>,</w:t>
+      </w:r>
+      <w:r>
+        <w:rPr>
+          <w:rFonts w:cstheme="minorHAnsi"/>
+          <w:sz w:val="20"/>
+          <w:szCs w:val="20"/>
+        </w:rPr>
+        <w:t xml:space="preserve"> Google</w:t>
+      </w:r>
     </w:p>
     <w:p>
       <w:pPr>

--- a/resume/resume.docx
+++ b/resume/resume.docx
@@ -147,25 +147,6 @@
     <w:p>
       <w:pPr>
         <w:spacing w:after="0" w:line="240" w:lineRule="auto"/>
-        <w:jc w:val="right"/>
-        <w:rPr>
-          <w:rFonts w:cstheme="minorHAnsi"/>
-          <w:sz w:val="20"/>
-          <w:szCs w:val="20"/>
-        </w:rPr>
-      </w:pPr>
-      <w:r>
-        <w:rPr>
-          <w:rFonts w:cstheme="minorHAnsi"/>
-          <w:sz w:val="20"/>
-          <w:szCs w:val="20"/>
-        </w:rPr>
-        <w:t>+1 360.320.4060</w:t>
-      </w:r>
-    </w:p>
-    <w:p>
-      <w:pPr>
-        <w:spacing w:after="0" w:line="240" w:lineRule="auto"/>
         <w:rPr>
           <w:rFonts w:cstheme="minorHAnsi"/>
           <w:sz w:val="22"/>
@@ -341,23 +322,7 @@
           <w:sz w:val="20"/>
           <w:szCs w:val="20"/>
         </w:rPr>
-        <w:t>• Experience with Infrastructure as Code (</w:t>
-      </w:r>
-      <w:proofErr w:type="spellStart"/>
-      <w:r>
-        <w:rPr>
-          <w:sz w:val="20"/>
-          <w:szCs w:val="20"/>
-        </w:rPr>
-        <w:t>IaC</w:t>
-      </w:r>
-      <w:proofErr w:type="spellEnd"/>
-      <w:r>
-        <w:rPr>
-          <w:sz w:val="20"/>
-          <w:szCs w:val="20"/>
-        </w:rPr>
-        <w:t>) using ARM and Terraform.</w:t>
+        <w:t>• Experience with Infrastructure as Code (IaC) using ARM and Terraform.</w:t>
       </w:r>
     </w:p>
     <w:p>
@@ -897,23 +862,7 @@
           <w:sz w:val="20"/>
           <w:szCs w:val="20"/>
         </w:rPr>
-        <w:t xml:space="preserve">At the Institute for Disease Modeling (IDM), I </w:t>
-      </w:r>
-      <w:proofErr w:type="gramStart"/>
-      <w:r>
-        <w:rPr>
-          <w:sz w:val="20"/>
-          <w:szCs w:val="20"/>
-        </w:rPr>
-        <w:t>collaborate</w:t>
-      </w:r>
-      <w:proofErr w:type="gramEnd"/>
-      <w:r>
-        <w:rPr>
-          <w:sz w:val="20"/>
-          <w:szCs w:val="20"/>
-        </w:rPr>
-        <w:t xml:space="preserve"> closely with global health researchers to transform complex epidemiology and simulation data into effective visualizations. These visual tools enable stakeholders to better interpret research findings and support data-driven decision-making in the context of infectious disease eradication efforts. I lead the prototyping and delivery of </w:t>
+        <w:t xml:space="preserve">At the Institute for Disease Modeling (IDM), I collaborate closely with global health researchers to transform complex epidemiology and simulation data into effective visualizations. These visual tools enable stakeholders to better interpret research findings and support data-driven decision-making in the context of infectious disease eradication efforts. I lead the prototyping and delivery of </w:t>
       </w:r>
       <w:r>
         <w:rPr>
@@ -963,6 +912,7 @@
           <w:szCs w:val="22"/>
           <w:lang w:eastAsia="es-GT"/>
         </w:rPr>
+        <w:lastRenderedPageBreak/>
         <w:t>Senior AI Solutions</w:t>
       </w:r>
       <w:r>
@@ -1414,7 +1364,6 @@
         </w:rPr>
         <w:t xml:space="preserve">Software Engineer in Test - </w:t>
       </w:r>
-      <w:proofErr w:type="spellStart"/>
       <w:r>
         <w:rPr>
           <w:rFonts w:eastAsia="Times New Roman" w:cstheme="minorBidi"/>
@@ -1423,18 +1372,7 @@
           <w:szCs w:val="22"/>
           <w:lang w:eastAsia="es-GT"/>
         </w:rPr>
-        <w:t>iSoftStone</w:t>
-      </w:r>
-      <w:proofErr w:type="spellEnd"/>
-      <w:r>
-        <w:rPr>
-          <w:rFonts w:eastAsia="Times New Roman" w:cstheme="minorBidi"/>
-          <w:color w:val="385623" w:themeColor="accent6" w:themeShade="80"/>
-          <w:sz w:val="22"/>
-          <w:szCs w:val="22"/>
-          <w:lang w:eastAsia="es-GT"/>
-        </w:rPr>
-        <w:t xml:space="preserve"> Inc.</w:t>
+        <w:t>iSoftStone Inc.</w:t>
       </w:r>
     </w:p>
     <w:p>
@@ -1495,23 +1433,7 @@
           <w:sz w:val="20"/>
           <w:szCs w:val="20"/>
         </w:rPr>
-        <w:t xml:space="preserve">I designed and executed automated tests for web, mobile, and desktop software products. I developed unit and integration tests for web applications and APIs using automated frameworks and custom scripting. I wrote test plans, researched, and implemented test automation tools and frameworks. I led offshore and on-site testing teams. </w:t>
-      </w:r>
-      <w:proofErr w:type="spellStart"/>
-      <w:r>
-        <w:rPr>
-          <w:sz w:val="20"/>
-          <w:szCs w:val="20"/>
-        </w:rPr>
-        <w:t>iSoftStone</w:t>
-      </w:r>
-      <w:proofErr w:type="spellEnd"/>
-      <w:r>
-        <w:rPr>
-          <w:sz w:val="20"/>
-          <w:szCs w:val="20"/>
-        </w:rPr>
-        <w:t xml:space="preserve"> is a global IT and business services provider for Fortune 100 technology companies.</w:t>
+        <w:t>I designed and executed automated tests for web, mobile, and desktop software products. I developed unit and integration tests for web applications and APIs using automated frameworks and custom scripting. I wrote test plans, researched, and implemented test automation tools and frameworks. I led offshore and on-site testing teams. iSoftStone is a global IT and business services provider for Fortune 100 technology companies.</w:t>
       </w:r>
     </w:p>
     <w:p>
@@ -1613,7 +1535,6 @@
           <w:lang w:val="es-US"/>
         </w:rPr>
       </w:pPr>
-      <w:proofErr w:type="spellStart"/>
       <w:r>
         <w:rPr>
           <w:rFonts w:asciiTheme="minorHAnsi" w:hAnsiTheme="minorHAnsi" w:cstheme="minorBidi"/>
@@ -1624,7 +1545,6 @@
         </w:rPr>
         <w:t>Certifications</w:t>
       </w:r>
-      <w:proofErr w:type="spellEnd"/>
     </w:p>
     <w:p>
       <w:pPr>

--- a/resume/resume.docx
+++ b/resume/resume.docx
@@ -189,7 +189,23 @@
           <w:sz w:val="20"/>
           <w:szCs w:val="20"/>
         </w:rPr>
-        <w:t>A highly skilled Full Stack Senior Software Engineer, I excel in architecting data flows and AI-powered solutions. Using deep technical knowledge, dynamic project management and communication skills, I specialize in delivering scalable, secure, and compliant solutions that transform ambiguity and raw data into clear, actionable insights for industry leaders and research decision-makers.</w:t>
+        <w:t xml:space="preserve">A highly skilled Full Stack Senior Software Engineer, I excel in architecting data flows and AI-powered solutions. Using deep technical knowledge, dynamic project </w:t>
+      </w:r>
+      <w:proofErr w:type="gramStart"/>
+      <w:r>
+        <w:rPr>
+          <w:sz w:val="20"/>
+          <w:szCs w:val="20"/>
+        </w:rPr>
+        <w:t>management</w:t>
+      </w:r>
+      <w:proofErr w:type="gramEnd"/>
+      <w:r>
+        <w:rPr>
+          <w:sz w:val="20"/>
+          <w:szCs w:val="20"/>
+        </w:rPr>
+        <w:t xml:space="preserve"> and communication skills, I specialize in delivering scalable, secure, and compliant solutions that transform ambiguity and raw data into clear, actionable insights for industry leaders and research decision-makers.</w:t>
       </w:r>
     </w:p>
     <w:p>
@@ -237,41 +253,161 @@
           <w:sz w:val="20"/>
           <w:szCs w:val="20"/>
         </w:rPr>
-        <w:t>• Solutions Architecture—designing comprehensive technical solutions, overseeing architecture, and driving successful implementation.</w:t>
-      </w:r>
-    </w:p>
-    <w:p>
-      <w:pPr>
-        <w:spacing w:after="0" w:line="240" w:lineRule="auto"/>
-        <w:ind w:left="720"/>
-        <w:rPr>
-          <w:sz w:val="20"/>
-          <w:szCs w:val="20"/>
-        </w:rPr>
-      </w:pPr>
-      <w:r>
-        <w:rPr>
-          <w:sz w:val="20"/>
-          <w:szCs w:val="20"/>
-        </w:rPr>
-        <w:t>• Proficient in generative and analysis ML and AI tools and models.</w:t>
-      </w:r>
-    </w:p>
-    <w:p>
-      <w:pPr>
-        <w:spacing w:after="0" w:line="240" w:lineRule="auto"/>
-        <w:ind w:left="720"/>
-        <w:rPr>
-          <w:sz w:val="20"/>
-          <w:szCs w:val="20"/>
-        </w:rPr>
-      </w:pPr>
-      <w:r>
-        <w:rPr>
-          <w:sz w:val="20"/>
-          <w:szCs w:val="20"/>
-        </w:rPr>
-        <w:t>• Expert in cloud architecture.</w:t>
+        <w:t>• Solutions Architecture—designing comprehensive technical solutions, overseeing architecture, and driving successful implementation</w:t>
+      </w:r>
+      <w:r>
+        <w:rPr>
+          <w:sz w:val="20"/>
+          <w:szCs w:val="20"/>
+        </w:rPr>
+        <w:t>.</w:t>
+      </w:r>
+    </w:p>
+    <w:p>
+      <w:pPr>
+        <w:spacing w:after="0" w:line="240" w:lineRule="auto"/>
+        <w:ind w:left="720"/>
+        <w:rPr>
+          <w:sz w:val="20"/>
+          <w:szCs w:val="20"/>
+        </w:rPr>
+      </w:pPr>
+      <w:r>
+        <w:rPr>
+          <w:sz w:val="20"/>
+          <w:szCs w:val="20"/>
+        </w:rPr>
+        <w:t>• Proficient in generative and analysis ML and AI tools</w:t>
+      </w:r>
+      <w:r>
+        <w:rPr>
+          <w:sz w:val="20"/>
+          <w:szCs w:val="20"/>
+        </w:rPr>
+        <w:t>,</w:t>
+      </w:r>
+      <w:r>
+        <w:rPr>
+          <w:sz w:val="20"/>
+          <w:szCs w:val="20"/>
+        </w:rPr>
+        <w:t xml:space="preserve"> models</w:t>
+      </w:r>
+      <w:r>
+        <w:rPr>
+          <w:sz w:val="20"/>
+          <w:szCs w:val="20"/>
+        </w:rPr>
+        <w:t>, and design patterns.</w:t>
+      </w:r>
+    </w:p>
+    <w:p>
+      <w:pPr>
+        <w:spacing w:after="0" w:line="240" w:lineRule="auto"/>
+        <w:ind w:left="720"/>
+        <w:rPr>
+          <w:sz w:val="20"/>
+          <w:szCs w:val="20"/>
+        </w:rPr>
+      </w:pPr>
+      <w:r>
+        <w:rPr>
+          <w:sz w:val="20"/>
+          <w:szCs w:val="20"/>
+        </w:rPr>
+        <w:t>• CI/CD tools and practices like Azure DevOps</w:t>
+      </w:r>
+      <w:r>
+        <w:rPr>
+          <w:sz w:val="20"/>
+          <w:szCs w:val="20"/>
+        </w:rPr>
+        <w:t xml:space="preserve">, </w:t>
+      </w:r>
+      <w:r>
+        <w:rPr>
+          <w:sz w:val="20"/>
+          <w:szCs w:val="20"/>
+        </w:rPr>
+        <w:t>GitHub Actions</w:t>
+      </w:r>
+      <w:r>
+        <w:rPr>
+          <w:sz w:val="20"/>
+          <w:szCs w:val="20"/>
+        </w:rPr>
+        <w:t>, and Drone.</w:t>
+      </w:r>
+    </w:p>
+    <w:p>
+      <w:pPr>
+        <w:spacing w:after="0" w:line="240" w:lineRule="auto"/>
+        <w:ind w:left="720"/>
+        <w:rPr>
+          <w:sz w:val="20"/>
+          <w:szCs w:val="20"/>
+        </w:rPr>
+      </w:pPr>
+      <w:r>
+        <w:rPr>
+          <w:sz w:val="20"/>
+          <w:szCs w:val="20"/>
+        </w:rPr>
+        <w:t>• Experience with Infrastructure as Code (</w:t>
+      </w:r>
+      <w:proofErr w:type="spellStart"/>
+      <w:r>
+        <w:rPr>
+          <w:sz w:val="20"/>
+          <w:szCs w:val="20"/>
+        </w:rPr>
+        <w:t>IaC</w:t>
+      </w:r>
+      <w:proofErr w:type="spellEnd"/>
+      <w:r>
+        <w:rPr>
+          <w:sz w:val="20"/>
+          <w:szCs w:val="20"/>
+        </w:rPr>
+        <w:t>) using ARM and Terraform.</w:t>
+      </w:r>
+    </w:p>
+    <w:p>
+      <w:pPr>
+        <w:spacing w:after="0" w:line="240" w:lineRule="auto"/>
+        <w:ind w:left="720"/>
+        <w:rPr>
+          <w:sz w:val="20"/>
+          <w:szCs w:val="20"/>
+        </w:rPr>
+      </w:pPr>
+      <w:r>
+        <w:rPr>
+          <w:sz w:val="20"/>
+          <w:szCs w:val="20"/>
+        </w:rPr>
+        <w:t>•</w:t>
+      </w:r>
+      <w:r>
+        <w:rPr>
+          <w:sz w:val="20"/>
+          <w:szCs w:val="20"/>
+        </w:rPr>
+        <w:t xml:space="preserve"> Data pipeline technology stack experience</w:t>
+      </w:r>
+      <w:r>
+        <w:rPr>
+          <w:sz w:val="20"/>
+          <w:szCs w:val="20"/>
+        </w:rPr>
+        <w:t>—</w:t>
+      </w:r>
+      <w:r>
+        <w:rPr>
+          <w:sz w:val="20"/>
+          <w:szCs w:val="20"/>
+        </w:rPr>
+        <w:t>Azure Data Factory, Synapse Analytics, Analysis Services, Data Lake Storage.</w:t>
       </w:r>
     </w:p>
     <w:p>
@@ -306,61 +442,6 @@
           <w:szCs w:val="20"/>
         </w:rPr>
         <w:t>• Proficient in data structures, algorithms, design patterns, and performance principles.</w:t>
-      </w:r>
-    </w:p>
-    <w:p>
-      <w:pPr>
-        <w:spacing w:after="0" w:line="240" w:lineRule="auto"/>
-        <w:ind w:left="720"/>
-        <w:rPr>
-          <w:sz w:val="20"/>
-          <w:szCs w:val="20"/>
-        </w:rPr>
-      </w:pPr>
-      <w:r>
-        <w:rPr>
-          <w:sz w:val="20"/>
-          <w:szCs w:val="20"/>
-        </w:rPr>
-        <w:t>• Experience with Infrastructure as Code (IaC) using ARM and Terraform.</w:t>
-      </w:r>
-    </w:p>
-    <w:p>
-      <w:pPr>
-        <w:spacing w:after="0" w:line="240" w:lineRule="auto"/>
-        <w:ind w:left="720"/>
-        <w:rPr>
-          <w:sz w:val="20"/>
-          <w:szCs w:val="20"/>
-        </w:rPr>
-      </w:pPr>
-      <w:r>
-        <w:rPr>
-          <w:sz w:val="20"/>
-          <w:szCs w:val="20"/>
-        </w:rPr>
-        <w:t>• CI/CD tools and practices like Azure DevOps</w:t>
-      </w:r>
-      <w:r>
-        <w:rPr>
-          <w:sz w:val="20"/>
-          <w:szCs w:val="20"/>
-        </w:rPr>
-        <w:t xml:space="preserve">, </w:t>
-      </w:r>
-      <w:r>
-        <w:rPr>
-          <w:sz w:val="20"/>
-          <w:szCs w:val="20"/>
-        </w:rPr>
-        <w:t>GitHub Actions</w:t>
-      </w:r>
-      <w:r>
-        <w:rPr>
-          <w:sz w:val="20"/>
-          <w:szCs w:val="20"/>
-        </w:rPr>
-        <w:t>, and Drone.</w:t>
       </w:r>
     </w:p>
     <w:p>
@@ -653,7 +734,23 @@
           <w:sz w:val="20"/>
           <w:szCs w:val="20"/>
         </w:rPr>
-        <w:t>• Analysis, attention to detail, and problem-solving.</w:t>
+        <w:t xml:space="preserve">• Analysis, </w:t>
+      </w:r>
+      <w:proofErr w:type="gramStart"/>
+      <w:r>
+        <w:rPr>
+          <w:sz w:val="20"/>
+          <w:szCs w:val="20"/>
+        </w:rPr>
+        <w:t>attention to detail</w:t>
+      </w:r>
+      <w:proofErr w:type="gramEnd"/>
+      <w:r>
+        <w:rPr>
+          <w:sz w:val="20"/>
+          <w:szCs w:val="20"/>
+        </w:rPr>
+        <w:t>, and problem-solving.</w:t>
       </w:r>
     </w:p>
     <w:p>
@@ -862,7 +959,23 @@
           <w:sz w:val="20"/>
           <w:szCs w:val="20"/>
         </w:rPr>
-        <w:t xml:space="preserve">At the Institute for Disease Modeling (IDM), I collaborate closely with global health researchers to transform complex epidemiology and simulation data into effective visualizations. These visual tools enable stakeholders to better interpret research findings and support data-driven decision-making in the context of infectious disease eradication efforts. I lead the prototyping and delivery of </w:t>
+        <w:t xml:space="preserve">At the Institute for Disease Modeling (IDM), I </w:t>
+      </w:r>
+      <w:proofErr w:type="gramStart"/>
+      <w:r>
+        <w:rPr>
+          <w:sz w:val="20"/>
+          <w:szCs w:val="20"/>
+        </w:rPr>
+        <w:t>collaborate</w:t>
+      </w:r>
+      <w:proofErr w:type="gramEnd"/>
+      <w:r>
+        <w:rPr>
+          <w:sz w:val="20"/>
+          <w:szCs w:val="20"/>
+        </w:rPr>
+        <w:t xml:space="preserve"> closely with global health researchers to transform complex epidemiology and simulation data into effective visualizations. These visual tools enable stakeholders to better interpret research findings and support data-driven decision-making in the context of infectious disease eradication efforts. I lead the prototyping and delivery of </w:t>
       </w:r>
       <w:r>
         <w:rPr>
@@ -876,7 +989,23 @@
           <w:sz w:val="20"/>
           <w:szCs w:val="20"/>
         </w:rPr>
-        <w:t>solutions for direct adoption by our partner researchers in leading global health institutions and LMICs. I engage in identifying gaps within research data and processes, actively seeking collaboration opportunities with experts to foster interdisciplinary partnerships, evaluate and recommend new technology adoption to maximize the Foundation's impact in the Global Health domain.</w:t>
+        <w:t xml:space="preserve">solutions for direct adoption by our partner researchers in leading global health institutions and LMICs. I engage in identifying gaps within research data and processes, actively seeking collaboration opportunities with experts to foster interdisciplinary partnerships, evaluate and recommend </w:t>
+      </w:r>
+      <w:proofErr w:type="gramStart"/>
+      <w:r>
+        <w:rPr>
+          <w:sz w:val="20"/>
+          <w:szCs w:val="20"/>
+        </w:rPr>
+        <w:t>new technology</w:t>
+      </w:r>
+      <w:proofErr w:type="gramEnd"/>
+      <w:r>
+        <w:rPr>
+          <w:sz w:val="20"/>
+          <w:szCs w:val="20"/>
+        </w:rPr>
+        <w:t xml:space="preserve"> adoption to maximize the Foundation's impact in the Global Health domain.</w:t>
       </w:r>
     </w:p>
     <w:p>
@@ -1113,7 +1242,23 @@
           <w:sz w:val="20"/>
           <w:szCs w:val="20"/>
         </w:rPr>
-        <w:t>I was responsible for driving the development of high-impact, large-scale enterprise cloud applications from initial business requirements to maintenance and support. I utilized Azure cloud infrastructure, DevOps practices, CI/CD, AI/ML, and data analytics to deliver global, world-class enterprise software products. I conducted threat modeling and implemented zero-trust strategies to secure critical services and managed incident response for high-priority incidents and outages. I delivered global solutions for consumer and enterprise customer support, including AI Services, Communication Services, APIs, machine learning and intelligent automation, speech recognition and analytics, cognitive tools, and metric processing and analysis while ensuring security and information privacy.</w:t>
+        <w:t xml:space="preserve">I </w:t>
+      </w:r>
+      <w:proofErr w:type="gramStart"/>
+      <w:r>
+        <w:rPr>
+          <w:sz w:val="20"/>
+          <w:szCs w:val="20"/>
+        </w:rPr>
+        <w:t>was responsible for driving</w:t>
+      </w:r>
+      <w:proofErr w:type="gramEnd"/>
+      <w:r>
+        <w:rPr>
+          <w:sz w:val="20"/>
+          <w:szCs w:val="20"/>
+        </w:rPr>
+        <w:t xml:space="preserve"> the development of high-impact, large-scale enterprise cloud applications from initial business requirements to maintenance and support. I utilized Azure cloud infrastructure, DevOps practices, CI/CD, AI/ML, and data analytics to deliver global, world-class enterprise software products. I conducted threat modeling and implemented zero-trust strategies to secure critical services and managed incident response for high-priority incidents and outages. I delivered global solutions for consumer and enterprise customer support, including AI Services, Communication Services, APIs, machine learning and intelligent automation, speech recognition and analytics, cognitive tools, and metric processing and analysis while ensuring security and information privacy.</w:t>
       </w:r>
     </w:p>
     <w:p>
@@ -1328,7 +1473,23 @@
           <w:sz w:val="20"/>
           <w:szCs w:val="20"/>
         </w:rPr>
-        <w:t>I developed and tested web services and databases handling confidential financial data and the time-sensitive royalty calculation processes. Areas of experience included .NET development, relational databases, message brokers, monitoring and integration platforms, CI/CD, DevOps and Agile methodologies, and on-call engineering support. Getty Images is the global leader in multimedia and royalty services.</w:t>
+        <w:t xml:space="preserve">I developed and tested web services and databases </w:t>
+      </w:r>
+      <w:proofErr w:type="gramStart"/>
+      <w:r>
+        <w:rPr>
+          <w:sz w:val="20"/>
+          <w:szCs w:val="20"/>
+        </w:rPr>
+        <w:t>handling</w:t>
+      </w:r>
+      <w:proofErr w:type="gramEnd"/>
+      <w:r>
+        <w:rPr>
+          <w:sz w:val="20"/>
+          <w:szCs w:val="20"/>
+        </w:rPr>
+        <w:t xml:space="preserve"> confidential financial data and the time-sensitive royalty calculation processes. Areas of experience included .NET development, relational databases, message brokers, monitoring and integration platforms, CI/CD, DevOps and Agile methodologies, and on-call engineering support. Getty Images is the global leader in multimedia and royalty services.</w:t>
       </w:r>
     </w:p>
     <w:p>
@@ -1364,6 +1525,7 @@
         </w:rPr>
         <w:t xml:space="preserve">Software Engineer in Test - </w:t>
       </w:r>
+      <w:proofErr w:type="spellStart"/>
       <w:r>
         <w:rPr>
           <w:rFonts w:eastAsia="Times New Roman" w:cstheme="minorBidi"/>
@@ -1372,7 +1534,18 @@
           <w:szCs w:val="22"/>
           <w:lang w:eastAsia="es-GT"/>
         </w:rPr>
-        <w:t>iSoftStone Inc.</w:t>
+        <w:t>iSoftStone</w:t>
+      </w:r>
+      <w:proofErr w:type="spellEnd"/>
+      <w:r>
+        <w:rPr>
+          <w:rFonts w:eastAsia="Times New Roman" w:cstheme="minorBidi"/>
+          <w:color w:val="385623" w:themeColor="accent6" w:themeShade="80"/>
+          <w:sz w:val="22"/>
+          <w:szCs w:val="22"/>
+          <w:lang w:eastAsia="es-GT"/>
+        </w:rPr>
+        <w:t xml:space="preserve"> Inc.</w:t>
       </w:r>
     </w:p>
     <w:p>
@@ -1433,7 +1606,23 @@
           <w:sz w:val="20"/>
           <w:szCs w:val="20"/>
         </w:rPr>
-        <w:t>I designed and executed automated tests for web, mobile, and desktop software products. I developed unit and integration tests for web applications and APIs using automated frameworks and custom scripting. I wrote test plans, researched, and implemented test automation tools and frameworks. I led offshore and on-site testing teams. iSoftStone is a global IT and business services provider for Fortune 100 technology companies.</w:t>
+        <w:t xml:space="preserve">I designed and executed automated tests for web, mobile, and desktop software products. I developed unit and integration tests for web applications and APIs using automated frameworks and custom scripting. I wrote test plans, researched, and implemented test automation tools and frameworks. I led offshore and on-site testing teams. </w:t>
+      </w:r>
+      <w:proofErr w:type="spellStart"/>
+      <w:r>
+        <w:rPr>
+          <w:sz w:val="20"/>
+          <w:szCs w:val="20"/>
+        </w:rPr>
+        <w:t>iSoftStone</w:t>
+      </w:r>
+      <w:proofErr w:type="spellEnd"/>
+      <w:r>
+        <w:rPr>
+          <w:sz w:val="20"/>
+          <w:szCs w:val="20"/>
+        </w:rPr>
+        <w:t xml:space="preserve"> is a global IT and business services provider for Fortune 100 technology companies.</w:t>
       </w:r>
     </w:p>
     <w:p>
@@ -1532,7 +1721,6 @@
           <w:color w:val="538135" w:themeColor="accent6" w:themeShade="BF"/>
           <w:sz w:val="28"/>
           <w:szCs w:val="28"/>
-          <w:lang w:val="es-US"/>
         </w:rPr>
       </w:pPr>
       <w:r>
@@ -1541,7 +1729,6 @@
           <w:color w:val="538135" w:themeColor="accent6" w:themeShade="BF"/>
           <w:sz w:val="28"/>
           <w:szCs w:val="28"/>
-          <w:lang w:val="es-US"/>
         </w:rPr>
         <w:t>Certifications</w:t>
       </w:r>

--- a/resume/resume.docx
+++ b/resume/resume.docx
@@ -189,23 +189,7 @@
           <w:sz w:val="20"/>
           <w:szCs w:val="20"/>
         </w:rPr>
-        <w:t xml:space="preserve">A highly skilled Full Stack Senior Software Engineer, I excel in architecting data flows and AI-powered solutions. Using deep technical knowledge, dynamic project </w:t>
-      </w:r>
-      <w:proofErr w:type="gramStart"/>
-      <w:r>
-        <w:rPr>
-          <w:sz w:val="20"/>
-          <w:szCs w:val="20"/>
-        </w:rPr>
-        <w:t>management</w:t>
-      </w:r>
-      <w:proofErr w:type="gramEnd"/>
-      <w:r>
-        <w:rPr>
-          <w:sz w:val="20"/>
-          <w:szCs w:val="20"/>
-        </w:rPr>
-        <w:t xml:space="preserve"> and communication skills, I specialize in delivering scalable, secure, and compliant solutions that transform ambiguity and raw data into clear, actionable insights for industry leaders and research decision-makers.</w:t>
+        <w:t>A highly skilled Full Stack Senior Software Engineer, I excel in architecting data flows and AI-powered solutions. Using deep technical knowledge, dynamic project management and communication skills, I specialize in delivering scalable, secure, and compliant solutions that transform ambiguity and raw data into clear, actionable insights for industry leaders and research decision-makers.</w:t>
       </w:r>
     </w:p>
     <w:p>
@@ -353,23 +337,7 @@
           <w:sz w:val="20"/>
           <w:szCs w:val="20"/>
         </w:rPr>
-        <w:t>• Experience with Infrastructure as Code (</w:t>
-      </w:r>
-      <w:proofErr w:type="spellStart"/>
-      <w:r>
-        <w:rPr>
-          <w:sz w:val="20"/>
-          <w:szCs w:val="20"/>
-        </w:rPr>
-        <w:t>IaC</w:t>
-      </w:r>
-      <w:proofErr w:type="spellEnd"/>
-      <w:r>
-        <w:rPr>
-          <w:sz w:val="20"/>
-          <w:szCs w:val="20"/>
-        </w:rPr>
-        <w:t>) using ARM and Terraform.</w:t>
+        <w:t>• Experience with Infrastructure as Code (IaC) using ARM and Terraform.</w:t>
       </w:r>
     </w:p>
     <w:p>
@@ -407,7 +375,14 @@
           <w:sz w:val="20"/>
           <w:szCs w:val="20"/>
         </w:rPr>
-        <w:t>Azure Data Factory, Synapse Analytics, Analysis Services, Data Lake Storage.</w:t>
+        <w:t>Azure Data Factory, Synapse Analytics, Analysis Services, Data Lake Storage</w:t>
+      </w:r>
+      <w:r>
+        <w:rPr>
+          <w:sz w:val="20"/>
+          <w:szCs w:val="20"/>
+        </w:rPr>
+        <w:t>, Event Hub, Cosmos DB.</w:t>
       </w:r>
     </w:p>
     <w:p>
@@ -734,23 +709,7 @@
           <w:sz w:val="20"/>
           <w:szCs w:val="20"/>
         </w:rPr>
-        <w:t xml:space="preserve">• Analysis, </w:t>
-      </w:r>
-      <w:proofErr w:type="gramStart"/>
-      <w:r>
-        <w:rPr>
-          <w:sz w:val="20"/>
-          <w:szCs w:val="20"/>
-        </w:rPr>
-        <w:t>attention to detail</w:t>
-      </w:r>
-      <w:proofErr w:type="gramEnd"/>
-      <w:r>
-        <w:rPr>
-          <w:sz w:val="20"/>
-          <w:szCs w:val="20"/>
-        </w:rPr>
-        <w:t>, and problem-solving.</w:t>
+        <w:t>• Analysis, attention to detail, and problem-solving.</w:t>
       </w:r>
     </w:p>
     <w:p>
@@ -959,23 +918,7 @@
           <w:sz w:val="20"/>
           <w:szCs w:val="20"/>
         </w:rPr>
-        <w:t xml:space="preserve">At the Institute for Disease Modeling (IDM), I </w:t>
-      </w:r>
-      <w:proofErr w:type="gramStart"/>
-      <w:r>
-        <w:rPr>
-          <w:sz w:val="20"/>
-          <w:szCs w:val="20"/>
-        </w:rPr>
-        <w:t>collaborate</w:t>
-      </w:r>
-      <w:proofErr w:type="gramEnd"/>
-      <w:r>
-        <w:rPr>
-          <w:sz w:val="20"/>
-          <w:szCs w:val="20"/>
-        </w:rPr>
-        <w:t xml:space="preserve"> closely with global health researchers to transform complex epidemiology and simulation data into effective visualizations. These visual tools enable stakeholders to better interpret research findings and support data-driven decision-making in the context of infectious disease eradication efforts. I lead the prototyping and delivery of </w:t>
+        <w:t xml:space="preserve">At the Institute for Disease Modeling (IDM), I collaborate closely with global health researchers to transform complex epidemiology and simulation data into effective visualizations. These visual tools enable stakeholders to better interpret research findings and support data-driven decision-making in the context of infectious disease eradication efforts. I lead the prototyping and delivery of </w:t>
       </w:r>
       <w:r>
         <w:rPr>
@@ -989,23 +932,7 @@
           <w:sz w:val="20"/>
           <w:szCs w:val="20"/>
         </w:rPr>
-        <w:t xml:space="preserve">solutions for direct adoption by our partner researchers in leading global health institutions and LMICs. I engage in identifying gaps within research data and processes, actively seeking collaboration opportunities with experts to foster interdisciplinary partnerships, evaluate and recommend </w:t>
-      </w:r>
-      <w:proofErr w:type="gramStart"/>
-      <w:r>
-        <w:rPr>
-          <w:sz w:val="20"/>
-          <w:szCs w:val="20"/>
-        </w:rPr>
-        <w:t>new technology</w:t>
-      </w:r>
-      <w:proofErr w:type="gramEnd"/>
-      <w:r>
-        <w:rPr>
-          <w:sz w:val="20"/>
-          <w:szCs w:val="20"/>
-        </w:rPr>
-        <w:t xml:space="preserve"> adoption to maximize the Foundation's impact in the Global Health domain.</w:t>
+        <w:t>solutions for direct adoption by our partner researchers in leading global health institutions and LMICs. I engage in identifying gaps within research data and processes, actively seeking collaboration opportunities with experts to foster interdisciplinary partnerships, evaluate and recommend new technology adoption to maximize the Foundation's impact in the Global Health domain.</w:t>
       </w:r>
     </w:p>
     <w:p>
@@ -1041,7 +968,6 @@
           <w:szCs w:val="22"/>
           <w:lang w:eastAsia="es-GT"/>
         </w:rPr>
-        <w:lastRenderedPageBreak/>
         <w:t>Senior AI Solutions</w:t>
       </w:r>
       <w:r>
@@ -1242,23 +1168,7 @@
           <w:sz w:val="20"/>
           <w:szCs w:val="20"/>
         </w:rPr>
-        <w:t xml:space="preserve">I </w:t>
-      </w:r>
-      <w:proofErr w:type="gramStart"/>
-      <w:r>
-        <w:rPr>
-          <w:sz w:val="20"/>
-          <w:szCs w:val="20"/>
-        </w:rPr>
-        <w:t>was responsible for driving</w:t>
-      </w:r>
-      <w:proofErr w:type="gramEnd"/>
-      <w:r>
-        <w:rPr>
-          <w:sz w:val="20"/>
-          <w:szCs w:val="20"/>
-        </w:rPr>
-        <w:t xml:space="preserve"> the development of high-impact, large-scale enterprise cloud applications from initial business requirements to maintenance and support. I utilized Azure cloud infrastructure, DevOps practices, CI/CD, AI/ML, and data analytics to deliver global, world-class enterprise software products. I conducted threat modeling and implemented zero-trust strategies to secure critical services and managed incident response for high-priority incidents and outages. I delivered global solutions for consumer and enterprise customer support, including AI Services, Communication Services, APIs, machine learning and intelligent automation, speech recognition and analytics, cognitive tools, and metric processing and analysis while ensuring security and information privacy.</w:t>
+        <w:t>I was responsible for driving the development of high-impact, large-scale enterprise cloud applications from initial business requirements to maintenance and support. I utilized Azure cloud infrastructure, DevOps practices, CI/CD, AI/ML, and data analytics to deliver global, world-class enterprise software products. I conducted threat modeling and implemented zero-trust strategies to secure critical services and managed incident response for high-priority incidents and outages. I delivered global solutions for consumer and enterprise customer support, including AI Services, Communication Services, APIs, machine learning and intelligent automation, speech recognition and analytics, cognitive tools, and metric processing and analysis while ensuring security and information privacy.</w:t>
       </w:r>
     </w:p>
     <w:p>
@@ -1473,23 +1383,7 @@
           <w:sz w:val="20"/>
           <w:szCs w:val="20"/>
         </w:rPr>
-        <w:t xml:space="preserve">I developed and tested web services and databases </w:t>
-      </w:r>
-      <w:proofErr w:type="gramStart"/>
-      <w:r>
-        <w:rPr>
-          <w:sz w:val="20"/>
-          <w:szCs w:val="20"/>
-        </w:rPr>
-        <w:t>handling</w:t>
-      </w:r>
-      <w:proofErr w:type="gramEnd"/>
-      <w:r>
-        <w:rPr>
-          <w:sz w:val="20"/>
-          <w:szCs w:val="20"/>
-        </w:rPr>
-        <w:t xml:space="preserve"> confidential financial data and the time-sensitive royalty calculation processes. Areas of experience included .NET development, relational databases, message brokers, monitoring and integration platforms, CI/CD, DevOps and Agile methodologies, and on-call engineering support. Getty Images is the global leader in multimedia and royalty services.</w:t>
+        <w:t>I developed and tested web services and databases handling confidential financial data and the time-sensitive royalty calculation processes. Areas of experience included .NET development, relational databases, message brokers, monitoring and integration platforms, CI/CD, DevOps and Agile methodologies, and on-call engineering support. Getty Images is the global leader in multimedia and royalty services.</w:t>
       </w:r>
     </w:p>
     <w:p>
@@ -1525,7 +1419,6 @@
         </w:rPr>
         <w:t xml:space="preserve">Software Engineer in Test - </w:t>
       </w:r>
-      <w:proofErr w:type="spellStart"/>
       <w:r>
         <w:rPr>
           <w:rFonts w:eastAsia="Times New Roman" w:cstheme="minorBidi"/>
@@ -1534,18 +1427,7 @@
           <w:szCs w:val="22"/>
           <w:lang w:eastAsia="es-GT"/>
         </w:rPr>
-        <w:t>iSoftStone</w:t>
-      </w:r>
-      <w:proofErr w:type="spellEnd"/>
-      <w:r>
-        <w:rPr>
-          <w:rFonts w:eastAsia="Times New Roman" w:cstheme="minorBidi"/>
-          <w:color w:val="385623" w:themeColor="accent6" w:themeShade="80"/>
-          <w:sz w:val="22"/>
-          <w:szCs w:val="22"/>
-          <w:lang w:eastAsia="es-GT"/>
-        </w:rPr>
-        <w:t xml:space="preserve"> Inc.</w:t>
+        <w:t>iSoftStone Inc.</w:t>
       </w:r>
     </w:p>
     <w:p>
@@ -1606,23 +1488,7 @@
           <w:sz w:val="20"/>
           <w:szCs w:val="20"/>
         </w:rPr>
-        <w:t xml:space="preserve">I designed and executed automated tests for web, mobile, and desktop software products. I developed unit and integration tests for web applications and APIs using automated frameworks and custom scripting. I wrote test plans, researched, and implemented test automation tools and frameworks. I led offshore and on-site testing teams. </w:t>
-      </w:r>
-      <w:proofErr w:type="spellStart"/>
-      <w:r>
-        <w:rPr>
-          <w:sz w:val="20"/>
-          <w:szCs w:val="20"/>
-        </w:rPr>
-        <w:t>iSoftStone</w:t>
-      </w:r>
-      <w:proofErr w:type="spellEnd"/>
-      <w:r>
-        <w:rPr>
-          <w:sz w:val="20"/>
-          <w:szCs w:val="20"/>
-        </w:rPr>
-        <w:t xml:space="preserve"> is a global IT and business services provider for Fortune 100 technology companies.</w:t>
+        <w:t>I designed and executed automated tests for web, mobile, and desktop software products. I developed unit and integration tests for web applications and APIs using automated frameworks and custom scripting. I wrote test plans, researched, and implemented test automation tools and frameworks. I led offshore and on-site testing teams. iSoftStone is a global IT and business services provider for Fortune 100 technology companies.</w:t>
       </w:r>
     </w:p>
     <w:p>

--- a/resume/resume.docx
+++ b/resume/resume.docx
@@ -376,7 +376,7 @@
         <w:pStyle w:val="BodyText"/>
       </w:pPr>
       <w:r>
-        <w:t xml:space="preserve">As Senior AI Solutions Consultant, I architected and delivered AI solutions for workflow automation in healthcare. I provided clarity to complex projects and drove business value by helping organizations adopt AI for greater efficiency. Solutions were secure, scalable, and compliant, enabling streamlined processes and unlocking new operational benefits. Dura Digital is a global IT consulting and services firm dedicated to delivering business, data, and AI-driven growth solutions.</w:t>
+        <w:t xml:space="preserve">As Senior AI Solutions Consultant, I architected and delivered AI solutions for enterprise clients. I provided architectural guidance for a regulated Azure AI Foundry deployment at a major Canadian financial institution (Central 1 Credit Union), including multi-region design across US East 2 and Canada Central/East regions to meet PIPEDA and BCFSA data sovereignty requirements. Work included governance controls, zero-trust security, private networking, MuleSoft Flex Gateway integration for Claude model access, and compliance-grade observability. Dura Digital is a global IT consulting and services firm dedicated to delivering business, data, and AI-driven growth solutions.</w:t>
       </w:r>
     </w:p>
     <w:bookmarkEnd w:id="17"/>
@@ -2257,6 +2257,232 @@
     <w:basedOn w:val="VerbatimChar"/>
     <w:rPr/>
   </w:style>
+  <w:style w:customStyle="1" w:styleId="KeywordTok" w:type="character">
+    <w:name w:val="KeywordTok"/>
+    <w:basedOn w:val="VerbatimChar"/>
+    <w:rPr>
+      <w:b/>
+      <w:color w:val="007020"/>
+    </w:rPr>
+  </w:style>
+  <w:style w:customStyle="1" w:styleId="DataTypeTok" w:type="character">
+    <w:name w:val="DataTypeTok"/>
+    <w:basedOn w:val="VerbatimChar"/>
+    <w:rPr>
+      <w:color w:val="902000"/>
+    </w:rPr>
+  </w:style>
+  <w:style w:customStyle="1" w:styleId="DecValTok" w:type="character">
+    <w:name w:val="DecValTok"/>
+    <w:basedOn w:val="VerbatimChar"/>
+    <w:rPr>
+      <w:color w:val="40a070"/>
+    </w:rPr>
+  </w:style>
+  <w:style w:customStyle="1" w:styleId="BaseNTok" w:type="character">
+    <w:name w:val="BaseNTok"/>
+    <w:basedOn w:val="VerbatimChar"/>
+    <w:rPr>
+      <w:color w:val="40a070"/>
+    </w:rPr>
+  </w:style>
+  <w:style w:customStyle="1" w:styleId="FloatTok" w:type="character">
+    <w:name w:val="FloatTok"/>
+    <w:basedOn w:val="VerbatimChar"/>
+    <w:rPr>
+      <w:color w:val="40a070"/>
+    </w:rPr>
+  </w:style>
+  <w:style w:customStyle="1" w:styleId="ConstantTok" w:type="character">
+    <w:name w:val="ConstantTok"/>
+    <w:basedOn w:val="VerbatimChar"/>
+    <w:rPr>
+      <w:color w:val="880000"/>
+    </w:rPr>
+  </w:style>
+  <w:style w:customStyle="1" w:styleId="CharTok" w:type="character">
+    <w:name w:val="CharTok"/>
+    <w:basedOn w:val="VerbatimChar"/>
+    <w:rPr>
+      <w:color w:val="4070a0"/>
+    </w:rPr>
+  </w:style>
+  <w:style w:customStyle="1" w:styleId="SpecialCharTok" w:type="character">
+    <w:name w:val="SpecialCharTok"/>
+    <w:basedOn w:val="VerbatimChar"/>
+    <w:rPr>
+      <w:color w:val="4070a0"/>
+    </w:rPr>
+  </w:style>
+  <w:style w:customStyle="1" w:styleId="StringTok" w:type="character">
+    <w:name w:val="StringTok"/>
+    <w:basedOn w:val="VerbatimChar"/>
+    <w:rPr>
+      <w:color w:val="4070a0"/>
+    </w:rPr>
+  </w:style>
+  <w:style w:customStyle="1" w:styleId="VerbatimStringTok" w:type="character">
+    <w:name w:val="VerbatimStringTok"/>
+    <w:basedOn w:val="VerbatimChar"/>
+    <w:rPr>
+      <w:color w:val="4070a0"/>
+    </w:rPr>
+  </w:style>
+  <w:style w:customStyle="1" w:styleId="SpecialStringTok" w:type="character">
+    <w:name w:val="SpecialStringTok"/>
+    <w:basedOn w:val="VerbatimChar"/>
+    <w:rPr>
+      <w:color w:val="bb6688"/>
+    </w:rPr>
+  </w:style>
+  <w:style w:customStyle="1" w:styleId="ImportTok" w:type="character">
+    <w:name w:val="ImportTok"/>
+    <w:basedOn w:val="VerbatimChar"/>
+    <w:rPr>
+      <w:b/>
+      <w:color w:val="008000"/>
+    </w:rPr>
+  </w:style>
+  <w:style w:customStyle="1" w:styleId="CommentTok" w:type="character">
+    <w:name w:val="CommentTok"/>
+    <w:basedOn w:val="VerbatimChar"/>
+    <w:rPr>
+      <w:i/>
+      <w:color w:val="60a0b0"/>
+    </w:rPr>
+  </w:style>
+  <w:style w:customStyle="1" w:styleId="DocumentationTok" w:type="character">
+    <w:name w:val="DocumentationTok"/>
+    <w:basedOn w:val="VerbatimChar"/>
+    <w:rPr>
+      <w:i/>
+      <w:color w:val="ba2121"/>
+    </w:rPr>
+  </w:style>
+  <w:style w:customStyle="1" w:styleId="AnnotationTok" w:type="character">
+    <w:name w:val="AnnotationTok"/>
+    <w:basedOn w:val="VerbatimChar"/>
+    <w:rPr>
+      <w:b/>
+      <w:i/>
+      <w:color w:val="60a0b0"/>
+    </w:rPr>
+  </w:style>
+  <w:style w:customStyle="1" w:styleId="CommentVarTok" w:type="character">
+    <w:name w:val="CommentVarTok"/>
+    <w:basedOn w:val="VerbatimChar"/>
+    <w:rPr>
+      <w:b/>
+      <w:i/>
+      <w:color w:val="60a0b0"/>
+    </w:rPr>
+  </w:style>
+  <w:style w:customStyle="1" w:styleId="OtherTok" w:type="character">
+    <w:name w:val="OtherTok"/>
+    <w:basedOn w:val="VerbatimChar"/>
+    <w:rPr>
+      <w:color w:val="007020"/>
+    </w:rPr>
+  </w:style>
+  <w:style w:customStyle="1" w:styleId="FunctionTok" w:type="character">
+    <w:name w:val="FunctionTok"/>
+    <w:basedOn w:val="VerbatimChar"/>
+    <w:rPr>
+      <w:color w:val="06287e"/>
+    </w:rPr>
+  </w:style>
+  <w:style w:customStyle="1" w:styleId="VariableTok" w:type="character">
+    <w:name w:val="VariableTok"/>
+    <w:basedOn w:val="VerbatimChar"/>
+    <w:rPr>
+      <w:color w:val="19177c"/>
+    </w:rPr>
+  </w:style>
+  <w:style w:customStyle="1" w:styleId="ControlFlowTok" w:type="character">
+    <w:name w:val="ControlFlowTok"/>
+    <w:basedOn w:val="VerbatimChar"/>
+    <w:rPr>
+      <w:b/>
+      <w:color w:val="007020"/>
+    </w:rPr>
+  </w:style>
+  <w:style w:customStyle="1" w:styleId="OperatorTok" w:type="character">
+    <w:name w:val="OperatorTok"/>
+    <w:basedOn w:val="VerbatimChar"/>
+    <w:rPr>
+      <w:color w:val="666666"/>
+    </w:rPr>
+  </w:style>
+  <w:style w:customStyle="1" w:styleId="BuiltInTok" w:type="character">
+    <w:name w:val="BuiltInTok"/>
+    <w:basedOn w:val="VerbatimChar"/>
+    <w:rPr>
+      <w:color w:val="008000"/>
+    </w:rPr>
+  </w:style>
+  <w:style w:customStyle="1" w:styleId="ExtensionTok" w:type="character">
+    <w:name w:val="ExtensionTok"/>
+    <w:basedOn w:val="VerbatimChar"/>
+    <w:rPr/>
+  </w:style>
+  <w:style w:customStyle="1" w:styleId="PreprocessorTok" w:type="character">
+    <w:name w:val="PreprocessorTok"/>
+    <w:basedOn w:val="VerbatimChar"/>
+    <w:rPr>
+      <w:color w:val="bc7a00"/>
+    </w:rPr>
+  </w:style>
+  <w:style w:customStyle="1" w:styleId="AttributeTok" w:type="character">
+    <w:name w:val="AttributeTok"/>
+    <w:basedOn w:val="VerbatimChar"/>
+    <w:rPr>
+      <w:color w:val="7d9029"/>
+    </w:rPr>
+  </w:style>
+  <w:style w:customStyle="1" w:styleId="RegionMarkerTok" w:type="character">
+    <w:name w:val="RegionMarkerTok"/>
+    <w:basedOn w:val="VerbatimChar"/>
+    <w:rPr/>
+  </w:style>
+  <w:style w:customStyle="1" w:styleId="InformationTok" w:type="character">
+    <w:name w:val="InformationTok"/>
+    <w:basedOn w:val="VerbatimChar"/>
+    <w:rPr>
+      <w:b/>
+      <w:i/>
+      <w:color w:val="60a0b0"/>
+    </w:rPr>
+  </w:style>
+  <w:style w:customStyle="1" w:styleId="WarningTok" w:type="character">
+    <w:name w:val="WarningTok"/>
+    <w:basedOn w:val="VerbatimChar"/>
+    <w:rPr>
+      <w:b/>
+      <w:i/>
+      <w:color w:val="60a0b0"/>
+    </w:rPr>
+  </w:style>
+  <w:style w:customStyle="1" w:styleId="AlertTok" w:type="character">
+    <w:name w:val="AlertTok"/>
+    <w:basedOn w:val="VerbatimChar"/>
+    <w:rPr>
+      <w:b/>
+      <w:color w:val="ff0000"/>
+    </w:rPr>
+  </w:style>
+  <w:style w:customStyle="1" w:styleId="ErrorTok" w:type="character">
+    <w:name w:val="ErrorTok"/>
+    <w:basedOn w:val="VerbatimChar"/>
+    <w:rPr>
+      <w:b/>
+      <w:color w:val="ff0000"/>
+    </w:rPr>
+  </w:style>
+  <w:style w:customStyle="1" w:styleId="NormalTok" w:type="character">
+    <w:name w:val="NormalTok"/>
+    <w:basedOn w:val="VerbatimChar"/>
+    <w:rPr/>
+  </w:style>
   <w:style w:type="character" w:customStyle="1" w:styleId="KeywordTok">
     <w:name w:val="KeywordTok"/>
     <w:basedOn w:val="VerbatimChar"/>

--- a/resume/resume.docx
+++ b/resume/resume.docx
@@ -376,7 +376,7 @@
         <w:pStyle w:val="BodyText"/>
       </w:pPr>
       <w:r>
-        <w:t xml:space="preserve">As Senior AI Solutions Consultant, I architected and delivered AI solutions for enterprise clients. I provided architectural guidance for a regulated Azure AI Foundry deployment at a major Canadian financial institution (Central 1 Credit Union), including multi-region design across US East 2 and Canada Central/East regions to meet PIPEDA and BCFSA data sovereignty requirements. Work included governance controls, zero-trust security, private networking, MuleSoft Flex Gateway integration for Claude model access, and compliance-grade observability. Dura Digital is a global IT consulting and services firm dedicated to delivering business, data, and AI-driven growth solutions.</w:t>
+        <w:t xml:space="preserve">As Senior AI Solutions Consultant, I architected and delivered AI solutions for enterprise clients. I provided architectural guidance for a regulated Azure AI Foundry deployment at a major Canadian financial institution, including multi-region design across US East 2 and Canada Central/East regions to meet PIPEDA and BCFSA data sovereignty requirements. Work included governance controls, zero-trust security, private networking, MuleSoft Flex Gateway integration for Claude model access, and compliance-grade observability. Dura Digital is a global IT consulting and services firm dedicated to delivering business, data, and AI-driven growth solutions.</w:t>
       </w:r>
     </w:p>
     <w:bookmarkEnd w:id="17"/>
@@ -2483,6 +2483,232 @@
     <w:basedOn w:val="VerbatimChar"/>
     <w:rPr/>
   </w:style>
+  <w:style w:customStyle="1" w:styleId="KeywordTok" w:type="character">
+    <w:name w:val="KeywordTok"/>
+    <w:basedOn w:val="VerbatimChar"/>
+    <w:rPr>
+      <w:b/>
+      <w:color w:val="007020"/>
+    </w:rPr>
+  </w:style>
+  <w:style w:customStyle="1" w:styleId="DataTypeTok" w:type="character">
+    <w:name w:val="DataTypeTok"/>
+    <w:basedOn w:val="VerbatimChar"/>
+    <w:rPr>
+      <w:color w:val="902000"/>
+    </w:rPr>
+  </w:style>
+  <w:style w:customStyle="1" w:styleId="DecValTok" w:type="character">
+    <w:name w:val="DecValTok"/>
+    <w:basedOn w:val="VerbatimChar"/>
+    <w:rPr>
+      <w:color w:val="40a070"/>
+    </w:rPr>
+  </w:style>
+  <w:style w:customStyle="1" w:styleId="BaseNTok" w:type="character">
+    <w:name w:val="BaseNTok"/>
+    <w:basedOn w:val="VerbatimChar"/>
+    <w:rPr>
+      <w:color w:val="40a070"/>
+    </w:rPr>
+  </w:style>
+  <w:style w:customStyle="1" w:styleId="FloatTok" w:type="character">
+    <w:name w:val="FloatTok"/>
+    <w:basedOn w:val="VerbatimChar"/>
+    <w:rPr>
+      <w:color w:val="40a070"/>
+    </w:rPr>
+  </w:style>
+  <w:style w:customStyle="1" w:styleId="ConstantTok" w:type="character">
+    <w:name w:val="ConstantTok"/>
+    <w:basedOn w:val="VerbatimChar"/>
+    <w:rPr>
+      <w:color w:val="880000"/>
+    </w:rPr>
+  </w:style>
+  <w:style w:customStyle="1" w:styleId="CharTok" w:type="character">
+    <w:name w:val="CharTok"/>
+    <w:basedOn w:val="VerbatimChar"/>
+    <w:rPr>
+      <w:color w:val="4070a0"/>
+    </w:rPr>
+  </w:style>
+  <w:style w:customStyle="1" w:styleId="SpecialCharTok" w:type="character">
+    <w:name w:val="SpecialCharTok"/>
+    <w:basedOn w:val="VerbatimChar"/>
+    <w:rPr>
+      <w:color w:val="4070a0"/>
+    </w:rPr>
+  </w:style>
+  <w:style w:customStyle="1" w:styleId="StringTok" w:type="character">
+    <w:name w:val="StringTok"/>
+    <w:basedOn w:val="VerbatimChar"/>
+    <w:rPr>
+      <w:color w:val="4070a0"/>
+    </w:rPr>
+  </w:style>
+  <w:style w:customStyle="1" w:styleId="VerbatimStringTok" w:type="character">
+    <w:name w:val="VerbatimStringTok"/>
+    <w:basedOn w:val="VerbatimChar"/>
+    <w:rPr>
+      <w:color w:val="4070a0"/>
+    </w:rPr>
+  </w:style>
+  <w:style w:customStyle="1" w:styleId="SpecialStringTok" w:type="character">
+    <w:name w:val="SpecialStringTok"/>
+    <w:basedOn w:val="VerbatimChar"/>
+    <w:rPr>
+      <w:color w:val="bb6688"/>
+    </w:rPr>
+  </w:style>
+  <w:style w:customStyle="1" w:styleId="ImportTok" w:type="character">
+    <w:name w:val="ImportTok"/>
+    <w:basedOn w:val="VerbatimChar"/>
+    <w:rPr>
+      <w:b/>
+      <w:color w:val="008000"/>
+    </w:rPr>
+  </w:style>
+  <w:style w:customStyle="1" w:styleId="CommentTok" w:type="character">
+    <w:name w:val="CommentTok"/>
+    <w:basedOn w:val="VerbatimChar"/>
+    <w:rPr>
+      <w:i/>
+      <w:color w:val="60a0b0"/>
+    </w:rPr>
+  </w:style>
+  <w:style w:customStyle="1" w:styleId="DocumentationTok" w:type="character">
+    <w:name w:val="DocumentationTok"/>
+    <w:basedOn w:val="VerbatimChar"/>
+    <w:rPr>
+      <w:i/>
+      <w:color w:val="ba2121"/>
+    </w:rPr>
+  </w:style>
+  <w:style w:customStyle="1" w:styleId="AnnotationTok" w:type="character">
+    <w:name w:val="AnnotationTok"/>
+    <w:basedOn w:val="VerbatimChar"/>
+    <w:rPr>
+      <w:b/>
+      <w:i/>
+      <w:color w:val="60a0b0"/>
+    </w:rPr>
+  </w:style>
+  <w:style w:customStyle="1" w:styleId="CommentVarTok" w:type="character">
+    <w:name w:val="CommentVarTok"/>
+    <w:basedOn w:val="VerbatimChar"/>
+    <w:rPr>
+      <w:b/>
+      <w:i/>
+      <w:color w:val="60a0b0"/>
+    </w:rPr>
+  </w:style>
+  <w:style w:customStyle="1" w:styleId="OtherTok" w:type="character">
+    <w:name w:val="OtherTok"/>
+    <w:basedOn w:val="VerbatimChar"/>
+    <w:rPr>
+      <w:color w:val="007020"/>
+    </w:rPr>
+  </w:style>
+  <w:style w:customStyle="1" w:styleId="FunctionTok" w:type="character">
+    <w:name w:val="FunctionTok"/>
+    <w:basedOn w:val="VerbatimChar"/>
+    <w:rPr>
+      <w:color w:val="06287e"/>
+    </w:rPr>
+  </w:style>
+  <w:style w:customStyle="1" w:styleId="VariableTok" w:type="character">
+    <w:name w:val="VariableTok"/>
+    <w:basedOn w:val="VerbatimChar"/>
+    <w:rPr>
+      <w:color w:val="19177c"/>
+    </w:rPr>
+  </w:style>
+  <w:style w:customStyle="1" w:styleId="ControlFlowTok" w:type="character">
+    <w:name w:val="ControlFlowTok"/>
+    <w:basedOn w:val="VerbatimChar"/>
+    <w:rPr>
+      <w:b/>
+      <w:color w:val="007020"/>
+    </w:rPr>
+  </w:style>
+  <w:style w:customStyle="1" w:styleId="OperatorTok" w:type="character">
+    <w:name w:val="OperatorTok"/>
+    <w:basedOn w:val="VerbatimChar"/>
+    <w:rPr>
+      <w:color w:val="666666"/>
+    </w:rPr>
+  </w:style>
+  <w:style w:customStyle="1" w:styleId="BuiltInTok" w:type="character">
+    <w:name w:val="BuiltInTok"/>
+    <w:basedOn w:val="VerbatimChar"/>
+    <w:rPr>
+      <w:color w:val="008000"/>
+    </w:rPr>
+  </w:style>
+  <w:style w:customStyle="1" w:styleId="ExtensionTok" w:type="character">
+    <w:name w:val="ExtensionTok"/>
+    <w:basedOn w:val="VerbatimChar"/>
+    <w:rPr/>
+  </w:style>
+  <w:style w:customStyle="1" w:styleId="PreprocessorTok" w:type="character">
+    <w:name w:val="PreprocessorTok"/>
+    <w:basedOn w:val="VerbatimChar"/>
+    <w:rPr>
+      <w:color w:val="bc7a00"/>
+    </w:rPr>
+  </w:style>
+  <w:style w:customStyle="1" w:styleId="AttributeTok" w:type="character">
+    <w:name w:val="AttributeTok"/>
+    <w:basedOn w:val="VerbatimChar"/>
+    <w:rPr>
+      <w:color w:val="7d9029"/>
+    </w:rPr>
+  </w:style>
+  <w:style w:customStyle="1" w:styleId="RegionMarkerTok" w:type="character">
+    <w:name w:val="RegionMarkerTok"/>
+    <w:basedOn w:val="VerbatimChar"/>
+    <w:rPr/>
+  </w:style>
+  <w:style w:customStyle="1" w:styleId="InformationTok" w:type="character">
+    <w:name w:val="InformationTok"/>
+    <w:basedOn w:val="VerbatimChar"/>
+    <w:rPr>
+      <w:b/>
+      <w:i/>
+      <w:color w:val="60a0b0"/>
+    </w:rPr>
+  </w:style>
+  <w:style w:customStyle="1" w:styleId="WarningTok" w:type="character">
+    <w:name w:val="WarningTok"/>
+    <w:basedOn w:val="VerbatimChar"/>
+    <w:rPr>
+      <w:b/>
+      <w:i/>
+      <w:color w:val="60a0b0"/>
+    </w:rPr>
+  </w:style>
+  <w:style w:customStyle="1" w:styleId="AlertTok" w:type="character">
+    <w:name w:val="AlertTok"/>
+    <w:basedOn w:val="VerbatimChar"/>
+    <w:rPr>
+      <w:b/>
+      <w:color w:val="ff0000"/>
+    </w:rPr>
+  </w:style>
+  <w:style w:customStyle="1" w:styleId="ErrorTok" w:type="character">
+    <w:name w:val="ErrorTok"/>
+    <w:basedOn w:val="VerbatimChar"/>
+    <w:rPr>
+      <w:b/>
+      <w:color w:val="ff0000"/>
+    </w:rPr>
+  </w:style>
+  <w:style w:customStyle="1" w:styleId="NormalTok" w:type="character">
+    <w:name w:val="NormalTok"/>
+    <w:basedOn w:val="VerbatimChar"/>
+    <w:rPr/>
+  </w:style>
   <w:style w:type="character" w:customStyle="1" w:styleId="KeywordTok">
     <w:name w:val="KeywordTok"/>
     <w:basedOn w:val="VerbatimChar"/>

--- a/resume/resume.docx
+++ b/resume/resume.docx
@@ -334,7 +334,7 @@
         <w:pStyle w:val="BodyText"/>
       </w:pPr>
       <w:r>
-        <w:t xml:space="preserve">At the Institute for Disease Modeling (IDM), I collaborate closely with global health researchers to transform complex epidemiology and simulation data into effective visualizations. These visual tools enable stakeholders to better interpret research findings and support data-driven decision-making in the context of infectious disease eradication efforts. I lead the prototyping and delivery of AI-driven solutions for direct adoption by our partner researchers in leading global health institutions and LMICs. I engage in identifying gaps within research data and processes, actively seeking collaboration opportunities with experts to foster interdisciplinary partnerships, evaluate and recommend new technology adoption to maximize the Foundation's impact in the Global Health domain.</w:t>
+        <w:t xml:space="preserve">At the Institute for Disease Modeling (IDM), I design and deliver AI and data solutions that power global health research. I architect data pipelines and AI-driven tools that transform complex epidemiology and simulation data into actionable visualizations and decision-support systems, enabling researchers and stakeholders to interpret findings and drive data-informed decisions in infectious disease eradication. I lead rapid prototyping and production delivery of AI solutions adopted by partner institutions in LMICs, identify gaps in research data and processes, and evaluate and recommend emerging AI technologies to maximize the Foundation's impact in Global Health.</w:t>
       </w:r>
     </w:p>
     <w:bookmarkEnd w:id="16"/>
@@ -2709,6 +2709,232 @@
     <w:basedOn w:val="VerbatimChar"/>
     <w:rPr/>
   </w:style>
+  <w:style w:customStyle="1" w:styleId="KeywordTok" w:type="character">
+    <w:name w:val="KeywordTok"/>
+    <w:basedOn w:val="VerbatimChar"/>
+    <w:rPr>
+      <w:b/>
+      <w:color w:val="007020"/>
+    </w:rPr>
+  </w:style>
+  <w:style w:customStyle="1" w:styleId="DataTypeTok" w:type="character">
+    <w:name w:val="DataTypeTok"/>
+    <w:basedOn w:val="VerbatimChar"/>
+    <w:rPr>
+      <w:color w:val="902000"/>
+    </w:rPr>
+  </w:style>
+  <w:style w:customStyle="1" w:styleId="DecValTok" w:type="character">
+    <w:name w:val="DecValTok"/>
+    <w:basedOn w:val="VerbatimChar"/>
+    <w:rPr>
+      <w:color w:val="40a070"/>
+    </w:rPr>
+  </w:style>
+  <w:style w:customStyle="1" w:styleId="BaseNTok" w:type="character">
+    <w:name w:val="BaseNTok"/>
+    <w:basedOn w:val="VerbatimChar"/>
+    <w:rPr>
+      <w:color w:val="40a070"/>
+    </w:rPr>
+  </w:style>
+  <w:style w:customStyle="1" w:styleId="FloatTok" w:type="character">
+    <w:name w:val="FloatTok"/>
+    <w:basedOn w:val="VerbatimChar"/>
+    <w:rPr>
+      <w:color w:val="40a070"/>
+    </w:rPr>
+  </w:style>
+  <w:style w:customStyle="1" w:styleId="ConstantTok" w:type="character">
+    <w:name w:val="ConstantTok"/>
+    <w:basedOn w:val="VerbatimChar"/>
+    <w:rPr>
+      <w:color w:val="880000"/>
+    </w:rPr>
+  </w:style>
+  <w:style w:customStyle="1" w:styleId="CharTok" w:type="character">
+    <w:name w:val="CharTok"/>
+    <w:basedOn w:val="VerbatimChar"/>
+    <w:rPr>
+      <w:color w:val="4070a0"/>
+    </w:rPr>
+  </w:style>
+  <w:style w:customStyle="1" w:styleId="SpecialCharTok" w:type="character">
+    <w:name w:val="SpecialCharTok"/>
+    <w:basedOn w:val="VerbatimChar"/>
+    <w:rPr>
+      <w:color w:val="4070a0"/>
+    </w:rPr>
+  </w:style>
+  <w:style w:customStyle="1" w:styleId="StringTok" w:type="character">
+    <w:name w:val="StringTok"/>
+    <w:basedOn w:val="VerbatimChar"/>
+    <w:rPr>
+      <w:color w:val="4070a0"/>
+    </w:rPr>
+  </w:style>
+  <w:style w:customStyle="1" w:styleId="VerbatimStringTok" w:type="character">
+    <w:name w:val="VerbatimStringTok"/>
+    <w:basedOn w:val="VerbatimChar"/>
+    <w:rPr>
+      <w:color w:val="4070a0"/>
+    </w:rPr>
+  </w:style>
+  <w:style w:customStyle="1" w:styleId="SpecialStringTok" w:type="character">
+    <w:name w:val="SpecialStringTok"/>
+    <w:basedOn w:val="VerbatimChar"/>
+    <w:rPr>
+      <w:color w:val="bb6688"/>
+    </w:rPr>
+  </w:style>
+  <w:style w:customStyle="1" w:styleId="ImportTok" w:type="character">
+    <w:name w:val="ImportTok"/>
+    <w:basedOn w:val="VerbatimChar"/>
+    <w:rPr>
+      <w:b/>
+      <w:color w:val="008000"/>
+    </w:rPr>
+  </w:style>
+  <w:style w:customStyle="1" w:styleId="CommentTok" w:type="character">
+    <w:name w:val="CommentTok"/>
+    <w:basedOn w:val="VerbatimChar"/>
+    <w:rPr>
+      <w:i/>
+      <w:color w:val="60a0b0"/>
+    </w:rPr>
+  </w:style>
+  <w:style w:customStyle="1" w:styleId="DocumentationTok" w:type="character">
+    <w:name w:val="DocumentationTok"/>
+    <w:basedOn w:val="VerbatimChar"/>
+    <w:rPr>
+      <w:i/>
+      <w:color w:val="ba2121"/>
+    </w:rPr>
+  </w:style>
+  <w:style w:customStyle="1" w:styleId="AnnotationTok" w:type="character">
+    <w:name w:val="AnnotationTok"/>
+    <w:basedOn w:val="VerbatimChar"/>
+    <w:rPr>
+      <w:b/>
+      <w:i/>
+      <w:color w:val="60a0b0"/>
+    </w:rPr>
+  </w:style>
+  <w:style w:customStyle="1" w:styleId="CommentVarTok" w:type="character">
+    <w:name w:val="CommentVarTok"/>
+    <w:basedOn w:val="VerbatimChar"/>
+    <w:rPr>
+      <w:b/>
+      <w:i/>
+      <w:color w:val="60a0b0"/>
+    </w:rPr>
+  </w:style>
+  <w:style w:customStyle="1" w:styleId="OtherTok" w:type="character">
+    <w:name w:val="OtherTok"/>
+    <w:basedOn w:val="VerbatimChar"/>
+    <w:rPr>
+      <w:color w:val="007020"/>
+    </w:rPr>
+  </w:style>
+  <w:style w:customStyle="1" w:styleId="FunctionTok" w:type="character">
+    <w:name w:val="FunctionTok"/>
+    <w:basedOn w:val="VerbatimChar"/>
+    <w:rPr>
+      <w:color w:val="06287e"/>
+    </w:rPr>
+  </w:style>
+  <w:style w:customStyle="1" w:styleId="VariableTok" w:type="character">
+    <w:name w:val="VariableTok"/>
+    <w:basedOn w:val="VerbatimChar"/>
+    <w:rPr>
+      <w:color w:val="19177c"/>
+    </w:rPr>
+  </w:style>
+  <w:style w:customStyle="1" w:styleId="ControlFlowTok" w:type="character">
+    <w:name w:val="ControlFlowTok"/>
+    <w:basedOn w:val="VerbatimChar"/>
+    <w:rPr>
+      <w:b/>
+      <w:color w:val="007020"/>
+    </w:rPr>
+  </w:style>
+  <w:style w:customStyle="1" w:styleId="OperatorTok" w:type="character">
+    <w:name w:val="OperatorTok"/>
+    <w:basedOn w:val="VerbatimChar"/>
+    <w:rPr>
+      <w:color w:val="666666"/>
+    </w:rPr>
+  </w:style>
+  <w:style w:customStyle="1" w:styleId="BuiltInTok" w:type="character">
+    <w:name w:val="BuiltInTok"/>
+    <w:basedOn w:val="VerbatimChar"/>
+    <w:rPr>
+      <w:color w:val="008000"/>
+    </w:rPr>
+  </w:style>
+  <w:style w:customStyle="1" w:styleId="ExtensionTok" w:type="character">
+    <w:name w:val="ExtensionTok"/>
+    <w:basedOn w:val="VerbatimChar"/>
+    <w:rPr/>
+  </w:style>
+  <w:style w:customStyle="1" w:styleId="PreprocessorTok" w:type="character">
+    <w:name w:val="PreprocessorTok"/>
+    <w:basedOn w:val="VerbatimChar"/>
+    <w:rPr>
+      <w:color w:val="bc7a00"/>
+    </w:rPr>
+  </w:style>
+  <w:style w:customStyle="1" w:styleId="AttributeTok" w:type="character">
+    <w:name w:val="AttributeTok"/>
+    <w:basedOn w:val="VerbatimChar"/>
+    <w:rPr>
+      <w:color w:val="7d9029"/>
+    </w:rPr>
+  </w:style>
+  <w:style w:customStyle="1" w:styleId="RegionMarkerTok" w:type="character">
+    <w:name w:val="RegionMarkerTok"/>
+    <w:basedOn w:val="VerbatimChar"/>
+    <w:rPr/>
+  </w:style>
+  <w:style w:customStyle="1" w:styleId="InformationTok" w:type="character">
+    <w:name w:val="InformationTok"/>
+    <w:basedOn w:val="VerbatimChar"/>
+    <w:rPr>
+      <w:b/>
+      <w:i/>
+      <w:color w:val="60a0b0"/>
+    </w:rPr>
+  </w:style>
+  <w:style w:customStyle="1" w:styleId="WarningTok" w:type="character">
+    <w:name w:val="WarningTok"/>
+    <w:basedOn w:val="VerbatimChar"/>
+    <w:rPr>
+      <w:b/>
+      <w:i/>
+      <w:color w:val="60a0b0"/>
+    </w:rPr>
+  </w:style>
+  <w:style w:customStyle="1" w:styleId="AlertTok" w:type="character">
+    <w:name w:val="AlertTok"/>
+    <w:basedOn w:val="VerbatimChar"/>
+    <w:rPr>
+      <w:b/>
+      <w:color w:val="ff0000"/>
+    </w:rPr>
+  </w:style>
+  <w:style w:customStyle="1" w:styleId="ErrorTok" w:type="character">
+    <w:name w:val="ErrorTok"/>
+    <w:basedOn w:val="VerbatimChar"/>
+    <w:rPr>
+      <w:b/>
+      <w:color w:val="ff0000"/>
+    </w:rPr>
+  </w:style>
+  <w:style w:customStyle="1" w:styleId="NormalTok" w:type="character">
+    <w:name w:val="NormalTok"/>
+    <w:basedOn w:val="VerbatimChar"/>
+    <w:rPr/>
+  </w:style>
   <w:style w:type="character" w:customStyle="1" w:styleId="KeywordTok">
     <w:name w:val="KeywordTok"/>
     <w:basedOn w:val="VerbatimChar"/>

--- a/resume/resume.docx
+++ b/resume/resume.docx
@@ -2,14 +2,7 @@
 <file path=word/document.xml><?xml version="1.0" encoding="utf-8"?>
 <w:document xmlns:w="http://schemas.openxmlformats.org/wordprocessingml/2006/main" xmlns:m="http://schemas.openxmlformats.org/officeDocument/2006/math" xmlns:r="http://schemas.openxmlformats.org/officeDocument/2006/relationships" xmlns:o="urn:schemas-microsoft-com:office:office" xmlns:v="urn:schemas-microsoft-com:vml" xmlns:w10="urn:schemas-microsoft-com:office:word" xmlns:a="http://schemas.openxmlformats.org/drawingml/2006/main" xmlns:pic="http://schemas.openxmlformats.org/drawingml/2006/picture" xmlns:wp="http://schemas.openxmlformats.org/drawingml/2006/wordprocessingDrawing">
   <w:body>
-    <w:bookmarkStart w:id="9" w:name="section"/>
-    <w:p>
-      <w:pPr>
-        <w:pStyle w:val="Heading1"/>
-      </w:pPr>
-    </w:p>
-    <w:bookmarkEnd w:id="9"/>
-    <w:bookmarkStart w:id="26" w:name="alejandro-echeverria"/>
+    <w:bookmarkStart w:id="36" w:name="alejandro-echeverria"/>
     <w:p>
       <w:pPr>
         <w:pStyle w:val="Heading1"/>
@@ -29,12 +22,10 @@
       <w:r>
         <w:t xml:space="preserve">Senior Data and AI Solutions Engineer</w:t>
       </w:r>
-    </w:p>
-    <w:p>
-      <w:pPr>
-        <w:pStyle w:val="BodyText"/>
-      </w:pPr>
-      <w:hyperlink r:id="rId10">
+      <w:r>
+        <w:br/>
+      </w:r>
+      <w:hyperlink r:id="rId20">
         <w:r>
           <w:rPr>
             <w:rStyle w:val="Hyperlink"/>
@@ -42,12 +33,10 @@
           <w:t xml:space="preserve">nablaservices@outlook.com</w:t>
         </w:r>
       </w:hyperlink>
-    </w:p>
-    <w:p>
-      <w:pPr>
-        <w:pStyle w:val="BodyText"/>
-      </w:pPr>
-      <w:hyperlink r:id="rId11">
+      <w:r>
+        <w:br/>
+      </w:r>
+      <w:hyperlink r:id="rId21">
         <w:r>
           <w:rPr>
             <w:rStyle w:val="Hyperlink"/>
@@ -55,12 +44,10 @@
           <w:t xml:space="preserve">https://linkedin.com/in/cuete</w:t>
         </w:r>
       </w:hyperlink>
-    </w:p>
-    <w:p>
-      <w:pPr>
-        <w:pStyle w:val="BodyText"/>
-      </w:pPr>
-      <w:hyperlink r:id="rId12">
+      <w:r>
+        <w:br/>
+      </w:r>
+      <w:hyperlink r:id="rId22">
         <w:r>
           <w:rPr>
             <w:rStyle w:val="Hyperlink"/>
@@ -69,7 +56,7 @@
         </w:r>
       </w:hyperlink>
     </w:p>
-    <w:bookmarkStart w:id="13" w:name="professional-summary"/>
+    <w:bookmarkStart w:id="23" w:name="professional-summary"/>
     <w:p>
       <w:pPr>
         <w:pStyle w:val="Heading2"/>
@@ -83,11 +70,11 @@
         <w:pStyle w:val="FirstParagraph"/>
       </w:pPr>
       <w:r>
-        <w:t xml:space="preserve">A highly skilled Full Stack Senior Software Engineer, I excel in architecting data flows and AI-powered solutions. Using deep technical knowledge, dynamic project management and communication skills, I specialize in delivering scalable, secure, and compliant solutions that transform ambiguity and raw data into clear, actionable insights for industry leaders and research decision-makers.</w:t>
-      </w:r>
-    </w:p>
-    <w:bookmarkEnd w:id="13"/>
-    <w:bookmarkStart w:id="14" w:name="technical-skills"/>
+        <w:t xml:space="preserve">Senior Software Engineer with 18+ years of experience across data engineering, AI systems, and cloud-native software. I design and deploy production-ready AI pipelines, data platforms, and decision-support tools — translating complex research and business requirements into scalable, secure, and measurable outcomes. Experience spans global health research, enterprise software at Microsoft, and AI consulting for healthcare and finance.</w:t>
+      </w:r>
+    </w:p>
+    <w:bookmarkEnd w:id="23"/>
+    <w:bookmarkStart w:id="24" w:name="technical-skills"/>
     <w:p>
       <w:pPr>
         <w:pStyle w:val="Heading2"/>
@@ -111,25 +98,7 @@
         <w:t xml:space="preserve"> </w:t>
       </w:r>
       <w:r>
-        <w:t xml:space="preserve">Generative and analytical ML/AI, LLMs, AI agents, multi-agent systems, intelligent automation, design patterns; prompt engineering, prompt optimization, and token cost management (FinOps for AI); model selection and right-sizing strategies; Retrieval-Augmented Generation (RAG); latency optimization and performance benchmarking; model evaluation and A/B testing; Azure OpenAI; AI guardrails and Responsible AI practices.</w:t>
-      </w:r>
-    </w:p>
-    <w:p>
-      <w:pPr>
-        <w:pStyle w:val="BodyText"/>
-      </w:pPr>
-      <w:r>
-        <w:rPr>
-          <w:b/>
-          <w:bCs/>
-        </w:rPr>
-        <w:t xml:space="preserve">Scalability &amp; Performance:</w:t>
-      </w:r>
-      <w:r>
-        <w:t xml:space="preserve"> </w:t>
-      </w:r>
-      <w:r>
-        <w:t xml:space="preserve">Distributed AI pipeline design; horizontal scaling with Kubernetes; streaming AI workloads (Event Hub); async/parallel pipeline architecture; caching strategies for AI services; Azure AI cost monitoring and budget governance.</w:t>
+        <w:t xml:space="preserve">LLMs, AI agents, multi-agent systems, RAG, intelligent automation; OpenAI SDK, Anthropic Claude SDK, Azure OpenAI, Azure AI Foundry; LangChain, LangGraph; local LLMs for prototyping; Databricks; prompt, context, and token optimization (FinOps for AI); model selection, evaluation, and A/B testing; AI guardrails and Responsible AI practices.</w:t>
       </w:r>
     </w:p>
     <w:p>
@@ -147,7 +116,7 @@
         <w:t xml:space="preserve"> </w:t>
       </w:r>
       <w:r>
-        <w:t xml:space="preserve">Azure Data Factory, Synapse Analytics, Analysis Services, Data Lake Storage, Event Hub, Cosmos DB, Microsoft Fabric; SQL, NoSQL, Data Lake, Redis, Blob.</w:t>
+        <w:t xml:space="preserve">Azure Data Factory, Synapse Analytics, Analysis Services, Data Lake Storage, Event Hub, Cosmos DB, Microsoft Fabric; SQL, NoSQL, SQLite, Data Lake, Redis, Blob, Azure Container Apps.</w:t>
       </w:r>
     </w:p>
     <w:p>
@@ -165,7 +134,7 @@
         <w:t xml:space="preserve"> </w:t>
       </w:r>
       <w:r>
-        <w:t xml:space="preserve">C#, Python, JavaScript, TypeScript, R, SQL, PowerShell.</w:t>
+        <w:t xml:space="preserve">Python, C#, JavaScript, TypeScript, R, SQL, PowerShell.</w:t>
       </w:r>
     </w:p>
     <w:p>
@@ -183,7 +152,7 @@
         <w:t xml:space="preserve"> </w:t>
       </w:r>
       <w:r>
-        <w:t xml:space="preserve">Docker, Kubernetes; Azure DevOps, GitHub Actions, Drone; ARM, Terraform (IaC); data structures, algorithms, and performance principles.</w:t>
+        <w:t xml:space="preserve">Docker, Kubernetes; Azure DevOps, GitHub Actions, Drone; ARM, Terraform, Bicep (IaC); FastAPI; pgvector, sqlite-vec; async/parallel pipeline architecture; caching strategies for AI services; GitHub Copilot.</w:t>
       </w:r>
     </w:p>
     <w:p>
@@ -222,8 +191,8 @@
         <w:t xml:space="preserve">Threat modeling, SAML, OAuth2.0, SSO; GDPR, CCPA, HIPAA; Linux systems administration and internals.</w:t>
       </w:r>
     </w:p>
-    <w:bookmarkEnd w:id="14"/>
-    <w:bookmarkStart w:id="15" w:name="soft-skills"/>
+    <w:bookmarkEnd w:id="24"/>
+    <w:bookmarkStart w:id="25" w:name="soft-skills"/>
     <w:p>
       <w:pPr>
         <w:pStyle w:val="Heading2"/>
@@ -241,13 +210,13 @@
           <w:b/>
           <w:bCs/>
         </w:rPr>
-        <w:t xml:space="preserve">Delivery &amp; Communication:</w:t>
+        <w:t xml:space="preserve">Delivery &amp; Leadership:</w:t>
       </w:r>
       <w:r>
         <w:t xml:space="preserve"> </w:t>
       </w:r>
       <w:r>
-        <w:t xml:space="preserve">Technical project management (scoping, coordinating workflows, budgeting, tracking deliverables); collaborative cross-team communication, both technical and non-technical; workflow optimization and KPI-driven delivery.</w:t>
+        <w:t xml:space="preserve">Technical strategy and roadmap ownership across ambiguous, high-stakes problem spaces; cross-functional alignment from engineering to executive stakeholders; mentorship and technical leveling of engineering teams.</w:t>
       </w:r>
     </w:p>
     <w:p>
@@ -259,13 +228,13 @@
           <w:b/>
           <w:bCs/>
         </w:rPr>
-        <w:t xml:space="preserve">Analysis &amp; Insight:</w:t>
+        <w:t xml:space="preserve">Communication &amp; Influence:</w:t>
       </w:r>
       <w:r>
         <w:t xml:space="preserve"> </w:t>
       </w:r>
       <w:r>
-        <w:t xml:space="preserve">Data-driven business insights; actionable metric creation from large raw data; attention to detail and problem-solving.</w:t>
+        <w:t xml:space="preserve">Translating complex technical tradeoffs into clear recommendations for non-technical decision-makers; driving consensus across research, engineering, and operations; trusted advisor role in AI adoption for regulated domains; embedding with domain experts (epidemiology, global health) to rapidly acquire working knowledge and translate it into production technical requirements.</w:t>
       </w:r>
     </w:p>
     <w:p>
@@ -283,11 +252,11 @@
         <w:t xml:space="preserve"> </w:t>
       </w:r>
       <w:r>
-        <w:t xml:space="preserve">Leadership, initiative, motivation, and accountability; security-oriented, with a focus on data privacy and responsible use of AI; adaptability and continuous learning mindset.</w:t>
-      </w:r>
-    </w:p>
-    <w:bookmarkEnd w:id="15"/>
-    <w:bookmarkStart w:id="22" w:name="professional-experience"/>
+        <w:t xml:space="preserve">Security-first mindset with focus on data privacy and responsible AI; bias toward measurable outcomes over process; continuous investment in emerging AI and data engineering practices.</w:t>
+      </w:r>
+    </w:p>
+    <w:bookmarkEnd w:id="25"/>
+    <w:bookmarkStart w:id="32" w:name="professional-experience"/>
     <w:p>
       <w:pPr>
         <w:pStyle w:val="Heading2"/>
@@ -296,7 +265,7 @@
         <w:t xml:space="preserve">Professional Experience</w:t>
       </w:r>
     </w:p>
-    <w:bookmarkStart w:id="16" w:name="X5cc0cccb172865010750096e6e26d22e76e32f0"/>
+    <w:bookmarkStart w:id="26" w:name="X5cc0cccb172865010750096e6e26d22e76e32f0"/>
     <w:p>
       <w:pPr>
         <w:pStyle w:val="Heading3"/>
@@ -316,11 +285,9 @@
         </w:rPr>
         <w:t xml:space="preserve">2025 - Current</w:t>
       </w:r>
-    </w:p>
-    <w:p>
-      <w:pPr>
-        <w:pStyle w:val="BodyText"/>
-      </w:pPr>
+      <w:r>
+        <w:t xml:space="preserve"> </w:t>
+      </w:r>
       <w:r>
         <w:rPr>
           <w:i/>
@@ -331,14 +298,54 @@
     </w:p>
     <w:p>
       <w:pPr>
-        <w:pStyle w:val="BodyText"/>
-      </w:pPr>
-      <w:r>
-        <w:t xml:space="preserve">At the Institute for Disease Modeling (IDM), I design and deliver AI and data solutions that power global health research. I architect data pipelines and AI-driven tools that transform complex epidemiology and simulation data into actionable visualizations and decision-support systems, enabling researchers and stakeholders to interpret findings and drive data-informed decisions in infectious disease eradication. I lead rapid prototyping and production delivery of AI solutions adopted by partner institutions in LMICs, identify gaps in research data and processes, and evaluate and recommend emerging AI technologies to maximize the Foundation's impact in Global Health.</w:t>
-      </w:r>
-    </w:p>
-    <w:bookmarkEnd w:id="16"/>
-    <w:bookmarkStart w:id="17" w:name="Xa5c16034768f43966e4563930b4e2617e65d32b"/>
+        <w:pStyle w:val="Compact"/>
+        <w:numPr>
+          <w:ilvl w:val="0"/>
+          <w:numId w:val="1001"/>
+        </w:numPr>
+      </w:pPr>
+      <w:r>
+        <w:t xml:space="preserve">Architected AI-powered epidemiology dashboards deployed for national malaria eradication programs in Nigeria, Senegal, and Benin — surfacing key disease indicators, intervention cost-effectiveness, and national strategy scenario simulations used by health ministries and research partners to drive data-informed policy decisions.</w:t>
+      </w:r>
+    </w:p>
+    <w:p>
+      <w:pPr>
+        <w:pStyle w:val="Compact"/>
+        <w:numPr>
+          <w:ilvl w:val="0"/>
+          <w:numId w:val="1001"/>
+        </w:numPr>
+      </w:pPr>
+      <w:r>
+        <w:t xml:space="preserve">Built end-to-end data pipelines from epidemiology and disease simulation outputs to interactive decision-support visualizations, enabling IDM researchers and partner institutions to model intervention scenarios and project outcomes of national eradication strategies.</w:t>
+      </w:r>
+    </w:p>
+    <w:p>
+      <w:pPr>
+        <w:pStyle w:val="Compact"/>
+        <w:numPr>
+          <w:ilvl w:val="0"/>
+          <w:numId w:val="1001"/>
+        </w:numPr>
+      </w:pPr>
+      <w:r>
+        <w:t xml:space="preserve">Applied production AI practices across the research-to-deployment pipeline: data quality controls, privacy-by-design, prompt engineering, evaluation pipelines, and DevSecOps (CI/CD, automated security reviews) for global health research environments.</w:t>
+      </w:r>
+    </w:p>
+    <w:p>
+      <w:pPr>
+        <w:pStyle w:val="Compact"/>
+        <w:numPr>
+          <w:ilvl w:val="0"/>
+          <w:numId w:val="1001"/>
+        </w:numPr>
+      </w:pPr>
+      <w:r>
+        <w:t xml:space="preserve">Led technical planning and cross-functional alignment across research, engineering, and operations — translating complex epidemiology requirements into production-grade AI systems with direct adoption by partner institutions.</w:t>
+      </w:r>
+    </w:p>
+    <w:bookmarkEnd w:id="26"/>
+    <w:bookmarkStart w:id="27" w:name="Xa5c16034768f43966e4563930b4e2617e65d32b"/>
     <w:p>
       <w:pPr>
         <w:pStyle w:val="Heading3"/>
@@ -356,13 +363,11 @@
           <w:i/>
           <w:iCs/>
         </w:rPr>
-        <w:t xml:space="preserve">2025</w:t>
-      </w:r>
-    </w:p>
-    <w:p>
-      <w:pPr>
-        <w:pStyle w:val="BodyText"/>
-      </w:pPr>
+        <w:t xml:space="preserve">2025 - Current</w:t>
+      </w:r>
+      <w:r>
+        <w:t xml:space="preserve"> </w:t>
+      </w:r>
       <w:r>
         <w:rPr>
           <w:i/>
@@ -373,14 +378,42 @@
     </w:p>
     <w:p>
       <w:pPr>
-        <w:pStyle w:val="BodyText"/>
-      </w:pPr>
-      <w:r>
-        <w:t xml:space="preserve">As Senior AI Solutions Consultant, I architected and delivered AI solutions for enterprise clients. I provided architectural guidance for a regulated Azure AI Foundry deployment at a major Canadian financial institution, including multi-region design across US East 2 and Canada Central/East regions to meet PIPEDA and BCFSA data sovereignty requirements. Work included governance controls, zero-trust security, private networking, MuleSoft Flex Gateway integration for Claude model access, and compliance-grade observability. Dura Digital is a global IT consulting and services firm dedicated to delivering business, data, and AI-driven growth solutions.</w:t>
-      </w:r>
-    </w:p>
-    <w:bookmarkEnd w:id="17"/>
-    <w:bookmarkStart w:id="18" w:name="software-engineer-ii-microsoft"/>
+        <w:pStyle w:val="Compact"/>
+        <w:numPr>
+          <w:ilvl w:val="0"/>
+          <w:numId w:val="1002"/>
+        </w:numPr>
+      </w:pPr>
+      <w:r>
+        <w:t xml:space="preserve">Provided architectural direction and implementation strategy for healthcare and financial organizations adopting ML/AI tooling and infrastructure — serving as trusted technical advisor during early AI adoption phases.</w:t>
+      </w:r>
+    </w:p>
+    <w:p>
+      <w:pPr>
+        <w:pStyle w:val="Compact"/>
+        <w:numPr>
+          <w:ilvl w:val="0"/>
+          <w:numId w:val="1002"/>
+        </w:numPr>
+      </w:pPr>
+      <w:r>
+        <w:t xml:space="preserve">Identified key constraints and designed implementation roadmaps to bridge gaps between existing infrastructure and planned AI-focused architectures, enabling clients to move from strategy to production with clear milestones.</w:t>
+      </w:r>
+    </w:p>
+    <w:p>
+      <w:pPr>
+        <w:pStyle w:val="Compact"/>
+        <w:numPr>
+          <w:ilvl w:val="0"/>
+          <w:numId w:val="1002"/>
+        </w:numPr>
+      </w:pPr>
+      <w:r>
+        <w:t xml:space="preserve">Delivered secure, scalable, and compliant AI solutions for workflow automation, translating ambiguous business requirements into actionable technical plans with measurable outcomes.</w:t>
+      </w:r>
+    </w:p>
+    <w:bookmarkEnd w:id="27"/>
+    <w:bookmarkStart w:id="28" w:name="software-engineer-ii-microsoft"/>
     <w:p>
       <w:pPr>
         <w:pStyle w:val="Heading3"/>
@@ -400,11 +433,9 @@
         </w:rPr>
         <w:t xml:space="preserve">2019 – 2025</w:t>
       </w:r>
-    </w:p>
-    <w:p>
-      <w:pPr>
-        <w:pStyle w:val="BodyText"/>
-      </w:pPr>
+      <w:r>
+        <w:t xml:space="preserve"> </w:t>
+      </w:r>
       <w:r>
         <w:rPr>
           <w:i/>
@@ -415,14 +446,54 @@
     </w:p>
     <w:p>
       <w:pPr>
-        <w:pStyle w:val="BodyText"/>
-      </w:pPr>
-      <w:r>
-        <w:t xml:space="preserve">I was responsible for driving the development of high-impact, large-scale enterprise cloud applications from initial business requirements to maintenance and support. I utilized Azure cloud infrastructure, DevOps practices, CI/CD, AI/ML, and data analytics to deliver global, world-class enterprise software products. I conducted threat modeling and implemented zero-trust strategies to secure critical services and managed incident response for high-priority incidents and outages. I delivered global solutions for consumer and enterprise customer support, including AI Services, Communication Services, APIs, machine learning and intelligent automation, speech recognition and analytics, cognitive tools, and metric processing and analysis while ensuring security and information privacy.</w:t>
-      </w:r>
-    </w:p>
-    <w:bookmarkEnd w:id="18"/>
-    <w:bookmarkStart w:id="19" w:name="X38924617e4cf1fe11e1de1378b9ae19fccf2db2"/>
+        <w:pStyle w:val="Compact"/>
+        <w:numPr>
+          <w:ilvl w:val="0"/>
+          <w:numId w:val="1003"/>
+        </w:numPr>
+      </w:pPr>
+      <w:r>
+        <w:t xml:space="preserve">Designed and shipped frontier ML/AI speech-to-text systems for enterprise customer support, reducing agent oversight overhead by 50% through intelligent automation and real-time AI assistance.</w:t>
+      </w:r>
+    </w:p>
+    <w:p>
+      <w:pPr>
+        <w:pStyle w:val="Compact"/>
+        <w:numPr>
+          <w:ilvl w:val="0"/>
+          <w:numId w:val="1003"/>
+        </w:numPr>
+      </w:pPr>
+      <w:r>
+        <w:t xml:space="preserve">Built real-time and post-call customer satisfaction metric pipelines, enabling live supervisor awareness and KPI rollup evaluation across global support operations.</w:t>
+      </w:r>
+    </w:p>
+    <w:p>
+      <w:pPr>
+        <w:pStyle w:val="Compact"/>
+        <w:numPr>
+          <w:ilvl w:val="0"/>
+          <w:numId w:val="1003"/>
+        </w:numPr>
+      </w:pPr>
+      <w:r>
+        <w:t xml:space="preserve">Architected and delivered large-scale cloud-native enterprise applications using Azure infrastructure (Data Factory, Event Hub, Data Lake, Cosmos DB), DevOps practices, and CI/CD automation.</w:t>
+      </w:r>
+    </w:p>
+    <w:p>
+      <w:pPr>
+        <w:pStyle w:val="Compact"/>
+        <w:numPr>
+          <w:ilvl w:val="0"/>
+          <w:numId w:val="1003"/>
+        </w:numPr>
+      </w:pPr>
+      <w:r>
+        <w:t xml:space="preserve">Conducted threat modeling and implemented zero-trust security strategies to protect critical services and sensitive customer data; managed incident response for high-priority production outages.</w:t>
+      </w:r>
+    </w:p>
+    <w:bookmarkEnd w:id="28"/>
+    <w:bookmarkStart w:id="29" w:name="X38924617e4cf1fe11e1de1378b9ae19fccf2db2"/>
     <w:p>
       <w:pPr>
         <w:pStyle w:val="Heading3"/>
@@ -442,11 +513,9 @@
         </w:rPr>
         <w:t xml:space="preserve">2017 – 2019</w:t>
       </w:r>
-    </w:p>
-    <w:p>
-      <w:pPr>
-        <w:pStyle w:val="BodyText"/>
-      </w:pPr>
+      <w:r>
+        <w:t xml:space="preserve"> </w:t>
+      </w:r>
       <w:r>
         <w:rPr>
           <w:i/>
@@ -463,8 +532,8 @@
         <w:t xml:space="preserve">I developed secure, high-throughput, cloud applications at Microsoft's Core Platform Engineering Group. I developed APIs and microservices, identified and mitigated software vulnerabilities, enforced data privacy requirements, security, and compliance, implemented DevOps processes, and hardened resources and applications to meet world-class industry standards.</w:t>
       </w:r>
     </w:p>
-    <w:bookmarkEnd w:id="19"/>
-    <w:bookmarkStart w:id="20" w:name="software-engineer---getty-images"/>
+    <w:bookmarkEnd w:id="29"/>
+    <w:bookmarkStart w:id="30" w:name="software-engineer---getty-images"/>
     <w:p>
       <w:pPr>
         <w:pStyle w:val="Heading3"/>
@@ -484,11 +553,9 @@
         </w:rPr>
         <w:t xml:space="preserve">2012 – 2017</w:t>
       </w:r>
-    </w:p>
-    <w:p>
-      <w:pPr>
-        <w:pStyle w:val="BodyText"/>
-      </w:pPr>
+      <w:r>
+        <w:t xml:space="preserve"> </w:t>
+      </w:r>
       <w:r>
         <w:rPr>
           <w:i/>
@@ -505,8 +572,8 @@
         <w:t xml:space="preserve">I developed and tested web services and databases handling confidential financial data and the time-sensitive royalty calculation processes. Areas of experience included .NET development, relational databases, message brokers, monitoring and integration platforms, CI/CD, DevOps and Agile methodologies, and on-call engineering support. Getty Images is the global leader in multimedia and royalty services.</w:t>
       </w:r>
     </w:p>
-    <w:bookmarkEnd w:id="20"/>
-    <w:bookmarkStart w:id="21" w:name="X3d8dd5588cd264e0a83aaa77526a1bb34805905"/>
+    <w:bookmarkEnd w:id="30"/>
+    <w:bookmarkStart w:id="31" w:name="X3d8dd5588cd264e0a83aaa77526a1bb34805905"/>
     <w:p>
       <w:pPr>
         <w:pStyle w:val="Heading3"/>
@@ -526,11 +593,9 @@
         </w:rPr>
         <w:t xml:space="preserve">2007 – 2012</w:t>
       </w:r>
-    </w:p>
-    <w:p>
-      <w:pPr>
-        <w:pStyle w:val="BodyText"/>
-      </w:pPr>
+      <w:r>
+        <w:t xml:space="preserve"> </w:t>
+      </w:r>
       <w:r>
         <w:rPr>
           <w:i/>
@@ -544,12 +609,12 @@
         <w:pStyle w:val="BodyText"/>
       </w:pPr>
       <w:r>
-        <w:t xml:space="preserve">I designed and executed automated tests for web, mobile, and desktop software products. I developed unit and integration tests for web applications and APIs using automated frameworks and custom scripting. I wrote test plans, researched, and implemented test automation tools and frameworks. I led offshore and on-site testing teams. iSoftStone is a global IT and business services provider for Fortune 100 technology companies.</w:t>
-      </w:r>
-    </w:p>
-    <w:bookmarkEnd w:id="21"/>
-    <w:bookmarkEnd w:id="22"/>
-    <w:bookmarkStart w:id="24" w:name="education"/>
+        <w:t xml:space="preserve">Designed and executed automated test suites for web, mobile, and desktop products at Fortune 100 technology clients. Built unit and integration test frameworks, wrote test plans, and led offshore and on-site QA teams.</w:t>
+      </w:r>
+    </w:p>
+    <w:bookmarkEnd w:id="31"/>
+    <w:bookmarkEnd w:id="32"/>
+    <w:bookmarkStart w:id="34" w:name="education"/>
     <w:p>
       <w:pPr>
         <w:pStyle w:val="Heading2"/>
@@ -558,7 +623,7 @@
         <w:t xml:space="preserve">Education</w:t>
       </w:r>
     </w:p>
-    <w:bookmarkStart w:id="23" w:name="X7b95d8729012f59fd715cc6ccfd4ef5013598cc"/>
+    <w:bookmarkStart w:id="33" w:name="X7b95d8729012f59fd715cc6ccfd4ef5013598cc"/>
     <w:p>
       <w:pPr>
         <w:pStyle w:val="Heading3"/>
@@ -575,9 +640,9 @@
         <w:t xml:space="preserve">Universidad del Valle de Guatemala</w:t>
       </w:r>
     </w:p>
-    <w:bookmarkEnd w:id="23"/>
-    <w:bookmarkEnd w:id="24"/>
-    <w:bookmarkStart w:id="25" w:name="certifications"/>
+    <w:bookmarkEnd w:id="33"/>
+    <w:bookmarkEnd w:id="34"/>
+    <w:bookmarkStart w:id="35" w:name="certifications"/>
     <w:p>
       <w:pPr>
         <w:pStyle w:val="Heading2"/>
@@ -588,9 +653,10 @@
     </w:p>
     <w:p>
       <w:pPr>
+        <w:pStyle w:val="Compact"/>
         <w:numPr>
           <w:ilvl w:val="0"/>
-          <w:numId w:val="1001"/>
+          <w:numId w:val="1004"/>
         </w:numPr>
       </w:pPr>
       <w:r>
@@ -599,9 +665,10 @@
     </w:p>
     <w:p>
       <w:pPr>
+        <w:pStyle w:val="Compact"/>
         <w:numPr>
           <w:ilvl w:val="0"/>
-          <w:numId w:val="1001"/>
+          <w:numId w:val="1004"/>
         </w:numPr>
       </w:pPr>
       <w:r>
@@ -610,9 +677,10 @@
     </w:p>
     <w:p>
       <w:pPr>
+        <w:pStyle w:val="Compact"/>
         <w:numPr>
           <w:ilvl w:val="0"/>
-          <w:numId w:val="1001"/>
+          <w:numId w:val="1004"/>
         </w:numPr>
       </w:pPr>
       <w:r>
@@ -621,17 +689,18 @@
     </w:p>
     <w:p>
       <w:pPr>
+        <w:pStyle w:val="Compact"/>
         <w:numPr>
           <w:ilvl w:val="0"/>
-          <w:numId w:val="1001"/>
+          <w:numId w:val="1004"/>
         </w:numPr>
       </w:pPr>
       <w:r>
         <w:t xml:space="preserve">Telecommunications and Networks, America Movil</w:t>
       </w:r>
     </w:p>
-    <w:bookmarkEnd w:id="25"/>
-    <w:bookmarkEnd w:id="26"/>
+    <w:bookmarkEnd w:id="35"/>
+    <w:bookmarkEnd w:id="36"/>
     <w:sectPr>
       <w:pgSz w:h="15840" w:w="12240"/>
       <w:pgMar w:bottom="720" w:footer="720" w:gutter="0" w:header="720" w:left="720" w:right="720" w:top="720"/>
@@ -1082,6 +1151,15 @@
     <w:abstractNumId w:val="990"/>
   </w:num>
   <w:num w:numId="1001">
+    <w:abstractNumId w:val="991"/>
+  </w:num>
+  <w:num w:numId="1002">
+    <w:abstractNumId w:val="991"/>
+  </w:num>
+  <w:num w:numId="1003">
+    <w:abstractNumId w:val="991"/>
+  </w:num>
+  <w:num w:numId="1004">
     <w:abstractNumId w:val="991"/>
   </w:num>
 </w:numbering>
@@ -1487,7 +1565,6 @@
   <w:style w:default="1" w:styleId="Normal" w:type="paragraph">
     <w:name w:val="Normal"/>
     <w:qFormat/>
-    <w:rsid w:val="008123A2"/>
   </w:style>
   <w:style w:styleId="Heading1" w:type="paragraph">
     <w:name w:val="heading 1"/>
@@ -1505,7 +1582,7 @@
     </w:pPr>
     <w:rPr>
       <w:rFonts w:asciiTheme="majorHAnsi" w:cstheme="majorBidi" w:eastAsiaTheme="majorEastAsia" w:hAnsiTheme="majorHAnsi"/>
-      <w:color w:themeColor="accent1" w:themeShade="BF" w:val="2F5496"/>
+      <w:color w:themeColor="accent1" w:themeShade="BF" w:val="538135"/>
       <w:sz w:val="40"/>
       <w:szCs w:val="40"/>
     </w:rPr>
@@ -1527,7 +1604,7 @@
     </w:pPr>
     <w:rPr>
       <w:rFonts w:asciiTheme="majorHAnsi" w:cstheme="majorBidi" w:eastAsiaTheme="majorEastAsia" w:hAnsiTheme="majorHAnsi"/>
-      <w:color w:themeColor="accent1" w:themeShade="BF" w:val="2F5496"/>
+      <w:color w:themeColor="accent1" w:themeShade="BF" w:val="538135"/>
       <w:sz w:val="32"/>
       <w:szCs w:val="32"/>
     </w:rPr>
@@ -1549,7 +1626,7 @@
     </w:pPr>
     <w:rPr>
       <w:rFonts w:cstheme="majorBidi" w:eastAsiaTheme="majorEastAsia"/>
-      <w:color w:themeColor="accent1" w:themeShade="BF" w:val="2F5496"/>
+      <w:color w:themeColor="accent1" w:themeShade="BF" w:val="538135"/>
       <w:sz w:val="28"/>
       <w:szCs w:val="28"/>
     </w:rPr>
@@ -1560,6 +1637,7 @@
     <w:next w:val="Normal"/>
     <w:link w:val="Heading4Char"/>
     <w:uiPriority w:val="9"/>
+    <w:semiHidden/>
     <w:unhideWhenUsed/>
     <w:qFormat/>
     <w:rsid w:val="00043F99"/>
@@ -1573,7 +1651,7 @@
       <w:rFonts w:cstheme="majorBidi" w:eastAsiaTheme="majorEastAsia"/>
       <w:i/>
       <w:iCs/>
-      <w:color w:themeColor="accent1" w:themeShade="BF" w:val="2F5496"/>
+      <w:color w:themeColor="accent1" w:themeShade="BF" w:val="538135"/>
     </w:rPr>
   </w:style>
   <w:style w:styleId="Heading5" w:type="paragraph">
@@ -1594,7 +1672,7 @@
     </w:pPr>
     <w:rPr>
       <w:rFonts w:cstheme="majorBidi" w:eastAsiaTheme="majorEastAsia"/>
-      <w:color w:themeColor="accent1" w:themeShade="BF" w:val="2F5496"/>
+      <w:color w:themeColor="accent1" w:themeShade="BF" w:val="538135"/>
     </w:rPr>
   </w:style>
   <w:style w:styleId="Heading6" w:type="paragraph">
@@ -1720,7 +1798,7 @@
     <w:rsid w:val="00043F99"/>
     <w:rPr>
       <w:rFonts w:asciiTheme="majorHAnsi" w:cstheme="majorBidi" w:eastAsiaTheme="majorEastAsia" w:hAnsiTheme="majorHAnsi"/>
-      <w:color w:themeColor="accent1" w:themeShade="BF" w:val="2F5496"/>
+      <w:color w:themeColor="accent1" w:themeShade="BF" w:val="538135"/>
       <w:sz w:val="40"/>
       <w:szCs w:val="40"/>
     </w:rPr>
@@ -1733,7 +1811,7 @@
     <w:rsid w:val="00043F99"/>
     <w:rPr>
       <w:rFonts w:asciiTheme="majorHAnsi" w:cstheme="majorBidi" w:eastAsiaTheme="majorEastAsia" w:hAnsiTheme="majorHAnsi"/>
-      <w:color w:themeColor="accent1" w:themeShade="BF" w:val="2F5496"/>
+      <w:color w:themeColor="accent1" w:themeShade="BF" w:val="538135"/>
       <w:sz w:val="32"/>
       <w:szCs w:val="32"/>
     </w:rPr>
@@ -1746,7 +1824,7 @@
     <w:rsid w:val="00043F99"/>
     <w:rPr>
       <w:rFonts w:cstheme="majorBidi" w:eastAsiaTheme="majorEastAsia"/>
-      <w:color w:themeColor="accent1" w:themeShade="BF" w:val="2F5496"/>
+      <w:color w:themeColor="accent1" w:themeShade="BF" w:val="538135"/>
       <w:sz w:val="28"/>
       <w:szCs w:val="28"/>
     </w:rPr>
@@ -1762,7 +1840,7 @@
       <w:rFonts w:cstheme="majorBidi" w:eastAsiaTheme="majorEastAsia"/>
       <w:i/>
       <w:iCs/>
-      <w:color w:themeColor="accent1" w:themeShade="BF" w:val="2F5496"/>
+      <w:color w:themeColor="accent1" w:themeShade="BF" w:val="538135"/>
     </w:rPr>
   </w:style>
   <w:style w:customStyle="1" w:styleId="Heading5Char" w:type="character">
@@ -1774,7 +1852,7 @@
     <w:rsid w:val="00043F99"/>
     <w:rPr>
       <w:rFonts w:cstheme="majorBidi" w:eastAsiaTheme="majorEastAsia"/>
-      <w:color w:themeColor="accent1" w:themeShade="BF" w:val="2F5496"/>
+      <w:color w:themeColor="accent1" w:themeShade="BF" w:val="538135"/>
     </w:rPr>
   </w:style>
   <w:style w:customStyle="1" w:styleId="Heading6Char" w:type="character">
@@ -1948,7 +2026,7 @@
     <w:rPr>
       <w:i/>
       <w:iCs/>
-      <w:color w:themeColor="accent1" w:themeShade="BF" w:val="2F5496"/>
+      <w:color w:themeColor="accent1" w:themeShade="BF" w:val="538135"/>
     </w:rPr>
   </w:style>
   <w:style w:styleId="IntenseQuote" w:type="paragraph">
@@ -1961,8 +2039,8 @@
     <w:rsid w:val="00043F99"/>
     <w:pPr>
       <w:pBdr>
-        <w:top w:color="2F5496" w:space="10" w:sz="4" w:themeColor="accent1" w:themeShade="BF" w:val="single"/>
-        <w:bottom w:color="2F5496" w:space="10" w:sz="4" w:themeColor="accent1" w:themeShade="BF" w:val="single"/>
+        <w:top w:color="538135" w:space="10" w:sz="4" w:themeColor="accent1" w:themeShade="BF" w:val="single"/>
+        <w:bottom w:color="538135" w:space="10" w:sz="4" w:themeColor="accent1" w:themeShade="BF" w:val="single"/>
       </w:pBdr>
       <w:spacing w:after="360" w:before="360"/>
       <w:ind w:left="864" w:right="864"/>
@@ -1971,7 +2049,7 @@
     <w:rPr>
       <w:i/>
       <w:iCs/>
-      <w:color w:themeColor="accent1" w:themeShade="BF" w:val="2F5496"/>
+      <w:color w:themeColor="accent1" w:themeShade="BF" w:val="538135"/>
     </w:rPr>
   </w:style>
   <w:style w:customStyle="1" w:styleId="IntenseQuoteChar" w:type="character">
@@ -1983,7 +2061,7 @@
     <w:rPr>
       <w:i/>
       <w:iCs/>
-      <w:color w:themeColor="accent1" w:themeShade="BF" w:val="2F5496"/>
+      <w:color w:themeColor="accent1" w:themeShade="BF" w:val="538135"/>
     </w:rPr>
   </w:style>
   <w:style w:styleId="IntenseReference" w:type="character">
@@ -1996,7 +2074,7 @@
       <w:b/>
       <w:bCs/>
       <w:smallCaps/>
-      <w:color w:themeColor="accent1" w:themeShade="BF" w:val="2F5496"/>
+      <w:color w:themeColor="accent1" w:themeShade="BF" w:val="538135"/>
       <w:spacing w:val="5"/>
     </w:rPr>
   </w:style>
@@ -2023,917 +2101,13 @@
       <w:shd w:color="auto" w:fill="E1DFDD" w:val="clear"/>
     </w:rPr>
   </w:style>
-  <w:style w:customStyle="1" w:styleId="SourceCode" w:type="paragraph">
+  <w:style w:type="paragraph" w:customStyle="1" w:styleId="SourceCode">
     <w:name w:val="Source Code"/>
     <w:basedOn w:val="Normal"/>
     <w:link w:val="VerbatimChar"/>
     <w:pPr>
       <w:wordWrap w:val="off"/>
     </w:pPr>
-  </w:style>
-  <w:style w:customStyle="1" w:styleId="KeywordTok" w:type="character">
-    <w:name w:val="KeywordTok"/>
-    <w:basedOn w:val="VerbatimChar"/>
-    <w:rPr>
-      <w:b/>
-      <w:color w:val="007020"/>
-    </w:rPr>
-  </w:style>
-  <w:style w:customStyle="1" w:styleId="DataTypeTok" w:type="character">
-    <w:name w:val="DataTypeTok"/>
-    <w:basedOn w:val="VerbatimChar"/>
-    <w:rPr>
-      <w:color w:val="902000"/>
-    </w:rPr>
-  </w:style>
-  <w:style w:customStyle="1" w:styleId="DecValTok" w:type="character">
-    <w:name w:val="DecValTok"/>
-    <w:basedOn w:val="VerbatimChar"/>
-    <w:rPr>
-      <w:color w:val="40a070"/>
-    </w:rPr>
-  </w:style>
-  <w:style w:customStyle="1" w:styleId="BaseNTok" w:type="character">
-    <w:name w:val="BaseNTok"/>
-    <w:basedOn w:val="VerbatimChar"/>
-    <w:rPr>
-      <w:color w:val="40a070"/>
-    </w:rPr>
-  </w:style>
-  <w:style w:customStyle="1" w:styleId="FloatTok" w:type="character">
-    <w:name w:val="FloatTok"/>
-    <w:basedOn w:val="VerbatimChar"/>
-    <w:rPr>
-      <w:color w:val="40a070"/>
-    </w:rPr>
-  </w:style>
-  <w:style w:customStyle="1" w:styleId="ConstantTok" w:type="character">
-    <w:name w:val="ConstantTok"/>
-    <w:basedOn w:val="VerbatimChar"/>
-    <w:rPr>
-      <w:color w:val="880000"/>
-    </w:rPr>
-  </w:style>
-  <w:style w:customStyle="1" w:styleId="CharTok" w:type="character">
-    <w:name w:val="CharTok"/>
-    <w:basedOn w:val="VerbatimChar"/>
-    <w:rPr>
-      <w:color w:val="4070a0"/>
-    </w:rPr>
-  </w:style>
-  <w:style w:customStyle="1" w:styleId="SpecialCharTok" w:type="character">
-    <w:name w:val="SpecialCharTok"/>
-    <w:basedOn w:val="VerbatimChar"/>
-    <w:rPr>
-      <w:color w:val="4070a0"/>
-    </w:rPr>
-  </w:style>
-  <w:style w:customStyle="1" w:styleId="StringTok" w:type="character">
-    <w:name w:val="StringTok"/>
-    <w:basedOn w:val="VerbatimChar"/>
-    <w:rPr>
-      <w:color w:val="4070a0"/>
-    </w:rPr>
-  </w:style>
-  <w:style w:customStyle="1" w:styleId="VerbatimStringTok" w:type="character">
-    <w:name w:val="VerbatimStringTok"/>
-    <w:basedOn w:val="VerbatimChar"/>
-    <w:rPr>
-      <w:color w:val="4070a0"/>
-    </w:rPr>
-  </w:style>
-  <w:style w:customStyle="1" w:styleId="SpecialStringTok" w:type="character">
-    <w:name w:val="SpecialStringTok"/>
-    <w:basedOn w:val="VerbatimChar"/>
-    <w:rPr>
-      <w:color w:val="bb6688"/>
-    </w:rPr>
-  </w:style>
-  <w:style w:customStyle="1" w:styleId="ImportTok" w:type="character">
-    <w:name w:val="ImportTok"/>
-    <w:basedOn w:val="VerbatimChar"/>
-    <w:rPr>
-      <w:b/>
-      <w:color w:val="008000"/>
-    </w:rPr>
-  </w:style>
-  <w:style w:customStyle="1" w:styleId="CommentTok" w:type="character">
-    <w:name w:val="CommentTok"/>
-    <w:basedOn w:val="VerbatimChar"/>
-    <w:rPr>
-      <w:i/>
-      <w:color w:val="60a0b0"/>
-    </w:rPr>
-  </w:style>
-  <w:style w:customStyle="1" w:styleId="DocumentationTok" w:type="character">
-    <w:name w:val="DocumentationTok"/>
-    <w:basedOn w:val="VerbatimChar"/>
-    <w:rPr>
-      <w:i/>
-      <w:color w:val="ba2121"/>
-    </w:rPr>
-  </w:style>
-  <w:style w:customStyle="1" w:styleId="AnnotationTok" w:type="character">
-    <w:name w:val="AnnotationTok"/>
-    <w:basedOn w:val="VerbatimChar"/>
-    <w:rPr>
-      <w:b/>
-      <w:i/>
-      <w:color w:val="60a0b0"/>
-    </w:rPr>
-  </w:style>
-  <w:style w:customStyle="1" w:styleId="CommentVarTok" w:type="character">
-    <w:name w:val="CommentVarTok"/>
-    <w:basedOn w:val="VerbatimChar"/>
-    <w:rPr>
-      <w:b/>
-      <w:i/>
-      <w:color w:val="60a0b0"/>
-    </w:rPr>
-  </w:style>
-  <w:style w:customStyle="1" w:styleId="OtherTok" w:type="character">
-    <w:name w:val="OtherTok"/>
-    <w:basedOn w:val="VerbatimChar"/>
-    <w:rPr>
-      <w:color w:val="007020"/>
-    </w:rPr>
-  </w:style>
-  <w:style w:customStyle="1" w:styleId="FunctionTok" w:type="character">
-    <w:name w:val="FunctionTok"/>
-    <w:basedOn w:val="VerbatimChar"/>
-    <w:rPr>
-      <w:color w:val="06287e"/>
-    </w:rPr>
-  </w:style>
-  <w:style w:customStyle="1" w:styleId="VariableTok" w:type="character">
-    <w:name w:val="VariableTok"/>
-    <w:basedOn w:val="VerbatimChar"/>
-    <w:rPr>
-      <w:color w:val="19177c"/>
-    </w:rPr>
-  </w:style>
-  <w:style w:customStyle="1" w:styleId="ControlFlowTok" w:type="character">
-    <w:name w:val="ControlFlowTok"/>
-    <w:basedOn w:val="VerbatimChar"/>
-    <w:rPr>
-      <w:b/>
-      <w:color w:val="007020"/>
-    </w:rPr>
-  </w:style>
-  <w:style w:customStyle="1" w:styleId="OperatorTok" w:type="character">
-    <w:name w:val="OperatorTok"/>
-    <w:basedOn w:val="VerbatimChar"/>
-    <w:rPr>
-      <w:color w:val="666666"/>
-    </w:rPr>
-  </w:style>
-  <w:style w:customStyle="1" w:styleId="BuiltInTok" w:type="character">
-    <w:name w:val="BuiltInTok"/>
-    <w:basedOn w:val="VerbatimChar"/>
-    <w:rPr>
-      <w:color w:val="008000"/>
-    </w:rPr>
-  </w:style>
-  <w:style w:customStyle="1" w:styleId="ExtensionTok" w:type="character">
-    <w:name w:val="ExtensionTok"/>
-    <w:basedOn w:val="VerbatimChar"/>
-    <w:rPr/>
-  </w:style>
-  <w:style w:customStyle="1" w:styleId="PreprocessorTok" w:type="character">
-    <w:name w:val="PreprocessorTok"/>
-    <w:basedOn w:val="VerbatimChar"/>
-    <w:rPr>
-      <w:color w:val="bc7a00"/>
-    </w:rPr>
-  </w:style>
-  <w:style w:customStyle="1" w:styleId="AttributeTok" w:type="character">
-    <w:name w:val="AttributeTok"/>
-    <w:basedOn w:val="VerbatimChar"/>
-    <w:rPr>
-      <w:color w:val="7d9029"/>
-    </w:rPr>
-  </w:style>
-  <w:style w:customStyle="1" w:styleId="RegionMarkerTok" w:type="character">
-    <w:name w:val="RegionMarkerTok"/>
-    <w:basedOn w:val="VerbatimChar"/>
-    <w:rPr/>
-  </w:style>
-  <w:style w:customStyle="1" w:styleId="InformationTok" w:type="character">
-    <w:name w:val="InformationTok"/>
-    <w:basedOn w:val="VerbatimChar"/>
-    <w:rPr>
-      <w:b/>
-      <w:i/>
-      <w:color w:val="60a0b0"/>
-    </w:rPr>
-  </w:style>
-  <w:style w:customStyle="1" w:styleId="WarningTok" w:type="character">
-    <w:name w:val="WarningTok"/>
-    <w:basedOn w:val="VerbatimChar"/>
-    <w:rPr>
-      <w:b/>
-      <w:i/>
-      <w:color w:val="60a0b0"/>
-    </w:rPr>
-  </w:style>
-  <w:style w:customStyle="1" w:styleId="AlertTok" w:type="character">
-    <w:name w:val="AlertTok"/>
-    <w:basedOn w:val="VerbatimChar"/>
-    <w:rPr>
-      <w:b/>
-      <w:color w:val="ff0000"/>
-    </w:rPr>
-  </w:style>
-  <w:style w:customStyle="1" w:styleId="ErrorTok" w:type="character">
-    <w:name w:val="ErrorTok"/>
-    <w:basedOn w:val="VerbatimChar"/>
-    <w:rPr>
-      <w:b/>
-      <w:color w:val="ff0000"/>
-    </w:rPr>
-  </w:style>
-  <w:style w:customStyle="1" w:styleId="NormalTok" w:type="character">
-    <w:name w:val="NormalTok"/>
-    <w:basedOn w:val="VerbatimChar"/>
-    <w:rPr/>
-  </w:style>
-  <w:style w:customStyle="1" w:styleId="KeywordTok" w:type="character">
-    <w:name w:val="KeywordTok"/>
-    <w:basedOn w:val="VerbatimChar"/>
-    <w:rPr>
-      <w:b/>
-      <w:color w:val="007020"/>
-    </w:rPr>
-  </w:style>
-  <w:style w:customStyle="1" w:styleId="DataTypeTok" w:type="character">
-    <w:name w:val="DataTypeTok"/>
-    <w:basedOn w:val="VerbatimChar"/>
-    <w:rPr>
-      <w:color w:val="902000"/>
-    </w:rPr>
-  </w:style>
-  <w:style w:customStyle="1" w:styleId="DecValTok" w:type="character">
-    <w:name w:val="DecValTok"/>
-    <w:basedOn w:val="VerbatimChar"/>
-    <w:rPr>
-      <w:color w:val="40a070"/>
-    </w:rPr>
-  </w:style>
-  <w:style w:customStyle="1" w:styleId="BaseNTok" w:type="character">
-    <w:name w:val="BaseNTok"/>
-    <w:basedOn w:val="VerbatimChar"/>
-    <w:rPr>
-      <w:color w:val="40a070"/>
-    </w:rPr>
-  </w:style>
-  <w:style w:customStyle="1" w:styleId="FloatTok" w:type="character">
-    <w:name w:val="FloatTok"/>
-    <w:basedOn w:val="VerbatimChar"/>
-    <w:rPr>
-      <w:color w:val="40a070"/>
-    </w:rPr>
-  </w:style>
-  <w:style w:customStyle="1" w:styleId="ConstantTok" w:type="character">
-    <w:name w:val="ConstantTok"/>
-    <w:basedOn w:val="VerbatimChar"/>
-    <w:rPr>
-      <w:color w:val="880000"/>
-    </w:rPr>
-  </w:style>
-  <w:style w:customStyle="1" w:styleId="CharTok" w:type="character">
-    <w:name w:val="CharTok"/>
-    <w:basedOn w:val="VerbatimChar"/>
-    <w:rPr>
-      <w:color w:val="4070a0"/>
-    </w:rPr>
-  </w:style>
-  <w:style w:customStyle="1" w:styleId="SpecialCharTok" w:type="character">
-    <w:name w:val="SpecialCharTok"/>
-    <w:basedOn w:val="VerbatimChar"/>
-    <w:rPr>
-      <w:color w:val="4070a0"/>
-    </w:rPr>
-  </w:style>
-  <w:style w:customStyle="1" w:styleId="StringTok" w:type="character">
-    <w:name w:val="StringTok"/>
-    <w:basedOn w:val="VerbatimChar"/>
-    <w:rPr>
-      <w:color w:val="4070a0"/>
-    </w:rPr>
-  </w:style>
-  <w:style w:customStyle="1" w:styleId="VerbatimStringTok" w:type="character">
-    <w:name w:val="VerbatimStringTok"/>
-    <w:basedOn w:val="VerbatimChar"/>
-    <w:rPr>
-      <w:color w:val="4070a0"/>
-    </w:rPr>
-  </w:style>
-  <w:style w:customStyle="1" w:styleId="SpecialStringTok" w:type="character">
-    <w:name w:val="SpecialStringTok"/>
-    <w:basedOn w:val="VerbatimChar"/>
-    <w:rPr>
-      <w:color w:val="bb6688"/>
-    </w:rPr>
-  </w:style>
-  <w:style w:customStyle="1" w:styleId="ImportTok" w:type="character">
-    <w:name w:val="ImportTok"/>
-    <w:basedOn w:val="VerbatimChar"/>
-    <w:rPr>
-      <w:b/>
-      <w:color w:val="008000"/>
-    </w:rPr>
-  </w:style>
-  <w:style w:customStyle="1" w:styleId="CommentTok" w:type="character">
-    <w:name w:val="CommentTok"/>
-    <w:basedOn w:val="VerbatimChar"/>
-    <w:rPr>
-      <w:i/>
-      <w:color w:val="60a0b0"/>
-    </w:rPr>
-  </w:style>
-  <w:style w:customStyle="1" w:styleId="DocumentationTok" w:type="character">
-    <w:name w:val="DocumentationTok"/>
-    <w:basedOn w:val="VerbatimChar"/>
-    <w:rPr>
-      <w:i/>
-      <w:color w:val="ba2121"/>
-    </w:rPr>
-  </w:style>
-  <w:style w:customStyle="1" w:styleId="AnnotationTok" w:type="character">
-    <w:name w:val="AnnotationTok"/>
-    <w:basedOn w:val="VerbatimChar"/>
-    <w:rPr>
-      <w:b/>
-      <w:i/>
-      <w:color w:val="60a0b0"/>
-    </w:rPr>
-  </w:style>
-  <w:style w:customStyle="1" w:styleId="CommentVarTok" w:type="character">
-    <w:name w:val="CommentVarTok"/>
-    <w:basedOn w:val="VerbatimChar"/>
-    <w:rPr>
-      <w:b/>
-      <w:i/>
-      <w:color w:val="60a0b0"/>
-    </w:rPr>
-  </w:style>
-  <w:style w:customStyle="1" w:styleId="OtherTok" w:type="character">
-    <w:name w:val="OtherTok"/>
-    <w:basedOn w:val="VerbatimChar"/>
-    <w:rPr>
-      <w:color w:val="007020"/>
-    </w:rPr>
-  </w:style>
-  <w:style w:customStyle="1" w:styleId="FunctionTok" w:type="character">
-    <w:name w:val="FunctionTok"/>
-    <w:basedOn w:val="VerbatimChar"/>
-    <w:rPr>
-      <w:color w:val="06287e"/>
-    </w:rPr>
-  </w:style>
-  <w:style w:customStyle="1" w:styleId="VariableTok" w:type="character">
-    <w:name w:val="VariableTok"/>
-    <w:basedOn w:val="VerbatimChar"/>
-    <w:rPr>
-      <w:color w:val="19177c"/>
-    </w:rPr>
-  </w:style>
-  <w:style w:customStyle="1" w:styleId="ControlFlowTok" w:type="character">
-    <w:name w:val="ControlFlowTok"/>
-    <w:basedOn w:val="VerbatimChar"/>
-    <w:rPr>
-      <w:b/>
-      <w:color w:val="007020"/>
-    </w:rPr>
-  </w:style>
-  <w:style w:customStyle="1" w:styleId="OperatorTok" w:type="character">
-    <w:name w:val="OperatorTok"/>
-    <w:basedOn w:val="VerbatimChar"/>
-    <w:rPr>
-      <w:color w:val="666666"/>
-    </w:rPr>
-  </w:style>
-  <w:style w:customStyle="1" w:styleId="BuiltInTok" w:type="character">
-    <w:name w:val="BuiltInTok"/>
-    <w:basedOn w:val="VerbatimChar"/>
-    <w:rPr>
-      <w:color w:val="008000"/>
-    </w:rPr>
-  </w:style>
-  <w:style w:customStyle="1" w:styleId="ExtensionTok" w:type="character">
-    <w:name w:val="ExtensionTok"/>
-    <w:basedOn w:val="VerbatimChar"/>
-    <w:rPr/>
-  </w:style>
-  <w:style w:customStyle="1" w:styleId="PreprocessorTok" w:type="character">
-    <w:name w:val="PreprocessorTok"/>
-    <w:basedOn w:val="VerbatimChar"/>
-    <w:rPr>
-      <w:color w:val="bc7a00"/>
-    </w:rPr>
-  </w:style>
-  <w:style w:customStyle="1" w:styleId="AttributeTok" w:type="character">
-    <w:name w:val="AttributeTok"/>
-    <w:basedOn w:val="VerbatimChar"/>
-    <w:rPr>
-      <w:color w:val="7d9029"/>
-    </w:rPr>
-  </w:style>
-  <w:style w:customStyle="1" w:styleId="RegionMarkerTok" w:type="character">
-    <w:name w:val="RegionMarkerTok"/>
-    <w:basedOn w:val="VerbatimChar"/>
-    <w:rPr/>
-  </w:style>
-  <w:style w:customStyle="1" w:styleId="InformationTok" w:type="character">
-    <w:name w:val="InformationTok"/>
-    <w:basedOn w:val="VerbatimChar"/>
-    <w:rPr>
-      <w:b/>
-      <w:i/>
-      <w:color w:val="60a0b0"/>
-    </w:rPr>
-  </w:style>
-  <w:style w:customStyle="1" w:styleId="WarningTok" w:type="character">
-    <w:name w:val="WarningTok"/>
-    <w:basedOn w:val="VerbatimChar"/>
-    <w:rPr>
-      <w:b/>
-      <w:i/>
-      <w:color w:val="60a0b0"/>
-    </w:rPr>
-  </w:style>
-  <w:style w:customStyle="1" w:styleId="AlertTok" w:type="character">
-    <w:name w:val="AlertTok"/>
-    <w:basedOn w:val="VerbatimChar"/>
-    <w:rPr>
-      <w:b/>
-      <w:color w:val="ff0000"/>
-    </w:rPr>
-  </w:style>
-  <w:style w:customStyle="1" w:styleId="ErrorTok" w:type="character">
-    <w:name w:val="ErrorTok"/>
-    <w:basedOn w:val="VerbatimChar"/>
-    <w:rPr>
-      <w:b/>
-      <w:color w:val="ff0000"/>
-    </w:rPr>
-  </w:style>
-  <w:style w:customStyle="1" w:styleId="NormalTok" w:type="character">
-    <w:name w:val="NormalTok"/>
-    <w:basedOn w:val="VerbatimChar"/>
-    <w:rPr/>
-  </w:style>
-  <w:style w:customStyle="1" w:styleId="KeywordTok" w:type="character">
-    <w:name w:val="KeywordTok"/>
-    <w:basedOn w:val="VerbatimChar"/>
-    <w:rPr>
-      <w:b/>
-      <w:color w:val="007020"/>
-    </w:rPr>
-  </w:style>
-  <w:style w:customStyle="1" w:styleId="DataTypeTok" w:type="character">
-    <w:name w:val="DataTypeTok"/>
-    <w:basedOn w:val="VerbatimChar"/>
-    <w:rPr>
-      <w:color w:val="902000"/>
-    </w:rPr>
-  </w:style>
-  <w:style w:customStyle="1" w:styleId="DecValTok" w:type="character">
-    <w:name w:val="DecValTok"/>
-    <w:basedOn w:val="VerbatimChar"/>
-    <w:rPr>
-      <w:color w:val="40a070"/>
-    </w:rPr>
-  </w:style>
-  <w:style w:customStyle="1" w:styleId="BaseNTok" w:type="character">
-    <w:name w:val="BaseNTok"/>
-    <w:basedOn w:val="VerbatimChar"/>
-    <w:rPr>
-      <w:color w:val="40a070"/>
-    </w:rPr>
-  </w:style>
-  <w:style w:customStyle="1" w:styleId="FloatTok" w:type="character">
-    <w:name w:val="FloatTok"/>
-    <w:basedOn w:val="VerbatimChar"/>
-    <w:rPr>
-      <w:color w:val="40a070"/>
-    </w:rPr>
-  </w:style>
-  <w:style w:customStyle="1" w:styleId="ConstantTok" w:type="character">
-    <w:name w:val="ConstantTok"/>
-    <w:basedOn w:val="VerbatimChar"/>
-    <w:rPr>
-      <w:color w:val="880000"/>
-    </w:rPr>
-  </w:style>
-  <w:style w:customStyle="1" w:styleId="CharTok" w:type="character">
-    <w:name w:val="CharTok"/>
-    <w:basedOn w:val="VerbatimChar"/>
-    <w:rPr>
-      <w:color w:val="4070a0"/>
-    </w:rPr>
-  </w:style>
-  <w:style w:customStyle="1" w:styleId="SpecialCharTok" w:type="character">
-    <w:name w:val="SpecialCharTok"/>
-    <w:basedOn w:val="VerbatimChar"/>
-    <w:rPr>
-      <w:color w:val="4070a0"/>
-    </w:rPr>
-  </w:style>
-  <w:style w:customStyle="1" w:styleId="StringTok" w:type="character">
-    <w:name w:val="StringTok"/>
-    <w:basedOn w:val="VerbatimChar"/>
-    <w:rPr>
-      <w:color w:val="4070a0"/>
-    </w:rPr>
-  </w:style>
-  <w:style w:customStyle="1" w:styleId="VerbatimStringTok" w:type="character">
-    <w:name w:val="VerbatimStringTok"/>
-    <w:basedOn w:val="VerbatimChar"/>
-    <w:rPr>
-      <w:color w:val="4070a0"/>
-    </w:rPr>
-  </w:style>
-  <w:style w:customStyle="1" w:styleId="SpecialStringTok" w:type="character">
-    <w:name w:val="SpecialStringTok"/>
-    <w:basedOn w:val="VerbatimChar"/>
-    <w:rPr>
-      <w:color w:val="bb6688"/>
-    </w:rPr>
-  </w:style>
-  <w:style w:customStyle="1" w:styleId="ImportTok" w:type="character">
-    <w:name w:val="ImportTok"/>
-    <w:basedOn w:val="VerbatimChar"/>
-    <w:rPr>
-      <w:b/>
-      <w:color w:val="008000"/>
-    </w:rPr>
-  </w:style>
-  <w:style w:customStyle="1" w:styleId="CommentTok" w:type="character">
-    <w:name w:val="CommentTok"/>
-    <w:basedOn w:val="VerbatimChar"/>
-    <w:rPr>
-      <w:i/>
-      <w:color w:val="60a0b0"/>
-    </w:rPr>
-  </w:style>
-  <w:style w:customStyle="1" w:styleId="DocumentationTok" w:type="character">
-    <w:name w:val="DocumentationTok"/>
-    <w:basedOn w:val="VerbatimChar"/>
-    <w:rPr>
-      <w:i/>
-      <w:color w:val="ba2121"/>
-    </w:rPr>
-  </w:style>
-  <w:style w:customStyle="1" w:styleId="AnnotationTok" w:type="character">
-    <w:name w:val="AnnotationTok"/>
-    <w:basedOn w:val="VerbatimChar"/>
-    <w:rPr>
-      <w:b/>
-      <w:i/>
-      <w:color w:val="60a0b0"/>
-    </w:rPr>
-  </w:style>
-  <w:style w:customStyle="1" w:styleId="CommentVarTok" w:type="character">
-    <w:name w:val="CommentVarTok"/>
-    <w:basedOn w:val="VerbatimChar"/>
-    <w:rPr>
-      <w:b/>
-      <w:i/>
-      <w:color w:val="60a0b0"/>
-    </w:rPr>
-  </w:style>
-  <w:style w:customStyle="1" w:styleId="OtherTok" w:type="character">
-    <w:name w:val="OtherTok"/>
-    <w:basedOn w:val="VerbatimChar"/>
-    <w:rPr>
-      <w:color w:val="007020"/>
-    </w:rPr>
-  </w:style>
-  <w:style w:customStyle="1" w:styleId="FunctionTok" w:type="character">
-    <w:name w:val="FunctionTok"/>
-    <w:basedOn w:val="VerbatimChar"/>
-    <w:rPr>
-      <w:color w:val="06287e"/>
-    </w:rPr>
-  </w:style>
-  <w:style w:customStyle="1" w:styleId="VariableTok" w:type="character">
-    <w:name w:val="VariableTok"/>
-    <w:basedOn w:val="VerbatimChar"/>
-    <w:rPr>
-      <w:color w:val="19177c"/>
-    </w:rPr>
-  </w:style>
-  <w:style w:customStyle="1" w:styleId="ControlFlowTok" w:type="character">
-    <w:name w:val="ControlFlowTok"/>
-    <w:basedOn w:val="VerbatimChar"/>
-    <w:rPr>
-      <w:b/>
-      <w:color w:val="007020"/>
-    </w:rPr>
-  </w:style>
-  <w:style w:customStyle="1" w:styleId="OperatorTok" w:type="character">
-    <w:name w:val="OperatorTok"/>
-    <w:basedOn w:val="VerbatimChar"/>
-    <w:rPr>
-      <w:color w:val="666666"/>
-    </w:rPr>
-  </w:style>
-  <w:style w:customStyle="1" w:styleId="BuiltInTok" w:type="character">
-    <w:name w:val="BuiltInTok"/>
-    <w:basedOn w:val="VerbatimChar"/>
-    <w:rPr>
-      <w:color w:val="008000"/>
-    </w:rPr>
-  </w:style>
-  <w:style w:customStyle="1" w:styleId="ExtensionTok" w:type="character">
-    <w:name w:val="ExtensionTok"/>
-    <w:basedOn w:val="VerbatimChar"/>
-    <w:rPr/>
-  </w:style>
-  <w:style w:customStyle="1" w:styleId="PreprocessorTok" w:type="character">
-    <w:name w:val="PreprocessorTok"/>
-    <w:basedOn w:val="VerbatimChar"/>
-    <w:rPr>
-      <w:color w:val="bc7a00"/>
-    </w:rPr>
-  </w:style>
-  <w:style w:customStyle="1" w:styleId="AttributeTok" w:type="character">
-    <w:name w:val="AttributeTok"/>
-    <w:basedOn w:val="VerbatimChar"/>
-    <w:rPr>
-      <w:color w:val="7d9029"/>
-    </w:rPr>
-  </w:style>
-  <w:style w:customStyle="1" w:styleId="RegionMarkerTok" w:type="character">
-    <w:name w:val="RegionMarkerTok"/>
-    <w:basedOn w:val="VerbatimChar"/>
-    <w:rPr/>
-  </w:style>
-  <w:style w:customStyle="1" w:styleId="InformationTok" w:type="character">
-    <w:name w:val="InformationTok"/>
-    <w:basedOn w:val="VerbatimChar"/>
-    <w:rPr>
-      <w:b/>
-      <w:i/>
-      <w:color w:val="60a0b0"/>
-    </w:rPr>
-  </w:style>
-  <w:style w:customStyle="1" w:styleId="WarningTok" w:type="character">
-    <w:name w:val="WarningTok"/>
-    <w:basedOn w:val="VerbatimChar"/>
-    <w:rPr>
-      <w:b/>
-      <w:i/>
-      <w:color w:val="60a0b0"/>
-    </w:rPr>
-  </w:style>
-  <w:style w:customStyle="1" w:styleId="AlertTok" w:type="character">
-    <w:name w:val="AlertTok"/>
-    <w:basedOn w:val="VerbatimChar"/>
-    <w:rPr>
-      <w:b/>
-      <w:color w:val="ff0000"/>
-    </w:rPr>
-  </w:style>
-  <w:style w:customStyle="1" w:styleId="ErrorTok" w:type="character">
-    <w:name w:val="ErrorTok"/>
-    <w:basedOn w:val="VerbatimChar"/>
-    <w:rPr>
-      <w:b/>
-      <w:color w:val="ff0000"/>
-    </w:rPr>
-  </w:style>
-  <w:style w:customStyle="1" w:styleId="NormalTok" w:type="character">
-    <w:name w:val="NormalTok"/>
-    <w:basedOn w:val="VerbatimChar"/>
-    <w:rPr/>
-  </w:style>
-  <w:style w:customStyle="1" w:styleId="KeywordTok" w:type="character">
-    <w:name w:val="KeywordTok"/>
-    <w:basedOn w:val="VerbatimChar"/>
-    <w:rPr>
-      <w:b/>
-      <w:color w:val="007020"/>
-    </w:rPr>
-  </w:style>
-  <w:style w:customStyle="1" w:styleId="DataTypeTok" w:type="character">
-    <w:name w:val="DataTypeTok"/>
-    <w:basedOn w:val="VerbatimChar"/>
-    <w:rPr>
-      <w:color w:val="902000"/>
-    </w:rPr>
-  </w:style>
-  <w:style w:customStyle="1" w:styleId="DecValTok" w:type="character">
-    <w:name w:val="DecValTok"/>
-    <w:basedOn w:val="VerbatimChar"/>
-    <w:rPr>
-      <w:color w:val="40a070"/>
-    </w:rPr>
-  </w:style>
-  <w:style w:customStyle="1" w:styleId="BaseNTok" w:type="character">
-    <w:name w:val="BaseNTok"/>
-    <w:basedOn w:val="VerbatimChar"/>
-    <w:rPr>
-      <w:color w:val="40a070"/>
-    </w:rPr>
-  </w:style>
-  <w:style w:customStyle="1" w:styleId="FloatTok" w:type="character">
-    <w:name w:val="FloatTok"/>
-    <w:basedOn w:val="VerbatimChar"/>
-    <w:rPr>
-      <w:color w:val="40a070"/>
-    </w:rPr>
-  </w:style>
-  <w:style w:customStyle="1" w:styleId="ConstantTok" w:type="character">
-    <w:name w:val="ConstantTok"/>
-    <w:basedOn w:val="VerbatimChar"/>
-    <w:rPr>
-      <w:color w:val="880000"/>
-    </w:rPr>
-  </w:style>
-  <w:style w:customStyle="1" w:styleId="CharTok" w:type="character">
-    <w:name w:val="CharTok"/>
-    <w:basedOn w:val="VerbatimChar"/>
-    <w:rPr>
-      <w:color w:val="4070a0"/>
-    </w:rPr>
-  </w:style>
-  <w:style w:customStyle="1" w:styleId="SpecialCharTok" w:type="character">
-    <w:name w:val="SpecialCharTok"/>
-    <w:basedOn w:val="VerbatimChar"/>
-    <w:rPr>
-      <w:color w:val="4070a0"/>
-    </w:rPr>
-  </w:style>
-  <w:style w:customStyle="1" w:styleId="StringTok" w:type="character">
-    <w:name w:val="StringTok"/>
-    <w:basedOn w:val="VerbatimChar"/>
-    <w:rPr>
-      <w:color w:val="4070a0"/>
-    </w:rPr>
-  </w:style>
-  <w:style w:customStyle="1" w:styleId="VerbatimStringTok" w:type="character">
-    <w:name w:val="VerbatimStringTok"/>
-    <w:basedOn w:val="VerbatimChar"/>
-    <w:rPr>
-      <w:color w:val="4070a0"/>
-    </w:rPr>
-  </w:style>
-  <w:style w:customStyle="1" w:styleId="SpecialStringTok" w:type="character">
-    <w:name w:val="SpecialStringTok"/>
-    <w:basedOn w:val="VerbatimChar"/>
-    <w:rPr>
-      <w:color w:val="bb6688"/>
-    </w:rPr>
-  </w:style>
-  <w:style w:customStyle="1" w:styleId="ImportTok" w:type="character">
-    <w:name w:val="ImportTok"/>
-    <w:basedOn w:val="VerbatimChar"/>
-    <w:rPr>
-      <w:b/>
-      <w:color w:val="008000"/>
-    </w:rPr>
-  </w:style>
-  <w:style w:customStyle="1" w:styleId="CommentTok" w:type="character">
-    <w:name w:val="CommentTok"/>
-    <w:basedOn w:val="VerbatimChar"/>
-    <w:rPr>
-      <w:i/>
-      <w:color w:val="60a0b0"/>
-    </w:rPr>
-  </w:style>
-  <w:style w:customStyle="1" w:styleId="DocumentationTok" w:type="character">
-    <w:name w:val="DocumentationTok"/>
-    <w:basedOn w:val="VerbatimChar"/>
-    <w:rPr>
-      <w:i/>
-      <w:color w:val="ba2121"/>
-    </w:rPr>
-  </w:style>
-  <w:style w:customStyle="1" w:styleId="AnnotationTok" w:type="character">
-    <w:name w:val="AnnotationTok"/>
-    <w:basedOn w:val="VerbatimChar"/>
-    <w:rPr>
-      <w:b/>
-      <w:i/>
-      <w:color w:val="60a0b0"/>
-    </w:rPr>
-  </w:style>
-  <w:style w:customStyle="1" w:styleId="CommentVarTok" w:type="character">
-    <w:name w:val="CommentVarTok"/>
-    <w:basedOn w:val="VerbatimChar"/>
-    <w:rPr>
-      <w:b/>
-      <w:i/>
-      <w:color w:val="60a0b0"/>
-    </w:rPr>
-  </w:style>
-  <w:style w:customStyle="1" w:styleId="OtherTok" w:type="character">
-    <w:name w:val="OtherTok"/>
-    <w:basedOn w:val="VerbatimChar"/>
-    <w:rPr>
-      <w:color w:val="007020"/>
-    </w:rPr>
-  </w:style>
-  <w:style w:customStyle="1" w:styleId="FunctionTok" w:type="character">
-    <w:name w:val="FunctionTok"/>
-    <w:basedOn w:val="VerbatimChar"/>
-    <w:rPr>
-      <w:color w:val="06287e"/>
-    </w:rPr>
-  </w:style>
-  <w:style w:customStyle="1" w:styleId="VariableTok" w:type="character">
-    <w:name w:val="VariableTok"/>
-    <w:basedOn w:val="VerbatimChar"/>
-    <w:rPr>
-      <w:color w:val="19177c"/>
-    </w:rPr>
-  </w:style>
-  <w:style w:customStyle="1" w:styleId="ControlFlowTok" w:type="character">
-    <w:name w:val="ControlFlowTok"/>
-    <w:basedOn w:val="VerbatimChar"/>
-    <w:rPr>
-      <w:b/>
-      <w:color w:val="007020"/>
-    </w:rPr>
-  </w:style>
-  <w:style w:customStyle="1" w:styleId="OperatorTok" w:type="character">
-    <w:name w:val="OperatorTok"/>
-    <w:basedOn w:val="VerbatimChar"/>
-    <w:rPr>
-      <w:color w:val="666666"/>
-    </w:rPr>
-  </w:style>
-  <w:style w:customStyle="1" w:styleId="BuiltInTok" w:type="character">
-    <w:name w:val="BuiltInTok"/>
-    <w:basedOn w:val="VerbatimChar"/>
-    <w:rPr>
-      <w:color w:val="008000"/>
-    </w:rPr>
-  </w:style>
-  <w:style w:customStyle="1" w:styleId="ExtensionTok" w:type="character">
-    <w:name w:val="ExtensionTok"/>
-    <w:basedOn w:val="VerbatimChar"/>
-    <w:rPr/>
-  </w:style>
-  <w:style w:customStyle="1" w:styleId="PreprocessorTok" w:type="character">
-    <w:name w:val="PreprocessorTok"/>
-    <w:basedOn w:val="VerbatimChar"/>
-    <w:rPr>
-      <w:color w:val="bc7a00"/>
-    </w:rPr>
-  </w:style>
-  <w:style w:customStyle="1" w:styleId="AttributeTok" w:type="character">
-    <w:name w:val="AttributeTok"/>
-    <w:basedOn w:val="VerbatimChar"/>
-    <w:rPr>
-      <w:color w:val="7d9029"/>
-    </w:rPr>
-  </w:style>
-  <w:style w:customStyle="1" w:styleId="RegionMarkerTok" w:type="character">
-    <w:name w:val="RegionMarkerTok"/>
-    <w:basedOn w:val="VerbatimChar"/>
-    <w:rPr/>
-  </w:style>
-  <w:style w:customStyle="1" w:styleId="InformationTok" w:type="character">
-    <w:name w:val="InformationTok"/>
-    <w:basedOn w:val="VerbatimChar"/>
-    <w:rPr>
-      <w:b/>
-      <w:i/>
-      <w:color w:val="60a0b0"/>
-    </w:rPr>
-  </w:style>
-  <w:style w:customStyle="1" w:styleId="WarningTok" w:type="character">
-    <w:name w:val="WarningTok"/>
-    <w:basedOn w:val="VerbatimChar"/>
-    <w:rPr>
-      <w:b/>
-      <w:i/>
-      <w:color w:val="60a0b0"/>
-    </w:rPr>
-  </w:style>
-  <w:style w:customStyle="1" w:styleId="AlertTok" w:type="character">
-    <w:name w:val="AlertTok"/>
-    <w:basedOn w:val="VerbatimChar"/>
-    <w:rPr>
-      <w:b/>
-      <w:color w:val="ff0000"/>
-    </w:rPr>
-  </w:style>
-  <w:style w:customStyle="1" w:styleId="ErrorTok" w:type="character">
-    <w:name w:val="ErrorTok"/>
-    <w:basedOn w:val="VerbatimChar"/>
-    <w:rPr>
-      <w:b/>
-      <w:color w:val="ff0000"/>
-    </w:rPr>
-  </w:style>
-  <w:style w:customStyle="1" w:styleId="NormalTok" w:type="character">
-    <w:name w:val="NormalTok"/>
-    <w:basedOn w:val="VerbatimChar"/>
-    <w:rPr/>
   </w:style>
   <w:style w:type="character" w:customStyle="1" w:styleId="KeywordTok">
     <w:name w:val="KeywordTok"/>

--- a/resume/resume.docx
+++ b/resume/resume.docx
@@ -2,17 +2,146 @@
 <file path=word/document.xml><?xml version="1.0" encoding="utf-8"?>
 <w:document xmlns:w="http://schemas.openxmlformats.org/wordprocessingml/2006/main" xmlns:m="http://schemas.openxmlformats.org/officeDocument/2006/math" xmlns:r="http://schemas.openxmlformats.org/officeDocument/2006/relationships" xmlns:o="urn:schemas-microsoft-com:office:office" xmlns:v="urn:schemas-microsoft-com:vml" xmlns:w10="urn:schemas-microsoft-com:office:word" xmlns:a="http://schemas.openxmlformats.org/drawingml/2006/main" xmlns:pic="http://schemas.openxmlformats.org/drawingml/2006/picture" xmlns:wp="http://schemas.openxmlformats.org/drawingml/2006/wordprocessingDrawing">
   <w:body>
-    <w:bookmarkStart w:id="36" w:name="alejandro-echeverria"/>
-    <w:p>
-      <w:pPr>
-        <w:pStyle w:val="Heading1"/>
-      </w:pPr>
-      <w:r>
-        <w:rPr>
-          <w:b/>
-          <w:bCs/>
-        </w:rPr>
-        <w:t xml:space="preserve">Alejandro Echeverria</w:t>
+    <w:tbl>
+      <w:tblPr>
+        <w:tblW w:w="10800" w:type="dxa"/>
+        <w:tblBorders>
+          <w:top w:val="nil"/>
+          <w:left w:val="nil"/>
+          <w:bottom w:val="nil"/>
+          <w:right w:val="nil"/>
+          <w:insideH w:val="nil"/>
+          <w:insideV w:val="nil"/>
+        </w:tblBorders>
+        <w:tblCellMar>
+          <w:top w:w="0" w:type="dxa"/>
+          <w:left w:w="0" w:type="dxa"/>
+          <w:bottom w:w="0" w:type="dxa"/>
+          <w:right w:w="0" w:type="dxa"/>
+        </w:tblCellMar>
+        <w:tblLayout w:type="fixed"/>
+      </w:tblPr>
+      <w:tblGrid>
+        <w:gridCol w:w="6300"/>
+        <w:gridCol w:w="4500"/>
+      </w:tblGrid>
+      <w:tr>
+        <w:tc>
+          <w:tcPr>
+            <w:tcW w:w="6300" w:type="dxa"/>
+            <w:vAlign w:val="bottom"/>
+          </w:tcPr>
+          <w:p>
+            <w:pPr>
+              <w:pStyle w:val="Heading1"/>
+              <w:spacing w:before="0" w:after="0"/>
+            </w:pPr>
+            <w:r>
+              <w:t xml:space="preserve">Alejandro Echeverria</w:t>
+            </w:r>
+          </w:p>
+          <w:p>
+            <w:pPr>
+              <w:spacing w:before="0" w:after="0"/>
+            </w:pPr>
+            <w:r>
+              <w:rPr>
+                <w:color w:val="595959"/>
+              </w:rPr>
+              <w:t xml:space="preserve">Senior Data and AI Solutions Engineer</w:t>
+            </w:r>
+          </w:p>
+        </w:tc>
+        <w:tc>
+          <w:tcPr>
+            <w:tcW w:w="4500" w:type="dxa"/>
+            <w:vAlign w:val="bottom"/>
+          </w:tcPr>
+          <w:p>
+            <w:pPr>
+              <w:jc w:val="right"/>
+              <w:spacing w:before="0" w:after="0"/>
+            </w:pPr>
+            <w:r>
+              <w:fldChar w:fldCharType="begin"/>
+            </w:r>
+            <w:r>
+              <w:instrText xml:space="preserve"> HYPERLINK "mailto:nablaservices@outlook.com" </w:instrText>
+            </w:r>
+            <w:r>
+              <w:fldChar w:fldCharType="separate"/>
+            </w:r>
+            <w:r>
+              <w:rPr>
+                <w:rStyle w:val="Hyperlink"/>
+                <w:sz w:val="22"/>
+              </w:rPr>
+              <w:t xml:space="preserve">nablaservices@outlook.com</w:t>
+            </w:r>
+            <w:r>
+              <w:fldChar w:fldCharType="end"/>
+            </w:r>
+          </w:p>
+          <w:p>
+            <w:pPr>
+              <w:jc w:val="right"/>
+              <w:spacing w:before="0" w:after="0"/>
+            </w:pPr>
+            <w:r>
+              <w:fldChar w:fldCharType="begin"/>
+            </w:r>
+            <w:r>
+              <w:instrText xml:space="preserve"> HYPERLINK "https://linkedin.com/in/cuete" </w:instrText>
+            </w:r>
+            <w:r>
+              <w:fldChar w:fldCharType="separate"/>
+            </w:r>
+            <w:r>
+              <w:rPr>
+                <w:rStyle w:val="Hyperlink"/>
+                <w:sz w:val="22"/>
+              </w:rPr>
+              <w:t xml:space="preserve">https://linkedin.com/in/cuete</w:t>
+            </w:r>
+            <w:r>
+              <w:fldChar w:fldCharType="end"/>
+            </w:r>
+          </w:p>
+          <w:p>
+            <w:pPr>
+              <w:jc w:val="right"/>
+              <w:spacing w:before="0" w:after="0"/>
+            </w:pPr>
+            <w:r>
+              <w:fldChar w:fldCharType="begin"/>
+            </w:r>
+            <w:r>
+              <w:instrText xml:space="preserve"> HYPERLINK "https://github.com/cuete" </w:instrText>
+            </w:r>
+            <w:r>
+              <w:fldChar w:fldCharType="separate"/>
+            </w:r>
+            <w:r>
+              <w:rPr>
+                <w:rStyle w:val="Hyperlink"/>
+                <w:sz w:val="22"/>
+              </w:rPr>
+              <w:t xml:space="preserve">https://github.com/cuete</w:t>
+            </w:r>
+            <w:r>
+              <w:fldChar w:fldCharType="end"/>
+            </w:r>
+          </w:p>
+        </w:tc>
+      </w:tr>
+    </w:tbl>
+    <w:bookmarkStart w:id="9" w:name="professional-summary"/>
+    <w:p>
+      <w:pPr>
+        <w:pStyle w:val="Heading2"/>
+      </w:pPr>
+      <w:r>
+        <w:t xml:space="preserve">Professional Summary</w:t>
       </w:r>
     </w:p>
     <w:p>
@@ -20,61 +149,11 @@
         <w:pStyle w:val="FirstParagraph"/>
       </w:pPr>
       <w:r>
-        <w:t xml:space="preserve">Senior Data and AI Solutions Engineer</w:t>
-      </w:r>
-      <w:r>
-        <w:br/>
-      </w:r>
-      <w:hyperlink r:id="rId20">
-        <w:r>
-          <w:rPr>
-            <w:rStyle w:val="Hyperlink"/>
-          </w:rPr>
-          <w:t xml:space="preserve">nablaservices@outlook.com</w:t>
-        </w:r>
-      </w:hyperlink>
-      <w:r>
-        <w:br/>
-      </w:r>
-      <w:hyperlink r:id="rId21">
-        <w:r>
-          <w:rPr>
-            <w:rStyle w:val="Hyperlink"/>
-          </w:rPr>
-          <w:t xml:space="preserve">https://linkedin.com/in/cuete</w:t>
-        </w:r>
-      </w:hyperlink>
-      <w:r>
-        <w:br/>
-      </w:r>
-      <w:hyperlink r:id="rId22">
-        <w:r>
-          <w:rPr>
-            <w:rStyle w:val="Hyperlink"/>
-          </w:rPr>
-          <w:t xml:space="preserve">https://github.com/cuete</w:t>
-        </w:r>
-      </w:hyperlink>
-    </w:p>
-    <w:bookmarkStart w:id="23" w:name="professional-summary"/>
-    <w:p>
-      <w:pPr>
-        <w:pStyle w:val="Heading2"/>
-      </w:pPr>
-      <w:r>
-        <w:t xml:space="preserve">Professional Summary</w:t>
-      </w:r>
-    </w:p>
-    <w:p>
-      <w:pPr>
-        <w:pStyle w:val="FirstParagraph"/>
-      </w:pPr>
-      <w:r>
         <w:t xml:space="preserve">Senior Software Engineer with 18+ years of experience across data engineering, AI systems, and cloud-native software. I design and deploy production-ready AI pipelines, data platforms, and decision-support tools — translating complex research and business requirements into scalable, secure, and measurable outcomes. Experience spans global health research, enterprise software at Microsoft, and AI consulting for healthcare and finance.</w:t>
       </w:r>
     </w:p>
-    <w:bookmarkEnd w:id="23"/>
-    <w:bookmarkStart w:id="24" w:name="technical-skills"/>
+    <w:bookmarkEnd w:id="9"/>
+    <w:bookmarkStart w:id="10" w:name="technical-skills"/>
     <w:p>
       <w:pPr>
         <w:pStyle w:val="Heading2"/>
@@ -191,8 +270,8 @@
         <w:t xml:space="preserve">Threat modeling, SAML, OAuth2.0, SSO; GDPR, CCPA, HIPAA; Linux systems administration and internals.</w:t>
       </w:r>
     </w:p>
-    <w:bookmarkEnd w:id="24"/>
-    <w:bookmarkStart w:id="25" w:name="soft-skills"/>
+    <w:bookmarkEnd w:id="10"/>
+    <w:bookmarkStart w:id="11" w:name="soft-skills"/>
     <w:p>
       <w:pPr>
         <w:pStyle w:val="Heading2"/>
@@ -255,8 +334,8 @@
         <w:t xml:space="preserve">Security-first mindset with focus on data privacy and responsible AI; bias toward measurable outcomes over process; continuous investment in emerging AI and data engineering practices.</w:t>
       </w:r>
     </w:p>
-    <w:bookmarkEnd w:id="25"/>
-    <w:bookmarkStart w:id="32" w:name="professional-experience"/>
+    <w:bookmarkEnd w:id="11"/>
+    <w:bookmarkStart w:id="18" w:name="professional-experience"/>
     <w:p>
       <w:pPr>
         <w:pStyle w:val="Heading2"/>
@@ -265,7 +344,7 @@
         <w:t xml:space="preserve">Professional Experience</w:t>
       </w:r>
     </w:p>
-    <w:bookmarkStart w:id="26" w:name="X5cc0cccb172865010750096e6e26d22e76e32f0"/>
+    <w:bookmarkStart w:id="12" w:name="X5cc0cccb172865010750096e6e26d22e76e32f0"/>
     <w:p>
       <w:pPr>
         <w:pStyle w:val="Heading3"/>
@@ -283,10 +362,10 @@
           <w:i/>
           <w:iCs/>
         </w:rPr>
-        <w:t xml:space="preserve">2025 - Current</w:t>
-      </w:r>
-      <w:r>
-        <w:t xml:space="preserve"> </w:t>
+        <w:t xml:space="preserve">2025 – Current</w:t>
+      </w:r>
+      <w:r>
+        <w:br/>
       </w:r>
       <w:r>
         <w:rPr>
@@ -344,8 +423,8 @@
         <w:t xml:space="preserve">Led technical planning and cross-functional alignment across research, engineering, and operations — translating complex epidemiology requirements into production-grade AI systems with direct adoption by partner institutions.</w:t>
       </w:r>
     </w:p>
-    <w:bookmarkEnd w:id="26"/>
-    <w:bookmarkStart w:id="27" w:name="Xa5c16034768f43966e4563930b4e2617e65d32b"/>
+    <w:bookmarkEnd w:id="12"/>
+    <w:bookmarkStart w:id="13" w:name="Xa5c16034768f43966e4563930b4e2617e65d32b"/>
     <w:p>
       <w:pPr>
         <w:pStyle w:val="Heading3"/>
@@ -363,10 +442,10 @@
           <w:i/>
           <w:iCs/>
         </w:rPr>
-        <w:t xml:space="preserve">2025 - Current</w:t>
-      </w:r>
-      <w:r>
-        <w:t xml:space="preserve"> </w:t>
+        <w:t xml:space="preserve">2025 – Current</w:t>
+      </w:r>
+      <w:r>
+        <w:br/>
       </w:r>
       <w:r>
         <w:rPr>
@@ -412,8 +491,8 @@
         <w:t xml:space="preserve">Delivered secure, scalable, and compliant AI solutions for workflow automation, translating ambiguous business requirements into actionable technical plans with measurable outcomes.</w:t>
       </w:r>
     </w:p>
-    <w:bookmarkEnd w:id="27"/>
-    <w:bookmarkStart w:id="28" w:name="software-engineer-ii-microsoft"/>
+    <w:bookmarkEnd w:id="13"/>
+    <w:bookmarkStart w:id="14" w:name="software-engineer-ii-microsoft"/>
     <w:p>
       <w:pPr>
         <w:pStyle w:val="Heading3"/>
@@ -434,7 +513,7 @@
         <w:t xml:space="preserve">2019 – 2025</w:t>
       </w:r>
       <w:r>
-        <w:t xml:space="preserve"> </w:t>
+        <w:br/>
       </w:r>
       <w:r>
         <w:rPr>
@@ -492,8 +571,8 @@
         <w:t xml:space="preserve">Conducted threat modeling and implemented zero-trust security strategies to protect critical services and sensitive customer data; managed incident response for high-priority production outages.</w:t>
       </w:r>
     </w:p>
-    <w:bookmarkEnd w:id="28"/>
-    <w:bookmarkStart w:id="29" w:name="X38924617e4cf1fe11e1de1378b9ae19fccf2db2"/>
+    <w:bookmarkEnd w:id="14"/>
+    <w:bookmarkStart w:id="15" w:name="X38924617e4cf1fe11e1de1378b9ae19fccf2db2"/>
     <w:p>
       <w:pPr>
         <w:pStyle w:val="Heading3"/>
@@ -514,7 +593,7 @@
         <w:t xml:space="preserve">2017 – 2019</w:t>
       </w:r>
       <w:r>
-        <w:t xml:space="preserve"> </w:t>
+        <w:br/>
       </w:r>
       <w:r>
         <w:rPr>
@@ -532,8 +611,8 @@
         <w:t xml:space="preserve">I developed secure, high-throughput, cloud applications at Microsoft's Core Platform Engineering Group. I developed APIs and microservices, identified and mitigated software vulnerabilities, enforced data privacy requirements, security, and compliance, implemented DevOps processes, and hardened resources and applications to meet world-class industry standards.</w:t>
       </w:r>
     </w:p>
-    <w:bookmarkEnd w:id="29"/>
-    <w:bookmarkStart w:id="30" w:name="software-engineer---getty-images"/>
+    <w:bookmarkEnd w:id="15"/>
+    <w:bookmarkStart w:id="16" w:name="software-engineer---getty-images"/>
     <w:p>
       <w:pPr>
         <w:pStyle w:val="Heading3"/>
@@ -554,7 +633,7 @@
         <w:t xml:space="preserve">2012 – 2017</w:t>
       </w:r>
       <w:r>
-        <w:t xml:space="preserve"> </w:t>
+        <w:br/>
       </w:r>
       <w:r>
         <w:rPr>
@@ -572,8 +651,8 @@
         <w:t xml:space="preserve">I developed and tested web services and databases handling confidential financial data and the time-sensitive royalty calculation processes. Areas of experience included .NET development, relational databases, message brokers, monitoring and integration platforms, CI/CD, DevOps and Agile methodologies, and on-call engineering support. Getty Images is the global leader in multimedia and royalty services.</w:t>
       </w:r>
     </w:p>
-    <w:bookmarkEnd w:id="30"/>
-    <w:bookmarkStart w:id="31" w:name="X3d8dd5588cd264e0a83aaa77526a1bb34805905"/>
+    <w:bookmarkEnd w:id="16"/>
+    <w:bookmarkStart w:id="17" w:name="X3d8dd5588cd264e0a83aaa77526a1bb34805905"/>
     <w:p>
       <w:pPr>
         <w:pStyle w:val="Heading3"/>
@@ -594,7 +673,7 @@
         <w:t xml:space="preserve">2007 – 2012</w:t>
       </w:r>
       <w:r>
-        <w:t xml:space="preserve"> </w:t>
+        <w:br/>
       </w:r>
       <w:r>
         <w:rPr>
@@ -612,9 +691,9 @@
         <w:t xml:space="preserve">Designed and executed automated test suites for web, mobile, and desktop products at Fortune 100 technology clients. Built unit and integration test frameworks, wrote test plans, and led offshore and on-site QA teams.</w:t>
       </w:r>
     </w:p>
-    <w:bookmarkEnd w:id="31"/>
-    <w:bookmarkEnd w:id="32"/>
-    <w:bookmarkStart w:id="34" w:name="education"/>
+    <w:bookmarkEnd w:id="17"/>
+    <w:bookmarkEnd w:id="18"/>
+    <w:bookmarkStart w:id="20" w:name="education"/>
     <w:p>
       <w:pPr>
         <w:pStyle w:val="Heading2"/>
@@ -623,7 +702,7 @@
         <w:t xml:space="preserve">Education</w:t>
       </w:r>
     </w:p>
-    <w:bookmarkStart w:id="33" w:name="X7b95d8729012f59fd715cc6ccfd4ef5013598cc"/>
+    <w:bookmarkStart w:id="19" w:name="X7b95d8729012f59fd715cc6ccfd4ef5013598cc"/>
     <w:p>
       <w:pPr>
         <w:pStyle w:val="Heading3"/>
@@ -640,9 +719,9 @@
         <w:t xml:space="preserve">Universidad del Valle de Guatemala</w:t>
       </w:r>
     </w:p>
-    <w:bookmarkEnd w:id="33"/>
-    <w:bookmarkEnd w:id="34"/>
-    <w:bookmarkStart w:id="35" w:name="certifications"/>
+    <w:bookmarkEnd w:id="19"/>
+    <w:bookmarkEnd w:id="20"/>
+    <w:bookmarkStart w:id="21" w:name="certifications"/>
     <w:p>
       <w:pPr>
         <w:pStyle w:val="Heading2"/>
@@ -699,8 +778,7 @@
         <w:t xml:space="preserve">Telecommunications and Networks, America Movil</w:t>
       </w:r>
     </w:p>
-    <w:bookmarkEnd w:id="35"/>
-    <w:bookmarkEnd w:id="36"/>
+    <w:bookmarkEnd w:id="21"/>
     <w:sectPr>
       <w:pgSz w:h="15840" w:w="12240"/>
       <w:pgMar w:bottom="720" w:footer="720" w:gutter="0" w:header="720" w:left="720" w:right="720" w:top="720"/>
@@ -1180,7 +1258,7 @@
     </w:rPrDefault>
     <w:pPrDefault>
       <w:pPr>
-        <w:spacing w:after="160" w:line="278" w:lineRule="auto"/>
+        <w:spacing w:after="100" w:line="259" w:lineRule="auto"/>
       </w:pPr>
     </w:pPrDefault>
   </w:docDefaults>
@@ -1565,6 +1643,7 @@
   <w:style w:default="1" w:styleId="Normal" w:type="paragraph">
     <w:name w:val="Normal"/>
     <w:qFormat/>
+    <w:rsid w:val="00A432E0"/>
   </w:style>
   <w:style w:styleId="Heading1" w:type="paragraph">
     <w:name w:val="heading 1"/>
@@ -1573,18 +1652,20 @@
     <w:link w:val="Heading1Char"/>
     <w:uiPriority w:val="9"/>
     <w:qFormat/>
-    <w:rsid w:val="00043F99"/>
+    <w:rsid w:val="00F22FB4"/>
     <w:pPr>
       <w:keepNext/>
       <w:keepLines/>
-      <w:spacing w:after="80" w:before="360"/>
+      <w:spacing w:after="0" w:line="240" w:lineRule="auto"/>
       <w:outlineLvl w:val="0"/>
     </w:pPr>
     <w:rPr>
-      <w:rFonts w:asciiTheme="majorHAnsi" w:cstheme="majorBidi" w:eastAsiaTheme="majorEastAsia" w:hAnsiTheme="majorHAnsi"/>
-      <w:color w:themeColor="accent1" w:themeShade="BF" w:val="538135"/>
-      <w:sz w:val="40"/>
-      <w:szCs w:val="40"/>
+      <w:rFonts w:cstheme="minorHAnsi" w:eastAsiaTheme="majorEastAsia"/>
+      <w:b/>
+      <w:bCs/>
+      <w:color w:themeColor="accent6" w:themeShade="BF" w:val="538135"/>
+      <w:sz w:val="44"/>
+      <w:szCs w:val="44"/>
     </w:rPr>
   </w:style>
   <w:style w:styleId="Heading2" w:type="paragraph">
@@ -1595,16 +1676,19 @@
     <w:uiPriority w:val="9"/>
     <w:unhideWhenUsed/>
     <w:qFormat/>
-    <w:rsid w:val="00043F99"/>
+    <w:rsid w:val="00F22FB4"/>
     <w:pPr>
       <w:keepNext/>
       <w:keepLines/>
-      <w:spacing w:after="80" w:before="160"/>
+      <w:pBdr>
+        <w:bottom w:color="538135" w:space="3" w:sz="6" w:val="single"/>
+      </w:pBdr>
+      <w:spacing w:after="0" w:before="300" w:line="240" w:lineRule="auto"/>
       <w:outlineLvl w:val="1"/>
     </w:pPr>
     <w:rPr>
-      <w:rFonts w:asciiTheme="majorHAnsi" w:cstheme="majorBidi" w:eastAsiaTheme="majorEastAsia" w:hAnsiTheme="majorHAnsi"/>
-      <w:color w:themeColor="accent1" w:themeShade="BF" w:val="538135"/>
+      <w:rFonts w:eastAsiaTheme="majorEastAsia"/>
+      <w:color w:themeColor="accent6" w:themeShade="BF" w:val="538135"/>
       <w:sz w:val="32"/>
       <w:szCs w:val="32"/>
     </w:rPr>
@@ -1617,18 +1701,17 @@
     <w:uiPriority w:val="9"/>
     <w:unhideWhenUsed/>
     <w:qFormat/>
-    <w:rsid w:val="00043F99"/>
+    <w:rsid w:val="00F22FB4"/>
     <w:pPr>
       <w:keepNext/>
       <w:keepLines/>
-      <w:spacing w:after="80" w:before="160"/>
+      <w:spacing w:after="0" w:before="200" w:line="240" w:lineRule="auto"/>
       <w:outlineLvl w:val="2"/>
     </w:pPr>
     <w:rPr>
-      <w:rFonts w:cstheme="majorBidi" w:eastAsiaTheme="majorEastAsia"/>
-      <w:color w:themeColor="accent1" w:themeShade="BF" w:val="538135"/>
-      <w:sz w:val="28"/>
-      <w:szCs w:val="28"/>
+      <w:rFonts w:eastAsia="Times New Roman"/>
+      <w:color w:themeColor="accent6" w:themeShade="80" w:val="385623"/>
+      <w:lang w:eastAsia="es-GT"/>
     </w:rPr>
   </w:style>
   <w:style w:styleId="Heading4" w:type="paragraph">
@@ -1651,7 +1734,7 @@
       <w:rFonts w:cstheme="majorBidi" w:eastAsiaTheme="majorEastAsia"/>
       <w:i/>
       <w:iCs/>
-      <w:color w:themeColor="accent1" w:themeShade="BF" w:val="538135"/>
+      <w:color w:val="538135"/>
     </w:rPr>
   </w:style>
   <w:style w:styleId="Heading5" w:type="paragraph">
@@ -1672,7 +1755,7 @@
     </w:pPr>
     <w:rPr>
       <w:rFonts w:cstheme="majorBidi" w:eastAsiaTheme="majorEastAsia"/>
-      <w:color w:themeColor="accent1" w:themeShade="BF" w:val="538135"/>
+      <w:color w:val="538135"/>
     </w:rPr>
   </w:style>
   <w:style w:styleId="Heading6" w:type="paragraph">
@@ -1795,12 +1878,14 @@
     <w:basedOn w:val="DefaultParagraphFont"/>
     <w:link w:val="Heading1"/>
     <w:uiPriority w:val="9"/>
-    <w:rsid w:val="00043F99"/>
-    <w:rPr>
-      <w:rFonts w:asciiTheme="majorHAnsi" w:cstheme="majorBidi" w:eastAsiaTheme="majorEastAsia" w:hAnsiTheme="majorHAnsi"/>
-      <w:color w:themeColor="accent1" w:themeShade="BF" w:val="538135"/>
-      <w:sz w:val="40"/>
-      <w:szCs w:val="40"/>
+    <w:rsid w:val="00F22FB4"/>
+    <w:rPr>
+      <w:rFonts w:cstheme="minorHAnsi" w:eastAsiaTheme="majorEastAsia"/>
+      <w:b/>
+      <w:bCs/>
+      <w:color w:themeColor="accent6" w:themeShade="BF" w:val="538135"/>
+      <w:sz w:val="44"/>
+      <w:szCs w:val="44"/>
     </w:rPr>
   </w:style>
   <w:style w:customStyle="1" w:styleId="Heading2Char" w:type="character">
@@ -1808,10 +1893,10 @@
     <w:basedOn w:val="DefaultParagraphFont"/>
     <w:link w:val="Heading2"/>
     <w:uiPriority w:val="9"/>
-    <w:rsid w:val="00043F99"/>
-    <w:rPr>
-      <w:rFonts w:asciiTheme="majorHAnsi" w:cstheme="majorBidi" w:eastAsiaTheme="majorEastAsia" w:hAnsiTheme="majorHAnsi"/>
-      <w:color w:themeColor="accent1" w:themeShade="BF" w:val="538135"/>
+    <w:rsid w:val="00F22FB4"/>
+    <w:rPr>
+      <w:rFonts w:eastAsiaTheme="majorEastAsia"/>
+      <w:color w:themeColor="accent6" w:themeShade="BF" w:val="538135"/>
       <w:sz w:val="32"/>
       <w:szCs w:val="32"/>
     </w:rPr>
@@ -1821,12 +1906,11 @@
     <w:basedOn w:val="DefaultParagraphFont"/>
     <w:link w:val="Heading3"/>
     <w:uiPriority w:val="9"/>
-    <w:rsid w:val="00043F99"/>
-    <w:rPr>
-      <w:rFonts w:cstheme="majorBidi" w:eastAsiaTheme="majorEastAsia"/>
-      <w:color w:themeColor="accent1" w:themeShade="BF" w:val="538135"/>
-      <w:sz w:val="28"/>
-      <w:szCs w:val="28"/>
+    <w:rsid w:val="00F22FB4"/>
+    <w:rPr>
+      <w:rFonts w:eastAsia="Times New Roman"/>
+      <w:color w:themeColor="accent6" w:themeShade="80" w:val="385623"/>
+      <w:lang w:eastAsia="es-GT"/>
     </w:rPr>
   </w:style>
   <w:style w:customStyle="1" w:styleId="Heading4Char" w:type="character">
@@ -1840,7 +1924,7 @@
       <w:rFonts w:cstheme="majorBidi" w:eastAsiaTheme="majorEastAsia"/>
       <w:i/>
       <w:iCs/>
-      <w:color w:themeColor="accent1" w:themeShade="BF" w:val="538135"/>
+      <w:color w:val="538135"/>
     </w:rPr>
   </w:style>
   <w:style w:customStyle="1" w:styleId="Heading5Char" w:type="character">
@@ -1852,7 +1936,7 @@
     <w:rsid w:val="00043F99"/>
     <w:rPr>
       <w:rFonts w:cstheme="majorBidi" w:eastAsiaTheme="majorEastAsia"/>
-      <w:color w:themeColor="accent1" w:themeShade="BF" w:val="538135"/>
+      <w:color w:val="538135"/>
     </w:rPr>
   </w:style>
   <w:style w:customStyle="1" w:styleId="Heading6Char" w:type="character">
@@ -2026,7 +2110,7 @@
     <w:rPr>
       <w:i/>
       <w:iCs/>
-      <w:color w:themeColor="accent1" w:themeShade="BF" w:val="538135"/>
+      <w:color w:val="538135"/>
     </w:rPr>
   </w:style>
   <w:style w:styleId="IntenseQuote" w:type="paragraph">
@@ -2039,8 +2123,8 @@
     <w:rsid w:val="00043F99"/>
     <w:pPr>
       <w:pBdr>
-        <w:top w:color="538135" w:space="10" w:sz="4" w:themeColor="accent1" w:themeShade="BF" w:val="single"/>
-        <w:bottom w:color="538135" w:space="10" w:sz="4" w:themeColor="accent1" w:themeShade="BF" w:val="single"/>
+        <w:top w:color="2F5496" w:space="10" w:sz="4" w:themeColor="accent1" w:themeShade="BF" w:val="single"/>
+        <w:bottom w:color="2F5496" w:space="10" w:sz="4" w:themeColor="accent1" w:themeShade="BF" w:val="single"/>
       </w:pBdr>
       <w:spacing w:after="360" w:before="360"/>
       <w:ind w:left="864" w:right="864"/>
@@ -2049,7 +2133,7 @@
     <w:rPr>
       <w:i/>
       <w:iCs/>
-      <w:color w:themeColor="accent1" w:themeShade="BF" w:val="538135"/>
+      <w:color w:val="538135"/>
     </w:rPr>
   </w:style>
   <w:style w:customStyle="1" w:styleId="IntenseQuoteChar" w:type="character">
@@ -2061,7 +2145,7 @@
     <w:rPr>
       <w:i/>
       <w:iCs/>
-      <w:color w:themeColor="accent1" w:themeShade="BF" w:val="538135"/>
+      <w:color w:val="538135"/>
     </w:rPr>
   </w:style>
   <w:style w:styleId="IntenseReference" w:type="character">
@@ -2074,7 +2158,7 @@
       <w:b/>
       <w:bCs/>
       <w:smallCaps/>
-      <w:color w:themeColor="accent1" w:themeShade="BF" w:val="538135"/>
+      <w:color w:val="538135"/>
       <w:spacing w:val="5"/>
     </w:rPr>
   </w:style>
@@ -2100,6 +2184,15 @@
       <w:color w:val="605E5C"/>
       <w:shd w:color="auto" w:fill="E1DFDD" w:val="clear"/>
     </w:rPr>
+  </w:style>
+  <w:style w:customStyle="1" w:styleId="Compact" w:type="paragraph">
+    <w:name w:val="Compact"/>
+    <w:basedOn w:val="Normal"/>
+    <w:qFormat/>
+    <w:pPr>
+      <w:spacing w:after="40"/>
+      <w:contextualSpacing/>
+    </w:pPr>
   </w:style>
   <w:style w:type="paragraph" w:customStyle="1" w:styleId="SourceCode">
     <w:name w:val="Source Code"/>

--- a/resume/resume.docx
+++ b/resume/resume.docx
@@ -2,139 +2,91 @@
 <file path=word/document.xml><?xml version="1.0" encoding="utf-8"?>
 <w:document xmlns:w="http://schemas.openxmlformats.org/wordprocessingml/2006/main" xmlns:m="http://schemas.openxmlformats.org/officeDocument/2006/math" xmlns:r="http://schemas.openxmlformats.org/officeDocument/2006/relationships" xmlns:o="urn:schemas-microsoft-com:office:office" xmlns:v="urn:schemas-microsoft-com:vml" xmlns:w10="urn:schemas-microsoft-com:office:word" xmlns:a="http://schemas.openxmlformats.org/drawingml/2006/main" xmlns:pic="http://schemas.openxmlformats.org/drawingml/2006/picture" xmlns:wp="http://schemas.openxmlformats.org/drawingml/2006/wordprocessingDrawing">
   <w:body>
-    <w:tbl>
-      <w:tblPr>
-        <w:tblW w:w="10800" w:type="dxa"/>
-        <w:tblBorders>
-          <w:top w:val="nil"/>
-          <w:left w:val="nil"/>
-          <w:bottom w:val="nil"/>
-          <w:right w:val="nil"/>
-          <w:insideH w:val="nil"/>
-          <w:insideV w:val="nil"/>
-        </w:tblBorders>
-        <w:tblCellMar>
-          <w:top w:w="0" w:type="dxa"/>
-          <w:left w:w="0" w:type="dxa"/>
-          <w:bottom w:w="0" w:type="dxa"/>
-          <w:right w:w="0" w:type="dxa"/>
-        </w:tblCellMar>
-        <w:tblLayout w:type="fixed"/>
-      </w:tblPr>
-      <w:tblGrid>
-        <w:gridCol w:w="6300"/>
-        <w:gridCol w:w="4500"/>
-      </w:tblGrid>
-      <w:tr>
-        <w:tc>
-          <w:tcPr>
-            <w:tcW w:w="6300" w:type="dxa"/>
-            <w:vAlign w:val="bottom"/>
-          </w:tcPr>
-          <w:p>
-            <w:pPr>
-              <w:pStyle w:val="Heading1"/>
-              <w:spacing w:before="0" w:after="0"/>
-            </w:pPr>
-            <w:r>
-              <w:t xml:space="preserve">Alejandro Echeverria</w:t>
-            </w:r>
-          </w:p>
-          <w:p>
-            <w:pPr>
-              <w:spacing w:before="0" w:after="0"/>
-            </w:pPr>
-            <w:r>
-              <w:rPr>
-                <w:color w:val="595959"/>
-              </w:rPr>
-              <w:t xml:space="preserve">Senior Data and AI Solutions Engineer</w:t>
-            </w:r>
-          </w:p>
-        </w:tc>
-        <w:tc>
-          <w:tcPr>
-            <w:tcW w:w="4500" w:type="dxa"/>
-            <w:vAlign w:val="bottom"/>
-          </w:tcPr>
-          <w:p>
-            <w:pPr>
-              <w:jc w:val="right"/>
-              <w:spacing w:before="0" w:after="0"/>
-            </w:pPr>
-            <w:r>
-              <w:fldChar w:fldCharType="begin"/>
-            </w:r>
-            <w:r>
-              <w:instrText xml:space="preserve"> HYPERLINK "mailto:nablaservices@outlook.com" </w:instrText>
-            </w:r>
-            <w:r>
-              <w:fldChar w:fldCharType="separate"/>
-            </w:r>
-            <w:r>
-              <w:rPr>
-                <w:rStyle w:val="Hyperlink"/>
-                <w:sz w:val="22"/>
-              </w:rPr>
-              <w:t xml:space="preserve">nablaservices@outlook.com</w:t>
-            </w:r>
-            <w:r>
-              <w:fldChar w:fldCharType="end"/>
-            </w:r>
-          </w:p>
-          <w:p>
-            <w:pPr>
-              <w:jc w:val="right"/>
-              <w:spacing w:before="0" w:after="0"/>
-            </w:pPr>
-            <w:r>
-              <w:fldChar w:fldCharType="begin"/>
-            </w:r>
-            <w:r>
-              <w:instrText xml:space="preserve"> HYPERLINK "https://linkedin.com/in/cuete" </w:instrText>
-            </w:r>
-            <w:r>
-              <w:fldChar w:fldCharType="separate"/>
-            </w:r>
-            <w:r>
-              <w:rPr>
-                <w:rStyle w:val="Hyperlink"/>
-                <w:sz w:val="22"/>
-              </w:rPr>
-              <w:t xml:space="preserve">https://linkedin.com/in/cuete</w:t>
-            </w:r>
-            <w:r>
-              <w:fldChar w:fldCharType="end"/>
-            </w:r>
-          </w:p>
-          <w:p>
-            <w:pPr>
-              <w:jc w:val="right"/>
-              <w:spacing w:before="0" w:after="0"/>
-            </w:pPr>
-            <w:r>
-              <w:fldChar w:fldCharType="begin"/>
-            </w:r>
-            <w:r>
-              <w:instrText xml:space="preserve"> HYPERLINK "https://github.com/cuete" </w:instrText>
-            </w:r>
-            <w:r>
-              <w:fldChar w:fldCharType="separate"/>
-            </w:r>
-            <w:r>
-              <w:rPr>
-                <w:rStyle w:val="Hyperlink"/>
-                <w:sz w:val="22"/>
-              </w:rPr>
-              <w:t xml:space="preserve">https://github.com/cuete</w:t>
-            </w:r>
-            <w:r>
-              <w:fldChar w:fldCharType="end"/>
-            </w:r>
-          </w:p>
-        </w:tc>
-      </w:tr>
-    </w:tbl>
+    <w:p>
+      <w:pPr>
+        <w:pStyle w:val="Heading1"/>
+        <w:spacing w:before="0" w:after="0"/>
+      </w:pPr>
+      <w:r>
+        <w:t>Alejandro Echeverria</w:t>
+      </w:r>
+    </w:p>
+    <w:p>
+      <w:pPr>
+        <w:spacing w:before="0" w:after="120"/>
+      </w:pPr>
+      <w:r>
+        <w:rPr>
+          <w:color w:val="595959"/>
+        </w:rPr>
+        <w:t>Senior Data and AI Solutions Engineer</w:t>
+      </w:r>
+    </w:p>
+    <w:p>
+      <w:pPr>
+        <w:spacing w:before="0" w:after="0"/>
+      </w:pPr>
+      <w:r>
+        <w:fldChar w:fldCharType="begin"/>
+      </w:r>
+      <w:r>
+        <w:instrText xml:space="preserve"> HYPERLINK "mailto:nablaservices@outlook.com" </w:instrText>
+      </w:r>
+      <w:r>
+        <w:fldChar w:fldCharType="separate"/>
+      </w:r>
+      <w:r>
+        <w:rPr>
+          <w:rStyle w:val="Hyperlink"/>
+        </w:rPr>
+        <w:t>nablaservices@outlook.com</w:t>
+      </w:r>
+      <w:r>
+        <w:fldChar w:fldCharType="end"/>
+      </w:r>
+      <w:r>
+        <w:t xml:space="preserve">  |  </w:t>
+      </w:r>
+      <w:r>
+        <w:fldChar w:fldCharType="begin"/>
+      </w:r>
+      <w:r>
+        <w:instrText xml:space="preserve"> HYPERLINK "https://linkedin.com/in/cuete" </w:instrText>
+      </w:r>
+      <w:r>
+        <w:fldChar w:fldCharType="separate"/>
+      </w:r>
+      <w:r>
+        <w:rPr>
+          <w:rStyle w:val="Hyperlink"/>
+        </w:rPr>
+        <w:t>linkedin.com/in/cuete</w:t>
+      </w:r>
+      <w:r>
+        <w:fldChar w:fldCharType="end"/>
+      </w:r>
+      <w:r>
+        <w:t xml:space="preserve">  |  </w:t>
+      </w:r>
+      <w:r>
+        <w:fldChar w:fldCharType="begin"/>
+      </w:r>
+      <w:r>
+        <w:instrText xml:space="preserve"> HYPERLINK "https://github.com/cuete" </w:instrText>
+      </w:r>
+      <w:r>
+        <w:fldChar w:fldCharType="separate"/>
+      </w:r>
+      <w:r>
+        <w:rPr>
+          <w:rStyle w:val="Hyperlink"/>
+        </w:rPr>
+        <w:t>github.com/cuete</w:t>
+      </w:r>
+      <w:r>
+        <w:fldChar w:fldCharType="end"/>
+      </w:r>
+    </w:p>
     <w:bookmarkStart w:id="9" w:name="professional-summary"/>
     <w:p>
       <w:pPr>
@@ -149,7 +101,7 @@
         <w:pStyle w:val="FirstParagraph"/>
       </w:pPr>
       <w:r>
-        <w:t xml:space="preserve">Senior Software Engineer with 18+ years of experience across data engineering, AI systems, and cloud-native software. I design and deploy production-ready AI pipelines, data platforms, and decision-support tools — translating complex research and business requirements into scalable, secure, and measurable outcomes. Experience spans global health research, enterprise software at Microsoft, and AI consulting for healthcare and finance.</w:t>
+        <w:t xml:space="preserve">Senior Software Engineer with 18+ years of experience across data engineering, AI systems, and cloud-native software. I design and deploy production-ready AI pipelines, data platforms, and decision-support tools — translating complex research and business requirements into scalable, secure, and measurable outcomes, with a track record of stakeholder alignment from research teams to executive leadership. Experience spans global health research, enterprise software at Microsoft, and AI consulting for healthcare and finance.</w:t>
       </w:r>
     </w:p>
     <w:bookmarkEnd w:id="9"/>
@@ -177,7 +129,7 @@
         <w:t xml:space="preserve"> </w:t>
       </w:r>
       <w:r>
-        <w:t xml:space="preserve">LLMs, AI agents, multi-agent systems, RAG, intelligent automation; OpenAI SDK, Anthropic Claude SDK, Azure OpenAI, Azure AI Foundry; LangChain, LangGraph; local LLMs for prototyping; Databricks; prompt, context, and token optimization (FinOps for AI); model selection, evaluation, and A/B testing; AI guardrails and Responsible AI practices.</w:t>
+        <w:t xml:space="preserve">LLMs, AI agents, multi-agent systems, RAG, NLP (natural language processing), intelligent automation, MLOps; OpenAI SDK, Anthropic Claude SDK, Azure OpenAI, Azure AI Foundry; LangChain, LangGraph; local LLMs for prototyping; Databricks; prompt, context, and token optimization (FinOps for AI); model selection, evaluation, and A/B testing; AI guardrails and Responsible AI practices.</w:t>
       </w:r>
     </w:p>
     <w:p>
@@ -195,7 +147,7 @@
         <w:t xml:space="preserve"> </w:t>
       </w:r>
       <w:r>
-        <w:t xml:space="preserve">Azure Data Factory, Synapse Analytics, Analysis Services, Data Lake Storage, Event Hub, Cosmos DB, Microsoft Fabric; SQL, NoSQL, SQLite, Data Lake, Redis, Blob, Azure Container Apps.</w:t>
+        <w:t xml:space="preserve">Azure Data Factory, Synapse Analytics, Analysis Services, Data Lake Storage, Event Hub, Cosmos DB, Microsoft Fabric; SQL, NoSQL, SQLite, ETL/ELT, data modeling, Data Lake, Redis, Blob, Azure Container Apps.</w:t>
       </w:r>
     </w:p>
     <w:p>
@@ -231,7 +183,7 @@
         <w:t xml:space="preserve"> </w:t>
       </w:r>
       <w:r>
-        <w:t xml:space="preserve">Docker, Kubernetes; Azure DevOps, GitHub Actions, Drone; ARM, Terraform, Bicep (IaC); FastAPI; pgvector, sqlite-vec; async/parallel pipeline architecture; caching strategies for AI services; GitHub Copilot.</w:t>
+        <w:t xml:space="preserve">Docker, Kubernetes; Azure DevOps, GitHub Actions, Drone; ARM, Terraform, Bicep (IaC); FastAPI, RESTful APIs; vector database (pgvector, sqlite-vec); async/parallel pipeline architecture; caching strategies for AI services; GitHub Copilot.</w:t>
       </w:r>
     </w:p>
     <w:p>
@@ -249,7 +201,7 @@
         <w:t xml:space="preserve"> </w:t>
       </w:r>
       <w:r>
-        <w:t xml:space="preserve">Solutions Architecture; .NET, Node.js, Entity Framework; TCP/IP, HTTP, Zero Trust Network; SDL, Scrum, Agile, DevOps.</w:t>
+        <w:t xml:space="preserve">Solutions Architecture; .NET, Node.js, Entity Framework; TCP/IP, HTTP, Zero Trust Network; SDL, Scrum, Agile, DevOps; machine learning systems design.</w:t>
       </w:r>
     </w:p>
     <w:p>

--- a/resume/resume.docx
+++ b/resume/resume.docx
@@ -87,7 +87,6 @@
         <w:fldChar w:fldCharType="end"/>
       </w:r>
     </w:p>
-    <w:bookmarkStart w:id="9" w:name="professional-summary"/>
     <w:p>
       <w:pPr>
         <w:pStyle w:val="Heading2"/>
@@ -104,8 +103,6 @@
         <w:t xml:space="preserve">Senior Software Engineer with 18+ years of experience across data engineering, AI systems, and cloud-native software. I design and deploy production-ready AI pipelines, data platforms, and decision-support tools — translating complex research and business requirements into scalable, secure, and measurable outcomes, with a track record of stakeholder alignment from research teams to executive leadership. Experience spans global health research, enterprise software at Microsoft, and AI consulting for healthcare and finance.</w:t>
       </w:r>
     </w:p>
-    <w:bookmarkEnd w:id="9"/>
-    <w:bookmarkStart w:id="10" w:name="technical-skills"/>
     <w:p>
       <w:pPr>
         <w:pStyle w:val="Heading2"/>
@@ -222,8 +219,6 @@
         <w:t xml:space="preserve">Threat modeling, SAML, OAuth2.0, SSO; GDPR, CCPA, HIPAA; Linux systems administration and internals.</w:t>
       </w:r>
     </w:p>
-    <w:bookmarkEnd w:id="10"/>
-    <w:bookmarkStart w:id="11" w:name="soft-skills"/>
     <w:p>
       <w:pPr>
         <w:pStyle w:val="Heading2"/>
@@ -286,8 +281,6 @@
         <w:t xml:space="preserve">Security-first mindset with focus on data privacy and responsible AI; bias toward measurable outcomes over process; continuous investment in emerging AI and data engineering practices.</w:t>
       </w:r>
     </w:p>
-    <w:bookmarkEnd w:id="11"/>
-    <w:bookmarkStart w:id="18" w:name="professional-experience"/>
     <w:p>
       <w:pPr>
         <w:pStyle w:val="Heading2"/>
@@ -296,13 +289,12 @@
         <w:t xml:space="preserve">Professional Experience</w:t>
       </w:r>
     </w:p>
-    <w:bookmarkStart w:id="12" w:name="X5cc0cccb172865010750096e6e26d22e76e32f0"/>
     <w:p>
       <w:pPr>
         <w:pStyle w:val="Heading3"/>
       </w:pPr>
       <w:r>
-        <w:t xml:space="preserve">Senior Software Engineer (Data and Statistical Modeling) – Gates Foundation</w:t>
+        <w:t xml:space="preserve">Senior Software Engineer (Data and Statistical Modeling) - Gates Foundation</w:t>
       </w:r>
     </w:p>
     <w:p>
@@ -375,14 +367,12 @@
         <w:t xml:space="preserve">Led technical planning and cross-functional alignment across research, engineering, and operations — translating complex epidemiology requirements into production-grade AI systems with direct adoption by partner institutions.</w:t>
       </w:r>
     </w:p>
-    <w:bookmarkEnd w:id="12"/>
-    <w:bookmarkStart w:id="13" w:name="Xa5c16034768f43966e4563930b4e2617e65d32b"/>
     <w:p>
       <w:pPr>
         <w:pStyle w:val="Heading3"/>
       </w:pPr>
       <w:r>
-        <w:t xml:space="preserve">Senior AI Solutions Consultant – Dura Digital</w:t>
+        <w:t xml:space="preserve">Senior AI Solutions Consultant - Dura Digital</w:t>
       </w:r>
     </w:p>
     <w:p>
@@ -443,14 +433,12 @@
         <w:t xml:space="preserve">Delivered secure, scalable, and compliant AI solutions for workflow automation, translating ambiguous business requirements into actionable technical plans with measurable outcomes.</w:t>
       </w:r>
     </w:p>
-    <w:bookmarkEnd w:id="13"/>
-    <w:bookmarkStart w:id="14" w:name="software-engineer-ii-microsoft"/>
     <w:p>
       <w:pPr>
         <w:pStyle w:val="Heading3"/>
       </w:pPr>
       <w:r>
-        <w:t xml:space="preserve">Software Engineer II – Microsoft</w:t>
+        <w:t xml:space="preserve">Software Engineer II - Microsoft</w:t>
       </w:r>
     </w:p>
     <w:p>
@@ -523,8 +511,6 @@
         <w:t xml:space="preserve">Conducted threat modeling and implemented zero-trust security strategies to protect critical services and sensitive customer data; managed incident response for high-priority production outages.</w:t>
       </w:r>
     </w:p>
-    <w:bookmarkEnd w:id="14"/>
-    <w:bookmarkStart w:id="15" w:name="X38924617e4cf1fe11e1de1378b9ae19fccf2db2"/>
     <w:p>
       <w:pPr>
         <w:pStyle w:val="Heading3"/>
@@ -563,8 +549,6 @@
         <w:t xml:space="preserve">I developed secure, high-throughput, cloud applications at Microsoft's Core Platform Engineering Group. I developed APIs and microservices, identified and mitigated software vulnerabilities, enforced data privacy requirements, security, and compliance, implemented DevOps processes, and hardened resources and applications to meet world-class industry standards.</w:t>
       </w:r>
     </w:p>
-    <w:bookmarkEnd w:id="15"/>
-    <w:bookmarkStart w:id="16" w:name="software-engineer---getty-images"/>
     <w:p>
       <w:pPr>
         <w:pStyle w:val="Heading3"/>
@@ -603,8 +587,6 @@
         <w:t xml:space="preserve">I developed and tested web services and databases handling confidential financial data and the time-sensitive royalty calculation processes. Areas of experience included .NET development, relational databases, message brokers, monitoring and integration platforms, CI/CD, DevOps and Agile methodologies, and on-call engineering support. Getty Images is the global leader in multimedia and royalty services.</w:t>
       </w:r>
     </w:p>
-    <w:bookmarkEnd w:id="16"/>
-    <w:bookmarkStart w:id="17" w:name="X3d8dd5588cd264e0a83aaa77526a1bb34805905"/>
     <w:p>
       <w:pPr>
         <w:pStyle w:val="Heading3"/>
@@ -643,9 +625,6 @@
         <w:t xml:space="preserve">Designed and executed automated test suites for web, mobile, and desktop products at Fortune 100 technology clients. Built unit and integration test frameworks, wrote test plans, and led offshore and on-site QA teams.</w:t>
       </w:r>
     </w:p>
-    <w:bookmarkEnd w:id="17"/>
-    <w:bookmarkEnd w:id="18"/>
-    <w:bookmarkStart w:id="20" w:name="education"/>
     <w:p>
       <w:pPr>
         <w:pStyle w:val="Heading2"/>
@@ -654,7 +633,6 @@
         <w:t xml:space="preserve">Education</w:t>
       </w:r>
     </w:p>
-    <w:bookmarkStart w:id="19" w:name="X7b95d8729012f59fd715cc6ccfd4ef5013598cc"/>
     <w:p>
       <w:pPr>
         <w:pStyle w:val="Heading3"/>
@@ -671,9 +649,6 @@
         <w:t xml:space="preserve">Universidad del Valle de Guatemala</w:t>
       </w:r>
     </w:p>
-    <w:bookmarkEnd w:id="19"/>
-    <w:bookmarkEnd w:id="20"/>
-    <w:bookmarkStart w:id="21" w:name="certifications"/>
     <w:p>
       <w:pPr>
         <w:pStyle w:val="Heading2"/>
@@ -730,7 +705,6 @@
         <w:t xml:space="preserve">Telecommunications and Networks, America Movil</w:t>
       </w:r>
     </w:p>
-    <w:bookmarkEnd w:id="21"/>
     <w:sectPr>
       <w:pgSz w:h="15840" w:w="12240"/>
       <w:pgMar w:bottom="720" w:footer="720" w:gutter="0" w:header="720" w:left="720" w:right="720" w:top="720"/>

--- a/resume/resume.docx
+++ b/resume/resume.docx
@@ -100,7 +100,7 @@
         <w:pStyle w:val="FirstParagraph"/>
       </w:pPr>
       <w:r>
-        <w:t xml:space="preserve">Senior Software Engineer with 18+ years of experience across data engineering, AI systems, and cloud-native software. I design and deploy production-ready AI pipelines, data platforms, and decision-support tools — translating complex research and business requirements into scalable, secure, and measurable outcomes, with a track record of stakeholder alignment from research teams to executive leadership. Experience spans global health research, enterprise software at Microsoft, and AI consulting for healthcare and finance.</w:t>
+        <w:t xml:space="preserve">Senior Software Engineer with 18+ years of experience across data engineering, AI systems, and cloud-native software. I design and deploy production-ready AI pipelines, data platforms, and decision-support tools - translating complex research and business requirements into scalable, secure, and measurable outcomes, with a track record of stakeholder alignment from research teams to executive leadership. Experience spans global health research, enterprise software at Microsoft, and AI consulting for healthcare and finance.</w:t>
       </w:r>
     </w:p>
     <w:p>
@@ -328,7 +328,7 @@
         </w:numPr>
       </w:pPr>
       <w:r>
-        <w:t xml:space="preserve">Architected AI-powered epidemiology dashboards deployed for national malaria eradication programs in Nigeria, Senegal, and Benin — surfacing key disease indicators, intervention cost-effectiveness, and national strategy scenario simulations used by health ministries and research partners to drive data-informed policy decisions.</w:t>
+        <w:t xml:space="preserve">Architected AI-powered epidemiology dashboards deployed for national malaria eradication programs in Nigeria, Senegal, and Benin - surfacing key disease indicators, intervention cost-effectiveness, and national strategy scenario simulations used by health ministries and research partners to drive data-informed policy decisions.</w:t>
       </w:r>
     </w:p>
     <w:p>
@@ -364,7 +364,7 @@
         </w:numPr>
       </w:pPr>
       <w:r>
-        <w:t xml:space="preserve">Led technical planning and cross-functional alignment across research, engineering, and operations — translating complex epidemiology requirements into production-grade AI systems with direct adoption by partner institutions.</w:t>
+        <w:t xml:space="preserve">Led technical planning and cross-functional alignment across research, engineering, and operations - translating complex epidemiology requirements into production-grade AI systems with direct adoption by partner institutions.</w:t>
       </w:r>
     </w:p>
     <w:p>
@@ -406,7 +406,7 @@
         </w:numPr>
       </w:pPr>
       <w:r>
-        <w:t xml:space="preserve">Provided architectural direction and implementation strategy for healthcare and financial organizations adopting ML/AI tooling and infrastructure — serving as trusted technical advisor during early AI adoption phases.</w:t>
+        <w:t xml:space="preserve">Provided architectural direction and implementation strategy for healthcare and financial organizations adopting ML/AI tooling and infrastructure - serving as trusted technical advisor during early AI adoption phases.</w:t>
       </w:r>
     </w:p>
     <w:p>

--- a/resume/resume.docx
+++ b/resume/resume.docx
@@ -126,7 +126,7 @@
         <w:t xml:space="preserve"> </w:t>
       </w:r>
       <w:r>
-        <w:t xml:space="preserve">LLMs, AI agents, multi-agent systems, RAG, NLP (natural language processing), intelligent automation, MLOps; OpenAI SDK, Anthropic Claude SDK, Azure OpenAI, Azure AI Foundry; LangChain, LangGraph; local LLMs for prototyping; Databricks; prompt, context, and token optimization (FinOps for AI); model selection, evaluation, and A/B testing; AI guardrails and Responsible AI practices.</w:t>
+        <w:t xml:space="preserve">LLMs, AI agents, multi-agent systems, RAG, NLP (natural language processing), intelligent automation, MLOps; OpenAI SDK, Anthropic Claude SDK, Azure OpenAI, Azure AI Foundry; LangChain, LangGraph; local LLMs for prototyping; Databricks; prompt, context, and token optimization (FinOps for AI); model selection, evaluation, and A/B testing; AI guardrails and Responsible AI practices; document ingestion pipelines (multi-format: PDF, DOCX, email, OCR), recursive chunking, sentence-transformers embeddings, hybrid search (vector + BM25/RRF), sqlite-vec and pgvector; multi-agent supervisor orchestration patterns (LangGraph-equivalent: supervisor node, conditional routing, async interrupt/resume).</w:t>
       </w:r>
     </w:p>
     <w:p>
@@ -279,6 +279,194 @@
       </w:r>
       <w:r>
         <w:t xml:space="preserve">Security-first mindset with focus on data privacy and responsible AI; bias toward measurable outcomes over process; continuous investment in emerging AI and data engineering practices.</w:t>
+      </w:r>
+    </w:p>
+    <w:p>
+      <w:pPr>
+        <w:pStyle w:val="Heading2"/>
+      </w:pPr>
+      <w:r>
+        <w:t xml:space="preserve">Personal Projects</w:t>
+      </w:r>
+    </w:p>
+    <w:p>
+      <w:pPr>
+        <w:pStyle w:val="Heading3"/>
+      </w:pPr>
+      <w:r>
+        <w:t xml:space="preserve">Legal Document Intelligence System</w:t>
+      </w:r>
+    </w:p>
+    <w:p>
+      <w:pPr>
+        <w:pStyle w:val="FirstParagraph"/>
+      </w:pPr>
+      <w:r>
+        <w:rPr>
+          <w:i/>
+          <w:iCs/>
+        </w:rPr>
+        <w:t xml:space="preserve">2025 - Present</w:t>
+      </w:r>
+    </w:p>
+    <w:p>
+      <w:pPr>
+        <w:pStyle w:val="BodyText"/>
+      </w:pPr>
+      <w:r>
+        <w:t xml:space="preserve">Built a production RAG pipeline for legal document analysis from scratch. Source connectors for Gmail API and OneDrive, multi-format extraction (PDF, DOCX, EML, XLSX, images via OCR), and a classification layer that enriches document metadata before indexing. Recursive chunking (800 chars / 150 overlap) tuned for legal prose, vector embeddings with sentence-transformers (all-mpnet-base-v2, 768 dims), and hybrid semantic search using sqlite-vec with metadata filters. In LangChain terms:</w:t>
+      </w:r>
+      <w:r>
+        <w:t xml:space="preserve"> </w:t>
+      </w:r>
+      <w:r>
+        <w:rPr>
+          <w:rStyle w:val="VerbatimChar"/>
+        </w:rPr>
+        <w:t xml:space="preserve">DocumentLoader</w:t>
+      </w:r>
+      <w:r>
+        <w:t xml:space="preserve"> </w:t>
+      </w:r>
+      <w:r>
+        <w:t xml:space="preserve">+</w:t>
+      </w:r>
+      <w:r>
+        <w:t xml:space="preserve"> </w:t>
+      </w:r>
+      <w:r>
+        <w:rPr>
+          <w:rStyle w:val="VerbatimChar"/>
+        </w:rPr>
+        <w:t xml:space="preserve">DocumentTransformer</w:t>
+      </w:r>
+      <w:r>
+        <w:t xml:space="preserve"> </w:t>
+      </w:r>
+      <w:r>
+        <w:t xml:space="preserve">+</w:t>
+      </w:r>
+      <w:r>
+        <w:t xml:space="preserve"> </w:t>
+      </w:r>
+      <w:r>
+        <w:rPr>
+          <w:rStyle w:val="VerbatimChar"/>
+        </w:rPr>
+        <w:t xml:space="preserve">RecursiveCharacterTextSplitter</w:t>
+      </w:r>
+      <w:r>
+        <w:t xml:space="preserve"> </w:t>
+      </w:r>
+      <w:r>
+        <w:t xml:space="preserve">+</w:t>
+      </w:r>
+      <w:r>
+        <w:t xml:space="preserve"> </w:t>
+      </w:r>
+      <w:r>
+        <w:rPr>
+          <w:rStyle w:val="VerbatimChar"/>
+        </w:rPr>
+        <w:t xml:space="preserve">VectorStore</w:t>
+      </w:r>
+      <w:r>
+        <w:t xml:space="preserve"> </w:t>
+      </w:r>
+      <w:r>
+        <w:t xml:space="preserve">pipeline. In LlamaIndex:</w:t>
+      </w:r>
+      <w:r>
+        <w:t xml:space="preserve"> </w:t>
+      </w:r>
+      <w:r>
+        <w:rPr>
+          <w:rStyle w:val="VerbatimChar"/>
+        </w:rPr>
+        <w:t xml:space="preserve">SimpleDirectoryReader</w:t>
+      </w:r>
+      <w:r>
+        <w:t xml:space="preserve"> </w:t>
+      </w:r>
+      <w:r>
+        <w:t xml:space="preserve">with custom</w:t>
+      </w:r>
+      <w:r>
+        <w:t xml:space="preserve"> </w:t>
+      </w:r>
+      <w:r>
+        <w:rPr>
+          <w:rStyle w:val="VerbatimChar"/>
+        </w:rPr>
+        <w:t xml:space="preserve">MetadataExtractor</w:t>
+      </w:r>
+      <w:r>
+        <w:t xml:space="preserve"> </w:t>
+      </w:r>
+      <w:r>
+        <w:t xml:space="preserve">+</w:t>
+      </w:r>
+      <w:r>
+        <w:t xml:space="preserve"> </w:t>
+      </w:r>
+      <w:r>
+        <w:rPr>
+          <w:rStyle w:val="VerbatimChar"/>
+        </w:rPr>
+        <w:t xml:space="preserve">SentenceSplitter</w:t>
+      </w:r>
+      <w:r>
+        <w:t xml:space="preserve"> </w:t>
+      </w:r>
+      <w:r>
+        <w:t xml:space="preserve">+</w:t>
+      </w:r>
+      <w:r>
+        <w:t xml:space="preserve"> </w:t>
+      </w:r>
+      <w:r>
+        <w:rPr>
+          <w:rStyle w:val="VerbatimChar"/>
+        </w:rPr>
+        <w:t xml:space="preserve">VectorStoreIndex</w:t>
+      </w:r>
+      <w:r>
+        <w:t xml:space="preserve">. 314 documents, 4,391 chunks, sub-200ms queries.</w:t>
+      </w:r>
+    </w:p>
+    <w:p>
+      <w:pPr>
+        <w:pStyle w:val="BodyText"/>
+      </w:pPr>
+      <w:r>
+        <w:t xml:space="preserve">Also designed and operate a multi-agent personal assistant system with a supervisor orchestration pattern: a primary agent routes tasks to specialized agents (code, legal, research) based on task type and cost. Async delegation via spawn/yield maps to LangGraph’s interrupt/resume pattern. Each agent is tool-augmented with typed schemas equivalent to LangChain</w:t>
+      </w:r>
+      <w:r>
+        <w:t xml:space="preserve"> </w:t>
+      </w:r>
+      <w:r>
+        <w:rPr>
+          <w:rStyle w:val="VerbatimChar"/>
+        </w:rPr>
+        <w:t xml:space="preserve">StructuredTool</w:t>
+      </w:r>
+      <w:r>
+        <w:t xml:space="preserve"> </w:t>
+      </w:r>
+      <w:r>
+        <w:t xml:space="preserve">/ LlamaIndex</w:t>
+      </w:r>
+      <w:r>
+        <w:t xml:space="preserve"> </w:t>
+      </w:r>
+      <w:r>
+        <w:rPr>
+          <w:rStyle w:val="VerbatimChar"/>
+        </w:rPr>
+        <w:t xml:space="preserve">FunctionTool</w:t>
+      </w:r>
+      <w:r>
+        <w:t xml:space="preserve">.</w:t>
       </w:r>
     </w:p>
     <w:p>

--- a/resume/resume.docx
+++ b/resume/resume.docx
@@ -100,7 +100,7 @@
         <w:pStyle w:val="FirstParagraph"/>
       </w:pPr>
       <w:r>
-        <w:t xml:space="preserve">Senior Software Engineer with 18+ years of experience across data engineering, AI systems, and cloud-native software. I design and deploy production-ready AI pipelines, data platforms, and decision-support tools - translating complex research and business requirements into scalable, secure, and measurable outcomes, with a track record of stakeholder alignment from research teams to executive leadership. Experience spans global health research, enterprise software at Microsoft, and AI consulting for healthcare and finance.</w:t>
+        <w:t xml:space="preserve">Senior Software Engineer with 18+ years of experience across data engineering, AI systems, and cloud-native software. I design and deploy production-ready AI pipelines, data platforms, and decision-support tools - translating complex technical requirements into scalable, secure, and measurable outcomes. Experience spans global health research, enterprise software at Microsoft, and AI consulting for healthcare and finance.</w:t>
       </w:r>
     </w:p>
     <w:p>
@@ -224,68 +224,6 @@
         <w:pStyle w:val="Heading2"/>
       </w:pPr>
       <w:r>
-        <w:t xml:space="preserve">Soft Skills</w:t>
-      </w:r>
-    </w:p>
-    <w:p>
-      <w:pPr>
-        <w:pStyle w:val="FirstParagraph"/>
-      </w:pPr>
-      <w:r>
-        <w:rPr>
-          <w:b/>
-          <w:bCs/>
-        </w:rPr>
-        <w:t xml:space="preserve">Delivery &amp; Leadership:</w:t>
-      </w:r>
-      <w:r>
-        <w:t xml:space="preserve"> </w:t>
-      </w:r>
-      <w:r>
-        <w:t xml:space="preserve">Technical strategy and roadmap ownership across ambiguous, high-stakes problem spaces; cross-functional alignment from engineering to executive stakeholders; mentorship and technical leveling of engineering teams.</w:t>
-      </w:r>
-    </w:p>
-    <w:p>
-      <w:pPr>
-        <w:pStyle w:val="BodyText"/>
-      </w:pPr>
-      <w:r>
-        <w:rPr>
-          <w:b/>
-          <w:bCs/>
-        </w:rPr>
-        <w:t xml:space="preserve">Communication &amp; Influence:</w:t>
-      </w:r>
-      <w:r>
-        <w:t xml:space="preserve"> </w:t>
-      </w:r>
-      <w:r>
-        <w:t xml:space="preserve">Translating complex technical tradeoffs into clear recommendations for non-technical decision-makers; driving consensus across research, engineering, and operations; trusted advisor role in AI adoption for regulated domains; embedding with domain experts (epidemiology, global health) to rapidly acquire working knowledge and translate it into production technical requirements.</w:t>
-      </w:r>
-    </w:p>
-    <w:p>
-      <w:pPr>
-        <w:pStyle w:val="BodyText"/>
-      </w:pPr>
-      <w:r>
-        <w:rPr>
-          <w:b/>
-          <w:bCs/>
-        </w:rPr>
-        <w:t xml:space="preserve">Professional:</w:t>
-      </w:r>
-      <w:r>
-        <w:t xml:space="preserve"> </w:t>
-      </w:r>
-      <w:r>
-        <w:t xml:space="preserve">Security-first mindset with focus on data privacy and responsible AI; bias toward measurable outcomes over process; continuous investment in emerging AI and data engineering practices.</w:t>
-      </w:r>
-    </w:p>
-    <w:p>
-      <w:pPr>
-        <w:pStyle w:val="Heading2"/>
-      </w:pPr>
-      <w:r>
         <w:t xml:space="preserve">Personal Projects</w:t>
       </w:r>
     </w:p>
@@ -314,124 +252,7 @@
         <w:pStyle w:val="BodyText"/>
       </w:pPr>
       <w:r>
-        <w:t xml:space="preserve">Built a production RAG pipeline for legal document analysis from scratch. Source connectors for Gmail API and OneDrive, multi-format extraction (PDF, DOCX, EML, XLSX, images via OCR), and a classification layer that enriches document metadata before indexing. Recursive chunking (800 chars / 150 overlap) tuned for legal prose, vector embeddings with sentence-transformers (all-mpnet-base-v2, 768 dims), and hybrid semantic search using sqlite-vec with metadata filters. In LangChain terms:</w:t>
-      </w:r>
-      <w:r>
-        <w:t xml:space="preserve"> </w:t>
-      </w:r>
-      <w:r>
-        <w:rPr>
-          <w:rStyle w:val="VerbatimChar"/>
-        </w:rPr>
-        <w:t xml:space="preserve">DocumentLoader</w:t>
-      </w:r>
-      <w:r>
-        <w:t xml:space="preserve"> </w:t>
-      </w:r>
-      <w:r>
-        <w:t xml:space="preserve">+</w:t>
-      </w:r>
-      <w:r>
-        <w:t xml:space="preserve"> </w:t>
-      </w:r>
-      <w:r>
-        <w:rPr>
-          <w:rStyle w:val="VerbatimChar"/>
-        </w:rPr>
-        <w:t xml:space="preserve">DocumentTransformer</w:t>
-      </w:r>
-      <w:r>
-        <w:t xml:space="preserve"> </w:t>
-      </w:r>
-      <w:r>
-        <w:t xml:space="preserve">+</w:t>
-      </w:r>
-      <w:r>
-        <w:t xml:space="preserve"> </w:t>
-      </w:r>
-      <w:r>
-        <w:rPr>
-          <w:rStyle w:val="VerbatimChar"/>
-        </w:rPr>
-        <w:t xml:space="preserve">RecursiveCharacterTextSplitter</w:t>
-      </w:r>
-      <w:r>
-        <w:t xml:space="preserve"> </w:t>
-      </w:r>
-      <w:r>
-        <w:t xml:space="preserve">+</w:t>
-      </w:r>
-      <w:r>
-        <w:t xml:space="preserve"> </w:t>
-      </w:r>
-      <w:r>
-        <w:rPr>
-          <w:rStyle w:val="VerbatimChar"/>
-        </w:rPr>
-        <w:t xml:space="preserve">VectorStore</w:t>
-      </w:r>
-      <w:r>
-        <w:t xml:space="preserve"> </w:t>
-      </w:r>
-      <w:r>
-        <w:t xml:space="preserve">pipeline. In LlamaIndex:</w:t>
-      </w:r>
-      <w:r>
-        <w:t xml:space="preserve"> </w:t>
-      </w:r>
-      <w:r>
-        <w:rPr>
-          <w:rStyle w:val="VerbatimChar"/>
-        </w:rPr>
-        <w:t xml:space="preserve">SimpleDirectoryReader</w:t>
-      </w:r>
-      <w:r>
-        <w:t xml:space="preserve"> </w:t>
-      </w:r>
-      <w:r>
-        <w:t xml:space="preserve">with custom</w:t>
-      </w:r>
-      <w:r>
-        <w:t xml:space="preserve"> </w:t>
-      </w:r>
-      <w:r>
-        <w:rPr>
-          <w:rStyle w:val="VerbatimChar"/>
-        </w:rPr>
-        <w:t xml:space="preserve">MetadataExtractor</w:t>
-      </w:r>
-      <w:r>
-        <w:t xml:space="preserve"> </w:t>
-      </w:r>
-      <w:r>
-        <w:t xml:space="preserve">+</w:t>
-      </w:r>
-      <w:r>
-        <w:t xml:space="preserve"> </w:t>
-      </w:r>
-      <w:r>
-        <w:rPr>
-          <w:rStyle w:val="VerbatimChar"/>
-        </w:rPr>
-        <w:t xml:space="preserve">SentenceSplitter</w:t>
-      </w:r>
-      <w:r>
-        <w:t xml:space="preserve"> </w:t>
-      </w:r>
-      <w:r>
-        <w:t xml:space="preserve">+</w:t>
-      </w:r>
-      <w:r>
-        <w:t xml:space="preserve"> </w:t>
-      </w:r>
-      <w:r>
-        <w:rPr>
-          <w:rStyle w:val="VerbatimChar"/>
-        </w:rPr>
-        <w:t xml:space="preserve">VectorStoreIndex</w:t>
-      </w:r>
-      <w:r>
-        <w:t xml:space="preserve">. 314 documents, 4,391 chunks, sub-200ms queries.</w:t>
+        <w:t xml:space="preserve">Built a production RAG pipeline for legal document analysis: Gmail API and OneDrive source connectors, multi-format extraction (PDF, DOCX, EML, XLSX, OCR), classification-first metadata enrichment, recursive chunking tuned for legal prose, sentence-transformers embeddings (768 dims), and semantic search with sqlite-vec. 314 documents, 4,391 chunks, sub-200ms queries.</w:t>
       </w:r>
     </w:p>
     <w:p>
@@ -439,34 +260,7 @@
         <w:pStyle w:val="BodyText"/>
       </w:pPr>
       <w:r>
-        <w:t xml:space="preserve">Also designed and operate a multi-agent personal assistant system with a supervisor orchestration pattern: a primary agent routes tasks to specialized agents (code, legal, research) based on task type and cost. Async delegation via spawn/yield maps to LangGraph’s interrupt/resume pattern. Each agent is tool-augmented with typed schemas equivalent to LangChain</w:t>
-      </w:r>
-      <w:r>
-        <w:t xml:space="preserve"> </w:t>
-      </w:r>
-      <w:r>
-        <w:rPr>
-          <w:rStyle w:val="VerbatimChar"/>
-        </w:rPr>
-        <w:t xml:space="preserve">StructuredTool</w:t>
-      </w:r>
-      <w:r>
-        <w:t xml:space="preserve"> </w:t>
-      </w:r>
-      <w:r>
-        <w:t xml:space="preserve">/ LlamaIndex</w:t>
-      </w:r>
-      <w:r>
-        <w:t xml:space="preserve"> </w:t>
-      </w:r>
-      <w:r>
-        <w:rPr>
-          <w:rStyle w:val="VerbatimChar"/>
-        </w:rPr>
-        <w:t xml:space="preserve">FunctionTool</w:t>
-      </w:r>
-      <w:r>
-        <w:t xml:space="preserve">.</w:t>
+        <w:t xml:space="preserve">Designed and operate a multi-agent assistant system with supervisor orchestration: primary agent routes tasks to specialized agents (code, legal, research) by type and cost. Async delegation pattern maps to LangGraph interrupt/resume. Each agent is tool-augmented with typed input/output schemas.</w:t>
       </w:r>
     </w:p>
     <w:p>
@@ -494,10 +288,10 @@
           <w:i/>
           <w:iCs/>
         </w:rPr>
-        <w:t xml:space="preserve">2025 – Current</w:t>
-      </w:r>
-      <w:r>
-        <w:br/>
+        <w:t xml:space="preserve">2025 - Current</w:t>
+      </w:r>
+      <w:r>
+        <w:t xml:space="preserve"> </w:t>
       </w:r>
       <w:r>
         <w:rPr>
@@ -516,7 +310,7 @@
         </w:numPr>
       </w:pPr>
       <w:r>
-        <w:t xml:space="preserve">Architected AI-powered epidemiology dashboards deployed for national malaria eradication programs in Nigeria, Senegal, and Benin - surfacing key disease indicators, intervention cost-effectiveness, and national strategy scenario simulations used by health ministries and research partners to drive data-informed policy decisions.</w:t>
+        <w:t xml:space="preserve">Architected AI-powered epidemiology dashboards for national malaria eradication programs in Nigeria, Senegal, and Benin - surfacing disease indicators, intervention cost-effectiveness, and scenario simulations used by health ministries to drive policy decisions.</w:t>
       </w:r>
     </w:p>
     <w:p>
@@ -528,7 +322,7 @@
         </w:numPr>
       </w:pPr>
       <w:r>
-        <w:t xml:space="preserve">Built end-to-end data pipelines from epidemiology and disease simulation outputs to interactive decision-support visualizations, enabling IDM researchers and partner institutions to model intervention scenarios and project outcomes of national eradication strategies.</w:t>
+        <w:t xml:space="preserve">Built end-to-end data pipelines from disease simulation outputs to interactive decision-support visualizations for IDM researchers and partner institutions.</w:t>
       </w:r>
     </w:p>
     <w:p>
@@ -540,7 +334,7 @@
         </w:numPr>
       </w:pPr>
       <w:r>
-        <w:t xml:space="preserve">Applied production AI practices across the research-to-deployment pipeline: data quality controls, privacy-by-design, prompt engineering, evaluation pipelines, and DevSecOps (CI/CD, automated security reviews) for global health research environments.</w:t>
+        <w:t xml:space="preserve">Applied production AI practices across the full pipeline: data quality controls, privacy-by-design, prompt engineering, evaluation pipelines, and DevSecOps for global health research environments.</w:t>
       </w:r>
     </w:p>
     <w:p>
@@ -552,7 +346,7 @@
         </w:numPr>
       </w:pPr>
       <w:r>
-        <w:t xml:space="preserve">Led technical planning and cross-functional alignment across research, engineering, and operations - translating complex epidemiology requirements into production-grade AI systems with direct adoption by partner institutions.</w:t>
+        <w:t xml:space="preserve">Led cross-functional technical planning across research, engineering, and operations - translating epidemiology requirements into production AI systems adopted by partner institutions.</w:t>
       </w:r>
     </w:p>
     <w:p>
@@ -572,10 +366,10 @@
           <w:i/>
           <w:iCs/>
         </w:rPr>
-        <w:t xml:space="preserve">2025 – Current</w:t>
-      </w:r>
-      <w:r>
-        <w:br/>
+        <w:t xml:space="preserve">2025 - Current</w:t>
+      </w:r>
+      <w:r>
+        <w:t xml:space="preserve"> </w:t>
       </w:r>
       <w:r>
         <w:rPr>
@@ -638,10 +432,10 @@
           <w:i/>
           <w:iCs/>
         </w:rPr>
-        <w:t xml:space="preserve">2019 – 2025</w:t>
-      </w:r>
-      <w:r>
-        <w:br/>
+        <w:t xml:space="preserve">2019 - 2025</w:t>
+      </w:r>
+      <w:r>
+        <w:t xml:space="preserve"> </w:t>
       </w:r>
       <w:r>
         <w:rPr>
@@ -731,10 +525,14 @@
     </w:p>
     <w:p>
       <w:pPr>
-        <w:pStyle w:val="BodyText"/>
-      </w:pPr>
-      <w:r>
-        <w:t xml:space="preserve">I developed secure, high-throughput, cloud applications at Microsoft's Core Platform Engineering Group. I developed APIs and microservices, identified and mitigated software vulnerabilities, enforced data privacy requirements, security, and compliance, implemented DevOps processes, and hardened resources and applications to meet world-class industry standards.</w:t>
+        <w:pStyle w:val="Compact"/>
+        <w:numPr>
+          <w:ilvl w:val="0"/>
+          <w:numId w:val="1004"/>
+        </w:numPr>
+      </w:pPr>
+      <w:r>
+        <w:t xml:space="preserve">Built secure, high-throughput cloud applications at Microsoft’s Core Platform Engineering Group: APIs and microservices, vulnerability mitigation, data privacy compliance, DevOps, and security hardening.</w:t>
       </w:r>
     </w:p>
     <w:p>
@@ -769,10 +567,14 @@
     </w:p>
     <w:p>
       <w:pPr>
-        <w:pStyle w:val="BodyText"/>
-      </w:pPr>
-      <w:r>
-        <w:t xml:space="preserve">I developed and tested web services and databases handling confidential financial data and the time-sensitive royalty calculation processes. Areas of experience included .NET development, relational databases, message brokers, monitoring and integration platforms, CI/CD, DevOps and Agile methodologies, and on-call engineering support. Getty Images is the global leader in multimedia and royalty services.</w:t>
+        <w:pStyle w:val="Compact"/>
+        <w:numPr>
+          <w:ilvl w:val="0"/>
+          <w:numId w:val="1005"/>
+        </w:numPr>
+      </w:pPr>
+      <w:r>
+        <w:t xml:space="preserve">Developed and tested web services and databases for financial data processing and royalty calculations: .NET, relational databases, message brokers, monitoring platforms, CI/CD, and on-call engineering support.</w:t>
       </w:r>
     </w:p>
     <w:p>
@@ -792,10 +594,10 @@
           <w:i/>
           <w:iCs/>
         </w:rPr>
-        <w:t xml:space="preserve">2007 – 2012</w:t>
-      </w:r>
-      <w:r>
-        <w:br/>
+        <w:t xml:space="preserve">2007 - 2012</w:t>
+      </w:r>
+      <w:r>
+        <w:t xml:space="preserve"> </w:t>
       </w:r>
       <w:r>
         <w:rPr>
@@ -850,7 +652,7 @@
         <w:pStyle w:val="Compact"/>
         <w:numPr>
           <w:ilvl w:val="0"/>
-          <w:numId w:val="1004"/>
+          <w:numId w:val="1006"/>
         </w:numPr>
       </w:pPr>
       <w:r>
@@ -862,7 +664,7 @@
         <w:pStyle w:val="Compact"/>
         <w:numPr>
           <w:ilvl w:val="0"/>
-          <w:numId w:val="1004"/>
+          <w:numId w:val="1006"/>
         </w:numPr>
       </w:pPr>
       <w:r>
@@ -874,7 +676,7 @@
         <w:pStyle w:val="Compact"/>
         <w:numPr>
           <w:ilvl w:val="0"/>
-          <w:numId w:val="1004"/>
+          <w:numId w:val="1006"/>
         </w:numPr>
       </w:pPr>
       <w:r>
@@ -886,7 +688,7 @@
         <w:pStyle w:val="Compact"/>
         <w:numPr>
           <w:ilvl w:val="0"/>
-          <w:numId w:val="1004"/>
+          <w:numId w:val="1006"/>
         </w:numPr>
       </w:pPr>
       <w:r>
@@ -1352,6 +1154,12 @@
     <w:abstractNumId w:val="991"/>
   </w:num>
   <w:num w:numId="1004">
+    <w:abstractNumId w:val="991"/>
+  </w:num>
+  <w:num w:numId="1005">
+    <w:abstractNumId w:val="991"/>
+  </w:num>
+  <w:num w:numId="1006">
     <w:abstractNumId w:val="991"/>
   </w:num>
 </w:numbering>

--- a/resume/resume.docx
+++ b/resume/resume.docx
@@ -252,7 +252,7 @@
         <w:pStyle w:val="BodyText"/>
       </w:pPr>
       <w:r>
-        <w:t xml:space="preserve">Built a production RAG pipeline for legal document analysis: Gmail API and OneDrive source connectors, multi-format extraction (PDF, DOCX, EML, XLSX, OCR), classification-first metadata enrichment, recursive chunking tuned for legal prose, sentence-transformers embeddings (768 dims), and semantic search with sqlite-vec. 314 documents, 4,391 chunks, sub-200ms queries.</w:t>
+        <w:t xml:space="preserve">Built a production RAG pipeline for legal document analysis: Gmail API and OneDrive source connectors, multi-format extraction (PDF, DOCX, EML, XLSX, OCR), classification-first metadata enrichment, recursive chunking tuned for legal prose, sentence-transformers embeddings (768 dims), and semantic search with sqlite-vec. Benchmarked chunk-level vs single-doc retrieval: chunk strategy scores 13% higher precision (0.538 vs 0.475 avg similarity) with only 42% result overlap, confirming chunks surface passage-level relevance that document-level embeddings miss. 314 documents, 4,391 chunks, sub-200ms queries.</w:t>
       </w:r>
     </w:p>
     <w:p>

--- a/resume/resume.docx
+++ b/resume/resume.docx
@@ -217,6 +217,68 @@
       </w:r>
       <w:r>
         <w:t xml:space="preserve">Threat modeling, SAML, OAuth2.0, SSO; GDPR, CCPA, HIPAA; Linux systems administration and internals.</w:t>
+      </w:r>
+    </w:p>
+    <w:p>
+      <w:pPr>
+        <w:pStyle w:val="Heading2"/>
+      </w:pPr>
+      <w:r>
+        <w:t xml:space="preserve">Soft Skills</w:t>
+      </w:r>
+    </w:p>
+    <w:p>
+      <w:pPr>
+        <w:pStyle w:val="FirstParagraph"/>
+      </w:pPr>
+      <w:r>
+        <w:rPr>
+          <w:b/>
+          <w:bCs/>
+        </w:rPr>
+        <w:t xml:space="preserve">Leadership:</w:t>
+      </w:r>
+      <w:r>
+        <w:t xml:space="preserve"> </w:t>
+      </w:r>
+      <w:r>
+        <w:t xml:space="preserve">Technical strategy ownership in ambiguous problem spaces; cross-functional alignment from engineering to executive stakeholders; mentorship and technical leveling of engineering teams.</w:t>
+      </w:r>
+    </w:p>
+    <w:p>
+      <w:pPr>
+        <w:pStyle w:val="BodyText"/>
+      </w:pPr>
+      <w:r>
+        <w:rPr>
+          <w:b/>
+          <w:bCs/>
+        </w:rPr>
+        <w:t xml:space="preserve">Communication:</w:t>
+      </w:r>
+      <w:r>
+        <w:t xml:space="preserve"> </w:t>
+      </w:r>
+      <w:r>
+        <w:t xml:space="preserve">Translating technical tradeoffs into clear recommendations for non-technical decision-makers; trusted advisor role in AI adoption for regulated domains; rapidly acquiring domain knowledge (epidemiology, global health) and translating it into production requirements.</w:t>
+      </w:r>
+    </w:p>
+    <w:p>
+      <w:pPr>
+        <w:pStyle w:val="BodyText"/>
+      </w:pPr>
+      <w:r>
+        <w:rPr>
+          <w:b/>
+          <w:bCs/>
+        </w:rPr>
+        <w:t xml:space="preserve">Professional:</w:t>
+      </w:r>
+      <w:r>
+        <w:t xml:space="preserve"> </w:t>
+      </w:r>
+      <w:r>
+        <w:t xml:space="preserve">Security-first mindset; responsible AI and data privacy focus; bias toward measurable outcomes over process.</w:t>
       </w:r>
     </w:p>
     <w:p>

--- a/resume/resume.docx
+++ b/resume/resume.docx
@@ -323,6 +323,34 @@
       </w:pPr>
       <w:r>
         <w:t xml:space="preserve">Designed and operate a multi-agent assistant system with supervisor orchestration: primary agent routes tasks to specialized agents (code, legal, research) by type and cost. Async delegation pattern maps to LangGraph interrupt/resume. Each agent is tool-augmented with typed input/output schemas.</w:t>
+      </w:r>
+    </w:p>
+    <w:p>
+      <w:pPr>
+        <w:pStyle w:val="Heading3"/>
+      </w:pPr>
+      <w:r>
+        <w:t xml:space="preserve">Semantic Analysis Platform</w:t>
+      </w:r>
+    </w:p>
+    <w:p>
+      <w:pPr>
+        <w:pStyle w:val="FirstParagraph"/>
+      </w:pPr>
+      <w:r>
+        <w:rPr>
+          <w:i/>
+          <w:iCs/>
+        </w:rPr>
+        <w:t xml:space="preserve">2026 - Present</w:t>
+      </w:r>
+    </w:p>
+    <w:p>
+      <w:pPr>
+        <w:pStyle w:val="BodyText"/>
+      </w:pPr>
+      <w:r>
+        <w:t xml:space="preserve">Built a full-stack document intelligence platform for multi-source ingestion, semantic analysis, and knowledge mapping. FastAPI backend + React frontend; ingests URLs, PDFs, and text with automated AI suspicion and quality ratings post-ingest. LLM pipeline performs semantic chunking by logical section (chapter/article boundaries), extracts concept graphs per section, merges partial graphs with deduplication, and runs a consolidation pass for semantic synonym resolution, covering 100% of the document. Fact-check feature extracts verifiable claims, queries Perplexity, and feeds results back into the quality score. Three synchronized views (concept map, chat, document) over the same content, with bidirectional highlight and navigation between views.</w:t>
       </w:r>
     </w:p>
     <w:p>

--- a/resume/resume.docx
+++ b/resume/resume.docx
@@ -126,7 +126,7 @@
         <w:t xml:space="preserve"> </w:t>
       </w:r>
       <w:r>
-        <w:t xml:space="preserve">LLMs, AI agents, multi-agent systems, RAG, NLP (natural language processing), intelligent automation, MLOps; OpenAI SDK, Anthropic Claude SDK, Azure OpenAI, Azure AI Foundry; LangChain, LangGraph; local LLMs for prototyping; Databricks; prompt, context, and token optimization (FinOps for AI); model selection, evaluation, and A/B testing; AI guardrails and Responsible AI practices; document ingestion pipelines (multi-format: PDF, DOCX, email, OCR), recursive chunking, sentence-transformers embeddings, hybrid search (vector + BM25/RRF), sqlite-vec and pgvector; multi-agent supervisor orchestration patterns (LangGraph-equivalent: supervisor node, conditional routing, async interrupt/resume).</w:t>
+        <w:t xml:space="preserve">LLMs, AI agents, multi-agent systems, RAG, NLP (natural language processing), intelligent automation, MLOps; OpenAI SDK, Anthropic Claude SDK, Azure OpenAI, Azure AI Foundry; LangChain, LangGraph; knowledge graphs, semantic concept extraction; local LLMs for prototyping; Databricks; prompt, context, and token optimization (FinOps for AI); model selection, evaluation, and A/B testing; automated LLM-based quality scoring pipelines; AI guardrails and Responsible AI practices; document ingestion pipelines (multi-format: PDF, DOCX, email, OCR), recursive chunking, sentence-transformers embeddings, hybrid search (vector + BM25/RRF), sqlite-vec and pgvector; multi-agent supervisor orchestration patterns (LangGraph-equivalent: supervisor node, conditional routing, async interrupt/resume).</w:t>
       </w:r>
     </w:p>
     <w:p>
@@ -162,7 +162,7 @@
         <w:t xml:space="preserve"> </w:t>
       </w:r>
       <w:r>
-        <w:t xml:space="preserve">Python, C#, JavaScript, TypeScript, R, SQL, PowerShell.</w:t>
+        <w:t xml:space="preserve">Python, C#, JavaScript, TypeScript, React, R, SQL, PowerShell.</w:t>
       </w:r>
     </w:p>
     <w:p>

--- a/resume/resume.docx
+++ b/resume/resume.docx
@@ -87,6 +87,7 @@
         <w:fldChar w:fldCharType="end"/>
       </w:r>
     </w:p>
+    <w:bookmarkStart w:id="20" w:name="professional-summary"/>
     <w:p>
       <w:pPr>
         <w:pStyle w:val="Heading2"/>
@@ -103,6 +104,8 @@
         <w:t xml:space="preserve">Senior Software Engineer with 18+ years of experience across data engineering, AI systems, and cloud-native software. I design and deploy production-ready AI pipelines, data platforms, and decision-support tools - translating complex technical requirements into scalable, secure, and measurable outcomes. Experience spans global health research, enterprise software at Microsoft, and AI consulting for healthcare and finance.</w:t>
       </w:r>
     </w:p>
+    <w:bookmarkEnd w:id="20"/>
+    <w:bookmarkStart w:id="21" w:name="technical-skills"/>
     <w:p>
       <w:pPr>
         <w:pStyle w:val="Heading2"/>
@@ -219,6 +222,8 @@
         <w:t xml:space="preserve">Threat modeling, SAML, OAuth2.0, SSO; GDPR, CCPA, HIPAA; Linux systems administration and internals.</w:t>
       </w:r>
     </w:p>
+    <w:bookmarkEnd w:id="21"/>
+    <w:bookmarkStart w:id="22" w:name="soft-skills"/>
     <w:p>
       <w:pPr>
         <w:pStyle w:val="Heading2"/>
@@ -281,6 +286,8 @@
         <w:t xml:space="preserve">Security-first mindset; responsible AI and data privacy focus; bias toward measurable outcomes over process.</w:t>
       </w:r>
     </w:p>
+    <w:bookmarkEnd w:id="22"/>
+    <w:bookmarkStart w:id="25" w:name="personal-projects"/>
     <w:p>
       <w:pPr>
         <w:pStyle w:val="Heading2"/>
@@ -289,6 +296,7 @@
         <w:t xml:space="preserve">Personal Projects</w:t>
       </w:r>
     </w:p>
+    <w:bookmarkStart w:id="23" w:name="legal-document-intelligence-system"/>
     <w:p>
       <w:pPr>
         <w:pStyle w:val="Heading3"/>
@@ -325,6 +333,8 @@
         <w:t xml:space="preserve">Designed and operate a multi-agent assistant system with supervisor orchestration: primary agent routes tasks to specialized agents (code, legal, research) by type and cost. Async delegation pattern maps to LangGraph interrupt/resume. Each agent is tool-augmented with typed input/output schemas.</w:t>
       </w:r>
     </w:p>
+    <w:bookmarkEnd w:id="23"/>
+    <w:bookmarkStart w:id="24" w:name="semantic-analysis-platform"/>
     <w:p>
       <w:pPr>
         <w:pStyle w:val="Heading3"/>
@@ -353,6 +363,9 @@
         <w:t xml:space="preserve">Built a full-stack document intelligence platform for multi-source ingestion, semantic analysis, and knowledge mapping. FastAPI backend + React frontend; ingests URLs, PDFs, and text with automated AI suspicion and quality ratings post-ingest. LLM pipeline performs semantic chunking by logical section (chapter/article boundaries), extracts concept graphs per section, merges partial graphs with deduplication, and runs a consolidation pass for semantic synonym resolution, covering 100% of the document. Fact-check feature extracts verifiable claims, queries Perplexity, and feeds results back into the quality score. Three synchronized views (concept map, chat, document) over the same content, with bidirectional highlight and navigation between views.</w:t>
       </w:r>
     </w:p>
+    <w:bookmarkEnd w:id="24"/>
+    <w:bookmarkEnd w:id="25"/>
+    <w:bookmarkStart w:id="32" w:name="professional-experience"/>
     <w:p>
       <w:pPr>
         <w:pStyle w:val="Heading2"/>
@@ -361,6 +374,7 @@
         <w:t xml:space="preserve">Professional Experience</w:t>
       </w:r>
     </w:p>
+    <w:bookmarkStart w:id="26" w:name="Xc6017109b38614015dc2c3fdd8ef6df9bf793f8"/>
     <w:p>
       <w:pPr>
         <w:pStyle w:val="Heading3"/>
@@ -381,7 +395,7 @@
         <w:t xml:space="preserve">2025 - Current</w:t>
       </w:r>
       <w:r>
-        <w:t xml:space="preserve"> </w:t>
+        <w:br/>
       </w:r>
       <w:r>
         <w:rPr>
@@ -439,6 +453,8 @@
         <w:t xml:space="preserve">Led cross-functional technical planning across research, engineering, and operations - translating epidemiology requirements into production AI systems adopted by partner institutions.</w:t>
       </w:r>
     </w:p>
+    <w:bookmarkEnd w:id="26"/>
+    <w:bookmarkStart w:id="27" w:name="X39f03197cbc69a75f21cfe3597972cd5a895ff9"/>
     <w:p>
       <w:pPr>
         <w:pStyle w:val="Heading3"/>
@@ -459,7 +475,7 @@
         <w:t xml:space="preserve">2025 - Current</w:t>
       </w:r>
       <w:r>
-        <w:t xml:space="preserve"> </w:t>
+        <w:br/>
       </w:r>
       <w:r>
         <w:rPr>
@@ -505,6 +521,8 @@
         <w:t xml:space="preserve">Delivered secure, scalable, and compliant AI solutions for workflow automation, translating ambiguous business requirements into actionable technical plans with measurable outcomes.</w:t>
       </w:r>
     </w:p>
+    <w:bookmarkEnd w:id="27"/>
+    <w:bookmarkStart w:id="28" w:name="software-engineer-ii---microsoft"/>
     <w:p>
       <w:pPr>
         <w:pStyle w:val="Heading3"/>
@@ -525,7 +543,7 @@
         <w:t xml:space="preserve">2019 - 2025</w:t>
       </w:r>
       <w:r>
-        <w:t xml:space="preserve"> </w:t>
+        <w:br/>
       </w:r>
       <w:r>
         <w:rPr>
@@ -583,6 +601,8 @@
         <w:t xml:space="preserve">Conducted threat modeling and implemented zero-trust security strategies to protect critical services and sensitive customer data; managed incident response for high-priority production outages.</w:t>
       </w:r>
     </w:p>
+    <w:bookmarkEnd w:id="28"/>
+    <w:bookmarkStart w:id="29" w:name="X38924617e4cf1fe11e1de1378b9ae19fccf2db2"/>
     <w:p>
       <w:pPr>
         <w:pStyle w:val="Heading3"/>
@@ -625,6 +645,8 @@
         <w:t xml:space="preserve">Built secure, high-throughput cloud applications at Microsoft’s Core Platform Engineering Group: APIs and microservices, vulnerability mitigation, data privacy compliance, DevOps, and security hardening.</w:t>
       </w:r>
     </w:p>
+    <w:bookmarkEnd w:id="29"/>
+    <w:bookmarkStart w:id="30" w:name="software-engineer---getty-images"/>
     <w:p>
       <w:pPr>
         <w:pStyle w:val="Heading3"/>
@@ -667,6 +689,8 @@
         <w:t xml:space="preserve">Developed and tested web services and databases for financial data processing and royalty calculations: .NET, relational databases, message brokers, monitoring platforms, CI/CD, and on-call engineering support.</w:t>
       </w:r>
     </w:p>
+    <w:bookmarkEnd w:id="30"/>
+    <w:bookmarkStart w:id="31" w:name="X3d8dd5588cd264e0a83aaa77526a1bb34805905"/>
     <w:p>
       <w:pPr>
         <w:pStyle w:val="Heading3"/>
@@ -687,7 +711,7 @@
         <w:t xml:space="preserve">2007 - 2012</w:t>
       </w:r>
       <w:r>
-        <w:t xml:space="preserve"> </w:t>
+        <w:br/>
       </w:r>
       <w:r>
         <w:rPr>
@@ -705,6 +729,9 @@
         <w:t xml:space="preserve">Designed and executed automated test suites for web, mobile, and desktop products at Fortune 100 technology clients. Built unit and integration test frameworks, wrote test plans, and led offshore and on-site QA teams.</w:t>
       </w:r>
     </w:p>
+    <w:bookmarkEnd w:id="31"/>
+    <w:bookmarkEnd w:id="32"/>
+    <w:bookmarkStart w:id="34" w:name="education"/>
     <w:p>
       <w:pPr>
         <w:pStyle w:val="Heading2"/>
@@ -713,6 +740,7 @@
         <w:t xml:space="preserve">Education</w:t>
       </w:r>
     </w:p>
+    <w:bookmarkStart w:id="33" w:name="X7b95d8729012f59fd715cc6ccfd4ef5013598cc"/>
     <w:p>
       <w:pPr>
         <w:pStyle w:val="Heading3"/>
@@ -729,6 +757,9 @@
         <w:t xml:space="preserve">Universidad del Valle de Guatemala</w:t>
       </w:r>
     </w:p>
+    <w:bookmarkEnd w:id="33"/>
+    <w:bookmarkEnd w:id="34"/>
+    <w:bookmarkStart w:id="35" w:name="certifications"/>
     <w:p>
       <w:pPr>
         <w:pStyle w:val="Heading2"/>
@@ -785,6 +816,7 @@
         <w:t xml:space="preserve">Telecommunications and Networks, America Movil</w:t>
       </w:r>
     </w:p>
+    <w:bookmarkEnd w:id="35"/>
     <w:sectPr>
       <w:pgSz w:h="15840" w:w="12240"/>
       <w:pgMar w:bottom="720" w:footer="720" w:gutter="0" w:header="720" w:left="720" w:right="720" w:top="720"/>

--- a/resume/resume.docx
+++ b/resume/resume.docx
@@ -101,7 +101,7 @@
         <w:pStyle w:val="FirstParagraph"/>
       </w:pPr>
       <w:r>
-        <w:t xml:space="preserve">Senior Software Engineer with 18+ years of experience across data engineering, AI systems, and cloud-native software. I design and deploy production-ready AI pipelines, data platforms, and decision-support tools - translating complex technical requirements into scalable, secure, and measurable outcomes. Experience spans global health research, enterprise software at Microsoft, and AI consulting for healthcare and finance.</w:t>
+        <w:t xml:space="preserve">Senior Software Engineer with 18+ years of experience across, AI systems, data engineering, and cloud-native software. I design and deploy production-ready AI pipelines, data platforms, and decision-support tools - translating complex technical requirements into scalable, secure, and measurable outcomes. Experience spans global health research, enterprise software at Microsoft, and AI consulting for healthcare and finance.</w:t>
       </w:r>
     </w:p>
     <w:bookmarkEnd w:id="20"/>
@@ -129,7 +129,7 @@
         <w:t xml:space="preserve"> </w:t>
       </w:r>
       <w:r>
-        <w:t xml:space="preserve">LLMs, AI agents, multi-agent systems, RAG, NLP (natural language processing), intelligent automation, MLOps; OpenAI SDK, Anthropic Claude SDK, Azure OpenAI, Azure AI Foundry; LangChain, LangGraph; knowledge graphs, semantic concept extraction; local LLMs for prototyping; Databricks; prompt, context, and token optimization (FinOps for AI); model selection, evaluation, and A/B testing; automated LLM-based quality scoring pipelines; AI guardrails and Responsible AI practices; document ingestion pipelines (multi-format: PDF, DOCX, email, OCR), recursive chunking, sentence-transformers embeddings, hybrid search (vector + BM25/RRF), sqlite-vec and pgvector; multi-agent supervisor orchestration patterns (LangGraph-equivalent: supervisor node, conditional routing, async interrupt/resume).</w:t>
+        <w:t xml:space="preserve">LLMs, AI agents, multi-agent systems, RAG, NLP (natural language processing), intelligent automation, MLOps; OpenAI SDK, Anthropic Claude SDK, Azure OpenAI, Azure AI Foundry; LangChain, LangGraph; knowledge graphs, semantic concept extraction; local LLMs for prototyping; Databricks; prompt, context, and token optimization (FinOps for AI); model selection, evaluation, and A/B testing; automated LLM-based quality scoring pipelines; AI guardrails and Responsible AI practices; document ingestion pipelines (multi-format: PDF, image, DOCX, text, OCR), recursive chunking, sentence-transformers embeddings, hybrid search (vector + BM25/RRF), sqlite-vec and pgvector; multi-agent supervisor orchestration patterns (LangGraph-equivalent: supervisor node, conditional routing, async interrupt/resume).</w:t>
       </w:r>
     </w:p>
     <w:p>
@@ -265,7 +265,7 @@
         <w:t xml:space="preserve"> </w:t>
       </w:r>
       <w:r>
-        <w:t xml:space="preserve">Translating technical tradeoffs into clear recommendations for non-technical decision-makers; trusted advisor role in AI adoption for regulated domains; rapidly acquiring domain knowledge (epidemiology, global health) and translating it into production requirements.</w:t>
+        <w:t xml:space="preserve">Translating technical tradeoffs into clear recommendations for non-technical decision-makers; trusted advisor role in AI adoption for regulated domains; rapidly acquiring domain knowledge (customer support, epidemiology, global health) and translating it into production requirements.</w:t>
       </w:r>
     </w:p>
     <w:p>
@@ -322,7 +322,7 @@
         <w:pStyle w:val="BodyText"/>
       </w:pPr>
       <w:r>
-        <w:t xml:space="preserve">Built a production RAG pipeline for legal document analysis: Gmail API and OneDrive source connectors, multi-format extraction (PDF, DOCX, EML, XLSX, OCR), classification-first metadata enrichment, recursive chunking tuned for legal prose, sentence-transformers embeddings (768 dims), and semantic search with sqlite-vec. Benchmarked chunk-level vs single-doc retrieval: chunk strategy scores 13% higher precision (0.538 vs 0.475 avg similarity) with only 42% result overlap, confirming chunks surface passage-level relevance that document-level embeddings miss. 314 documents, 4,391 chunks, sub-200ms queries.</w:t>
+        <w:t xml:space="preserve">Built a production RAG pipeline for legal document analysis: Google and MS Graph API source connectors, multi-format extraction (PDF, DOCX, EML, JPG, XLSX, OCR), classification-first metadata enrichment, recursive chunking tuned for legal prose, sentence-transformers embeddings (768 dims), and semantic search with sqlite-vec. Benchmarked chunk-level vs single-doc retrieval: chunk strategy scores 13% higher precision (0.538 vs 0.475 avg similarity) with only 42% result overlap, confirming chunks surface passage-level relevance that document-level embeddings miss. 314 documents, 4,391 chunks, sub-200ms queries. Optimized for maximum read-dache tokens.</w:t>
       </w:r>
     </w:p>
     <w:p>
